--- a/output/report/CSCI435_Project_Report.docx
+++ b/output/report/CSCI435_Project_Report.docx
@@ -189,7 +189,7 @@
         <w:t xml:space="preserve">Key outcome. </w:t>
       </w:r>
       <w:r>
-        <w:t>The executed notebook measured 92.5% mean precision, 88.1% recall and 89.8% F1 across seven scene conditions. The full still-frame pipeline averaged 74.2 FPS (13.5 ms), exceeding the 10 FPS requirement.</w:t>
+        <w:t>The executed notebook measured 93.0% mean precision, 94.6% recall and 93.1% F1 across seven scene conditions. The full still-frame pipeline averaged 50.1 FPS (20.0 ms), exceeding the 10 FPS requirement.</w:t>
       </w:r>
     </w:p>
     <w:p>
@@ -544,7 +544,7 @@
     </w:p>
     <w:p>
       <w:r>
-        <w:t>HSV thresholds form red, yellow and green proposal masks. Opening removes isolated pixels and closing joins small gaps. Contours below 300 pixels or outside broad aspect-ratio limits are rejected. Each remaining object is centred on a neutral 96 x 96 canvas at a fixed foreground scale. This canonicalisation solved an important training/inference mismatch: the recogniser now sees the same object scale during both phases. Proposal masks come from the enhanced frame, while recognition uses pre-enhancement validated pixels to preserve the training appearance distribution.</w:t>
+        <w:t>HSV thresholds form red, yellow and green proposal masks. Opening removes isolated pixels and closing joins small gaps. Original and enhanced pixels are both searched using separate colour masks so a dominant single colour cannot be lost during balancing and adjacent marker colours cannot merge. Contours below 300 pixels or outside broad aspect-ratio limits are rejected. Each remaining object is centred on a neutral 96 x 96 canvas at a fixed foreground scale. This canonicalisation solved an important training/inference mismatch: the recogniser now sees the same object scale during both phases. Proposal masks are classified by the SVM using pre-enhancement validated pixels to preserve the training appearance distribution. When the synthetic crop model is uncertain, a conservative fusion rule checks canonical evidence: red octagonal regions with a bright symbol support stop, yellow triangular regions support warning, and green circular regions with a bright internal symbol support safe. This recovered real-style examples without replacing the learned model.</w:t>
       </w:r>
     </w:p>
     <w:p>
@@ -943,7 +943,7 @@
                 <w:b w:val="0"/>
                 <w:sz w:val="17"/>
               </w:rPr>
-              <w:t>0.100</w:t>
+              <w:t>0.105</w:t>
             </w:r>
           </w:p>
         </w:tc>
@@ -969,7 +969,7 @@
                 <w:b w:val="0"/>
                 <w:sz w:val="17"/>
               </w:rPr>
-              <w:t>0.078</w:t>
+              <w:t>0.070</w:t>
             </w:r>
           </w:p>
         </w:tc>
@@ -1052,7 +1052,7 @@
                 <w:b w:val="0"/>
                 <w:sz w:val="17"/>
               </w:rPr>
-              <w:t>0.188</w:t>
+              <w:t>0.168</w:t>
             </w:r>
           </w:p>
         </w:tc>
@@ -1078,7 +1078,7 @@
                 <w:b w:val="0"/>
                 <w:sz w:val="17"/>
               </w:rPr>
-              <w:t>0.168</w:t>
+              <w:t>0.193</w:t>
             </w:r>
           </w:p>
         </w:tc>
@@ -1161,7 +1161,7 @@
                 <w:b w:val="0"/>
                 <w:sz w:val="17"/>
               </w:rPr>
-              <w:t>0.004</w:t>
+              <w:t>0.005</w:t>
             </w:r>
           </w:p>
         </w:tc>
@@ -1187,7 +1187,7 @@
                 <w:b w:val="0"/>
                 <w:sz w:val="17"/>
               </w:rPr>
-              <w:t>0.363</w:t>
+              <w:t>9.172</w:t>
             </w:r>
           </w:p>
         </w:tc>
@@ -1573,7 +1573,7 @@
                 <w:b w:val="0"/>
                 <w:sz w:val="16"/>
               </w:rPr>
-              <w:t>95.8%</w:t>
+              <w:t>100.0%</w:t>
             </w:r>
           </w:p>
         </w:tc>
@@ -1599,7 +1599,7 @@
                 <w:b w:val="0"/>
                 <w:sz w:val="16"/>
               </w:rPr>
-              <w:t>97.9%</w:t>
+              <w:t>100.0%</w:t>
             </w:r>
           </w:p>
         </w:tc>
@@ -1625,7 +1625,7 @@
                 <w:b w:val="0"/>
                 <w:sz w:val="16"/>
               </w:rPr>
-              <w:t>0.762</w:t>
+              <w:t>0.765</w:t>
             </w:r>
           </w:p>
         </w:tc>
@@ -1708,7 +1708,7 @@
                 <w:b w:val="0"/>
                 <w:sz w:val="16"/>
               </w:rPr>
-              <w:t>95.2%</w:t>
+              <w:t>95.5%</w:t>
             </w:r>
           </w:p>
         </w:tc>
@@ -1734,7 +1734,7 @@
                 <w:b w:val="0"/>
                 <w:sz w:val="16"/>
               </w:rPr>
-              <w:t>83.3%</w:t>
+              <w:t>87.5%</w:t>
             </w:r>
           </w:p>
         </w:tc>
@@ -1760,7 +1760,7 @@
                 <w:b w:val="0"/>
                 <w:sz w:val="16"/>
               </w:rPr>
-              <w:t>88.9%</w:t>
+              <w:t>91.3%</w:t>
             </w:r>
           </w:p>
         </w:tc>
@@ -1786,7 +1786,7 @@
                 <w:b w:val="0"/>
                 <w:sz w:val="16"/>
               </w:rPr>
-              <w:t>0.725</w:t>
+              <w:t>0.727</w:t>
             </w:r>
           </w:p>
         </w:tc>
@@ -1869,7 +1869,7 @@
                 <w:b w:val="0"/>
                 <w:sz w:val="16"/>
               </w:rPr>
-              <w:t>90.0%</w:t>
+              <w:t>100.0%</w:t>
             </w:r>
           </w:p>
         </w:tc>
@@ -1895,7 +1895,7 @@
                 <w:b w:val="0"/>
                 <w:sz w:val="16"/>
               </w:rPr>
-              <w:t>75.0%</w:t>
+              <w:t>100.0%</w:t>
             </w:r>
           </w:p>
         </w:tc>
@@ -1921,7 +1921,7 @@
                 <w:b w:val="0"/>
                 <w:sz w:val="16"/>
               </w:rPr>
-              <w:t>81.8%</w:t>
+              <w:t>100.0%</w:t>
             </w:r>
           </w:p>
         </w:tc>
@@ -1947,7 +1947,7 @@
                 <w:b w:val="0"/>
                 <w:sz w:val="16"/>
               </w:rPr>
-              <w:t>0.774</w:t>
+              <w:t>0.770</w:t>
             </w:r>
           </w:p>
         </w:tc>
@@ -2108,7 +2108,7 @@
                 <w:b w:val="0"/>
                 <w:sz w:val="16"/>
               </w:rPr>
-              <w:t>0.795</w:t>
+              <w:t>0.803</w:t>
             </w:r>
           </w:p>
         </w:tc>
@@ -2269,7 +2269,7 @@
                 <w:b w:val="0"/>
                 <w:sz w:val="16"/>
               </w:rPr>
-              <w:t>0.757</w:t>
+              <w:t>0.752</w:t>
             </w:r>
           </w:p>
         </w:tc>
@@ -2352,7 +2352,7 @@
                 <w:b w:val="0"/>
                 <w:sz w:val="16"/>
               </w:rPr>
-              <w:t>94.7%</w:t>
+              <w:t>95.0%</w:t>
             </w:r>
           </w:p>
         </w:tc>
@@ -2378,7 +2378,7 @@
                 <w:b w:val="0"/>
                 <w:sz w:val="16"/>
               </w:rPr>
-              <w:t>75.0%</w:t>
+              <w:t>79.2%</w:t>
             </w:r>
           </w:p>
         </w:tc>
@@ -2404,7 +2404,7 @@
                 <w:b w:val="0"/>
                 <w:sz w:val="16"/>
               </w:rPr>
-              <w:t>83.7%</w:t>
+              <w:t>86.4%</w:t>
             </w:r>
           </w:p>
         </w:tc>
@@ -2430,7 +2430,7 @@
                 <w:b w:val="0"/>
                 <w:sz w:val="16"/>
               </w:rPr>
-              <w:t>0.714</w:t>
+              <w:t>0.724</w:t>
             </w:r>
           </w:p>
         </w:tc>
@@ -2513,7 +2513,7 @@
                 <w:b w:val="0"/>
                 <w:sz w:val="16"/>
               </w:rPr>
-              <w:t>67.7%</w:t>
+              <w:t>60.5%</w:t>
             </w:r>
           </w:p>
         </w:tc>
@@ -2539,7 +2539,7 @@
                 <w:b w:val="0"/>
                 <w:sz w:val="16"/>
               </w:rPr>
-              <w:t>87.5%</w:t>
+              <w:t>95.8%</w:t>
             </w:r>
           </w:p>
         </w:tc>
@@ -2565,7 +2565,7 @@
                 <w:b w:val="0"/>
                 <w:sz w:val="16"/>
               </w:rPr>
-              <w:t>76.4%</w:t>
+              <w:t>74.2%</w:t>
             </w:r>
           </w:p>
         </w:tc>
@@ -2591,7 +2591,7 @@
                 <w:b w:val="0"/>
                 <w:sz w:val="16"/>
               </w:rPr>
-              <w:t>0.745</w:t>
+              <w:t>0.750</w:t>
             </w:r>
           </w:p>
         </w:tc>
@@ -2635,7 +2635,7 @@
     </w:p>
     <w:p>
       <w:r>
-        <w:t>Across the seven conditions, mean precision was 92.5%, mean recall was 88.1% and mean F1 was 89.8%. Blurred and noisy generated scenes reached perfect detection scores in this run. Rotated, occluded and cluttered scenes were harder. Clutter reduced precision because saturated distractors sometimes survived proposal filtering; rotated and occluded targets mainly reduced recall. This pattern is consistent with the proposal/classification design.</w:t>
+        <w:t>Across the seven conditions, mean precision was 93.0%, mean recall was 94.6% and mean F1 was 93.1%. Blurred and noisy generated scenes reached perfect detection scores in this run. Rotated, occluded and cluttered scenes were harder. Clutter reduced precision because saturated distractors sometimes survived proposal filtering; rotated and occluded targets mainly reduced recall. This pattern is consistent with the proposal/classification design.</w:t>
       </w:r>
     </w:p>
     <w:p>
@@ -2821,7 +2821,7 @@
                 <w:b w:val="0"/>
                 <w:sz w:val="18"/>
               </w:rPr>
-              <w:t>13.47 ms</w:t>
+              <w:t>19.96 ms</w:t>
             </w:r>
           </w:p>
         </w:tc>
@@ -2878,7 +2878,7 @@
                 <w:b w:val="0"/>
                 <w:sz w:val="18"/>
               </w:rPr>
-              <w:t>13.57 ms</w:t>
+              <w:t>19.70 ms</w:t>
             </w:r>
           </w:p>
         </w:tc>
@@ -2935,7 +2935,7 @@
                 <w:b w:val="0"/>
                 <w:sz w:val="18"/>
               </w:rPr>
-              <w:t>15.08 ms</w:t>
+              <w:t>21.74 ms</w:t>
             </w:r>
           </w:p>
         </w:tc>
@@ -2992,7 +2992,7 @@
                 <w:b w:val="0"/>
                 <w:sz w:val="18"/>
               </w:rPr>
-              <w:t>74.23 FPS</w:t>
+              <w:t>50.09 FPS</w:t>
             </w:r>
           </w:p>
         </w:tc>
@@ -3049,7 +3049,7 @@
                 <w:b w:val="0"/>
                 <w:sz w:val="18"/>
               </w:rPr>
-              <w:t>13.27 ms/frame</w:t>
+              <w:t>16.75 ms/frame</w:t>
             </w:r>
           </w:p>
         </w:tc>
@@ -3106,7 +3106,7 @@
                 <w:b w:val="0"/>
                 <w:sz w:val="18"/>
               </w:rPr>
-              <w:t>75.36 FPS</w:t>
+              <w:t>59.72 FPS</w:t>
             </w:r>
           </w:p>
         </w:tc>
@@ -3201,7 +3201,7 @@
       <w:r>
         <w:drawing>
           <wp:inline xmlns:a="http://schemas.openxmlformats.org/drawingml/2006/main" xmlns:pic="http://schemas.openxmlformats.org/drawingml/2006/picture">
-            <wp:extent cx="5623560" cy="3911059"/>
+            <wp:extent cx="5623560" cy="3913025"/>
             <wp:docPr id="6" name="Picture 6" descr="Four-panel qualitative output showing the original scene, enhanced scene, Canny overlay and detected stop, warning and safe markers." title="Four-panel qualitative output showing the original scene, enhanced scene, Canny overlay and detected stop, warning and safe markers."/>
             <wp:cNvGraphicFramePr>
               <a:graphicFrameLocks noChangeAspect="1"/>
@@ -3222,7 +3222,7 @@
                   <pic:spPr>
                     <a:xfrm>
                       <a:off x="0" y="0"/>
-                      <a:ext cx="5623560" cy="3911059"/>
+                      <a:ext cx="5623560" cy="3913025"/>
                     </a:xfrm>
                     <a:prstGeom prst="rect"/>
                   </pic:spPr>
@@ -3290,6 +3290,15 @@
       </w:pPr>
       <w:r>
         <w:t>Cluttered scene: false positives are measured rather than removed from the reported results.</w:t>
+      </w:r>
+    </w:p>
+    <w:p>
+      <w:pPr>
+        <w:pStyle w:val="ListBullet"/>
+        <w:keepLines/>
+      </w:pPr>
+      <w:r>
+        <w:t>Supplied real-style regression images: stop detected at 98.0% and safe detected at 94.6%.</w:t>
       </w:r>
     </w:p>
     <w:p>
@@ -4984,7 +4993,7 @@
                 <w:b w:val="0"/>
                 <w:sz w:val="16"/>
               </w:rPr>
-              <w:t>74.2 FPS measured versus 10 FPS requirement; Table 3.</w:t>
+              <w:t>50.1 FPS measured versus 10 FPS requirement; Table 3.</w:t>
             </w:r>
           </w:p>
         </w:tc>

--- a/output/report/CSCI435_Project_Report.docx
+++ b/output/report/CSCI435_Project_Report.docx
@@ -47,6 +47,10 @@
       <w:pPr>
         <w:spacing w:after="720"/>
         <w:jc w:val="center"/>
+        <w:rPr>
+          <w:color w:val="1F4D78"/>
+          <w:sz w:val="28"/>
+        </w:rPr>
       </w:pPr>
       <w:r>
         <w:rPr>
@@ -54,6 +58,26 @@
           <w:sz w:val="28"/>
         </w:rPr>
         <w:t>An Integrated Computer Vision Application for Accessible Scene Guidance</w:t>
+      </w:r>
+    </w:p>
+    <w:p>
+      <w:pPr>
+        <w:spacing w:after="720"/>
+        <w:jc w:val="center"/>
+      </w:pPr>
+      <w:r>
+        <w:rPr>
+          <w:color w:val="1F4D78"/>
+          <w:sz w:val="28"/>
+        </w:rPr>
+        <w:t xml:space="preserve">GITHUB REPO - </w:t>
+      </w:r>
+      <w:r>
+        <w:rPr>
+          <w:color w:val="1F4D78"/>
+          <w:sz w:val="28"/>
+        </w:rPr>
+        <w:t>https://github.com/NXRJ/CSIT435-Project</w:t>
       </w:r>
     </w:p>
     <w:p>
@@ -6561,6 +6585,7 @@
   <w:style w:type="character" w:default="1" w:styleId="DefaultParagraphFont">
     <w:name w:val="Default Paragraph Font"/>
     <w:uiPriority w:val="1"/>
+    <w:semiHidden/>
     <w:unhideWhenUsed/>
   </w:style>
   <w:style w:type="table" w:default="1" w:styleId="TableNormal">

--- a/output/report/CSCI435_Project_Report.docx
+++ b/output/report/CSCI435_Project_Report.docx
@@ -4,43 +4,82 @@
   <w:body>
     <w:p>
       <w:pPr>
-        <w:spacing w:after="1440"/>
-      </w:pPr>
+        <w:spacing w:after="280"/>
+        <w:jc w:val="center"/>
+        <w:rPr>
+          <w:rFonts w:ascii="Times New Roman" w:hAnsi="Times New Roman" w:cs="Times New Roman"/>
+          <w:color w:val="000000" w:themeColor="text1"/>
+        </w:rPr>
+      </w:pPr>
+      <w:r>
+        <w:rPr>
+          <w:rFonts w:ascii="Times New Roman" w:hAnsi="Times New Roman" w:cs="Times New Roman"/>
+          <w:b/>
+          <w:color w:val="000000" w:themeColor="text1"/>
+        </w:rPr>
+        <w:t>U</w:t>
+      </w:r>
+      <w:r>
+        <w:rPr>
+          <w:rFonts w:ascii="Times New Roman" w:hAnsi="Times New Roman" w:cs="Times New Roman"/>
+          <w:b/>
+          <w:color w:val="000000" w:themeColor="text1"/>
+        </w:rPr>
+        <w:t>NIVERSITY OF WOLLONGONG IN DUBAI</w:t>
+      </w:r>
     </w:p>
     <w:p>
       <w:pPr>
-        <w:spacing w:after="280"/>
-        <w:jc w:val="center"/>
-      </w:pPr>
-      <w:r>
-        <w:rPr>
+        <w:spacing w:after="180"/>
+        <w:rPr>
+          <w:rFonts w:ascii="Times New Roman" w:hAnsi="Times New Roman" w:cs="Times New Roman"/>
           <w:b/>
-          <w:color w:val="2E74B5"/>
-        </w:rPr>
-        <w:t>UNIVERSITY OF WOLLONGONG IN DUBAI</w:t>
-      </w:r>
+          <w:color w:val="000000" w:themeColor="text1"/>
+          <w:sz w:val="58"/>
+        </w:rPr>
+      </w:pPr>
     </w:p>
     <w:p>
       <w:pPr>
         <w:spacing w:after="180"/>
         <w:jc w:val="center"/>
-      </w:pPr>
-      <w:r>
-        <w:rPr>
+        <w:rPr>
+          <w:rFonts w:ascii="Times New Roman" w:hAnsi="Times New Roman" w:cs="Times New Roman"/>
+          <w:color w:val="000000" w:themeColor="text1"/>
+          <w:sz w:val="48"/>
+          <w:szCs w:val="48"/>
+        </w:rPr>
+      </w:pPr>
+      <w:r>
+        <w:rPr>
+          <w:rFonts w:ascii="Times New Roman" w:hAnsi="Times New Roman" w:cs="Times New Roman"/>
           <w:b/>
-          <w:color w:val="17324D"/>
-          <w:sz w:val="58"/>
+          <w:color w:val="000000" w:themeColor="text1"/>
+          <w:sz w:val="48"/>
+          <w:szCs w:val="16"/>
         </w:rPr>
         <w:t>Accessibility Scene</w:t>
       </w:r>
       <w:r>
         <w:rPr>
+          <w:rFonts w:ascii="Times New Roman" w:hAnsi="Times New Roman" w:cs="Times New Roman"/>
           <w:b/>
-          <w:color w:val="17324D"/>
-          <w:sz w:val="58"/>
+          <w:color w:val="000000" w:themeColor="text1"/>
+          <w:sz w:val="48"/>
+          <w:szCs w:val="16"/>
         </w:rPr>
         <w:br/>
-        <w:t>Hazard Assistant</w:t>
+        <w:t xml:space="preserve">Hazard </w:t>
+      </w:r>
+      <w:r>
+        <w:rPr>
+          <w:rFonts w:ascii="Times New Roman" w:hAnsi="Times New Roman" w:cs="Times New Roman"/>
+          <w:b/>
+          <w:color w:val="000000" w:themeColor="text1"/>
+          <w:sz w:val="48"/>
+          <w:szCs w:val="48"/>
+        </w:rPr>
+        <w:t>Assistant</w:t>
       </w:r>
     </w:p>
     <w:p>
@@ -48,13 +87,14 @@
         <w:spacing w:after="720"/>
         <w:jc w:val="center"/>
         <w:rPr>
-          <w:color w:val="1F4D78"/>
-          <w:sz w:val="28"/>
-        </w:rPr>
-      </w:pPr>
-      <w:r>
-        <w:rPr>
-          <w:color w:val="1F4D78"/>
+          <w:rFonts w:ascii="Times New Roman" w:hAnsi="Times New Roman" w:cs="Times New Roman"/>
+          <w:color w:val="000000" w:themeColor="text1"/>
+        </w:rPr>
+      </w:pPr>
+      <w:r>
+        <w:rPr>
+          <w:rFonts w:ascii="Times New Roman" w:hAnsi="Times New Roman" w:cs="Times New Roman"/>
+          <w:color w:val="000000" w:themeColor="text1"/>
           <w:sz w:val="28"/>
         </w:rPr>
         <w:t>An Integrated Computer Vision Application for Accessible Scene Guidance</w:t>
@@ -62,97 +102,194 @@
     </w:p>
     <w:p>
       <w:pPr>
-        <w:spacing w:after="720"/>
+        <w:spacing w:after="560"/>
         <w:jc w:val="center"/>
-      </w:pPr>
-      <w:r>
-        <w:rPr>
-          <w:color w:val="1F4D78"/>
-          <w:sz w:val="28"/>
-        </w:rPr>
-        <w:t xml:space="preserve">GITHUB REPO - </w:t>
-      </w:r>
-      <w:r>
-        <w:rPr>
-          <w:color w:val="1F4D78"/>
-          <w:sz w:val="28"/>
-        </w:rPr>
-        <w:t>https://github.com/NXRJ/CSIT435-Project</w:t>
+        <w:rPr>
+          <w:rFonts w:ascii="Times New Roman" w:hAnsi="Times New Roman" w:cs="Times New Roman"/>
+          <w:color w:val="000000" w:themeColor="text1"/>
+        </w:rPr>
+      </w:pPr>
+      <w:r>
+        <w:rPr>
+          <w:rFonts w:ascii="Times New Roman" w:hAnsi="Times New Roman" w:cs="Times New Roman"/>
+          <w:b/>
+          <w:color w:val="000000" w:themeColor="text1"/>
+        </w:rPr>
+        <w:t>CSCI435 - Computer Vision Algorithms and Systems</w:t>
+      </w:r>
+      <w:r>
+        <w:rPr>
+          <w:rFonts w:ascii="Times New Roman" w:hAnsi="Times New Roman" w:cs="Times New Roman"/>
+          <w:b/>
+          <w:color w:val="000000" w:themeColor="text1"/>
+        </w:rPr>
+        <w:br/>
+        <w:t>Spring 2026</w:t>
       </w:r>
     </w:p>
     <w:p>
       <w:pPr>
-        <w:spacing w:after="560"/>
+        <w:spacing w:after="40"/>
         <w:jc w:val="center"/>
-      </w:pPr>
-      <w:r>
-        <w:rPr>
-          <w:b/>
-          <w:color w:val="17324D"/>
-          <w:sz w:val="23"/>
-        </w:rPr>
-        <w:t>CSCI435 - Computer Vision Algorithms and Systems</w:t>
-      </w:r>
-      <w:r>
-        <w:rPr>
-          <w:b/>
-          <w:color w:val="17324D"/>
-          <w:sz w:val="23"/>
-        </w:rPr>
-        <w:br/>
-        <w:t>Spring 2026</w:t>
+        <w:rPr>
+          <w:rFonts w:ascii="Times New Roman" w:hAnsi="Times New Roman" w:cs="Times New Roman"/>
+          <w:color w:val="000000" w:themeColor="text1"/>
+        </w:rPr>
+      </w:pPr>
+      <w:r>
+        <w:rPr>
+          <w:rFonts w:ascii="Times New Roman" w:hAnsi="Times New Roman" w:cs="Times New Roman"/>
+          <w:color w:val="000000" w:themeColor="text1"/>
+        </w:rPr>
+        <w:t xml:space="preserve">Mehdi </w:t>
+      </w:r>
+      <w:proofErr w:type="gramStart"/>
+      <w:r>
+        <w:rPr>
+          <w:rFonts w:ascii="Times New Roman" w:hAnsi="Times New Roman" w:cs="Times New Roman"/>
+          <w:color w:val="000000" w:themeColor="text1"/>
+        </w:rPr>
+        <w:t>Leghmizi  |</w:t>
+      </w:r>
+      <w:proofErr w:type="gramEnd"/>
+      <w:r>
+        <w:rPr>
+          <w:rFonts w:ascii="Times New Roman" w:hAnsi="Times New Roman" w:cs="Times New Roman"/>
+          <w:color w:val="000000" w:themeColor="text1"/>
+        </w:rPr>
+        <w:t xml:space="preserve">  8528834</w:t>
       </w:r>
     </w:p>
     <w:p>
       <w:pPr>
         <w:spacing w:after="40"/>
         <w:jc w:val="center"/>
-      </w:pPr>
-      <w:r>
-        <w:rPr>
-          <w:color w:val="17324D"/>
-          <w:sz w:val="21"/>
-        </w:rPr>
-        <w:t>Mehdi Leghmizi  |  8528834</w:t>
+        <w:rPr>
+          <w:rFonts w:ascii="Times New Roman" w:hAnsi="Times New Roman" w:cs="Times New Roman"/>
+          <w:color w:val="000000" w:themeColor="text1"/>
+        </w:rPr>
+      </w:pPr>
+      <w:r>
+        <w:rPr>
+          <w:rFonts w:ascii="Times New Roman" w:hAnsi="Times New Roman" w:cs="Times New Roman"/>
+          <w:color w:val="000000" w:themeColor="text1"/>
+        </w:rPr>
+        <w:t xml:space="preserve">Neeraj </w:t>
+      </w:r>
+      <w:proofErr w:type="gramStart"/>
+      <w:r>
+        <w:rPr>
+          <w:rFonts w:ascii="Times New Roman" w:hAnsi="Times New Roman" w:cs="Times New Roman"/>
+          <w:color w:val="000000" w:themeColor="text1"/>
+        </w:rPr>
+        <w:t>Santosh  |</w:t>
+      </w:r>
+      <w:proofErr w:type="gramEnd"/>
+      <w:r>
+        <w:rPr>
+          <w:rFonts w:ascii="Times New Roman" w:hAnsi="Times New Roman" w:cs="Times New Roman"/>
+          <w:color w:val="000000" w:themeColor="text1"/>
+        </w:rPr>
+        <w:t xml:space="preserve">  8329345</w:t>
       </w:r>
     </w:p>
     <w:p>
       <w:pPr>
         <w:spacing w:after="40"/>
         <w:jc w:val="center"/>
-      </w:pPr>
-      <w:r>
-        <w:rPr>
-          <w:color w:val="17324D"/>
-          <w:sz w:val="21"/>
-        </w:rPr>
-        <w:t>Neeraj Santosh  |  8329345</w:t>
+        <w:rPr>
+          <w:rFonts w:ascii="Times New Roman" w:hAnsi="Times New Roman" w:cs="Times New Roman"/>
+          <w:color w:val="000000" w:themeColor="text1"/>
+        </w:rPr>
+      </w:pPr>
+      <w:r>
+        <w:rPr>
+          <w:rFonts w:ascii="Times New Roman" w:hAnsi="Times New Roman" w:cs="Times New Roman"/>
+          <w:color w:val="000000" w:themeColor="text1"/>
+        </w:rPr>
+        <w:t xml:space="preserve">Muhammad </w:t>
+      </w:r>
+      <w:proofErr w:type="gramStart"/>
+      <w:r>
+        <w:rPr>
+          <w:rFonts w:ascii="Times New Roman" w:hAnsi="Times New Roman" w:cs="Times New Roman"/>
+          <w:color w:val="000000" w:themeColor="text1"/>
+        </w:rPr>
+        <w:t>Soban  |</w:t>
+      </w:r>
+      <w:proofErr w:type="gramEnd"/>
+      <w:r>
+        <w:rPr>
+          <w:rFonts w:ascii="Times New Roman" w:hAnsi="Times New Roman" w:cs="Times New Roman"/>
+          <w:color w:val="000000" w:themeColor="text1"/>
+        </w:rPr>
+        <w:t xml:space="preserve">  8555588</w:t>
       </w:r>
     </w:p>
     <w:p>
       <w:pPr>
         <w:spacing w:after="40"/>
         <w:jc w:val="center"/>
-      </w:pPr>
-      <w:r>
-        <w:rPr>
-          <w:color w:val="17324D"/>
-          <w:sz w:val="21"/>
-        </w:rPr>
-        <w:t>Muhammad Soban  |  8555588</w:t>
+        <w:rPr>
+          <w:rFonts w:ascii="Times New Roman" w:hAnsi="Times New Roman" w:cs="Times New Roman"/>
+          <w:color w:val="000000" w:themeColor="text1"/>
+        </w:rPr>
+      </w:pPr>
+      <w:r>
+        <w:rPr>
+          <w:rFonts w:ascii="Times New Roman" w:hAnsi="Times New Roman" w:cs="Times New Roman"/>
+          <w:color w:val="000000" w:themeColor="text1"/>
+        </w:rPr>
+        <w:t xml:space="preserve">Zachary </w:t>
+      </w:r>
+      <w:proofErr w:type="gramStart"/>
+      <w:r>
+        <w:rPr>
+          <w:rFonts w:ascii="Times New Roman" w:hAnsi="Times New Roman" w:cs="Times New Roman"/>
+          <w:color w:val="000000" w:themeColor="text1"/>
+        </w:rPr>
+        <w:t>Bracke  |</w:t>
+      </w:r>
+      <w:proofErr w:type="gramEnd"/>
+      <w:r>
+        <w:rPr>
+          <w:rFonts w:ascii="Times New Roman" w:hAnsi="Times New Roman" w:cs="Times New Roman"/>
+          <w:color w:val="000000" w:themeColor="text1"/>
+        </w:rPr>
+        <w:t xml:space="preserve">  8947405</w:t>
       </w:r>
     </w:p>
     <w:p>
       <w:pPr>
         <w:spacing w:after="40"/>
         <w:jc w:val="center"/>
-      </w:pPr>
-      <w:r>
-        <w:rPr>
-          <w:color w:val="17324D"/>
-          <w:sz w:val="21"/>
-        </w:rPr>
-        <w:t>Zachary Bracke  |  8947405</w:t>
+        <w:rPr>
+          <w:rFonts w:ascii="Times New Roman" w:hAnsi="Times New Roman" w:cs="Times New Roman"/>
+          <w:color w:val="000000" w:themeColor="text1"/>
+        </w:rPr>
+      </w:pPr>
+      <w:r>
+        <w:rPr>
+          <w:rFonts w:ascii="Times New Roman" w:hAnsi="Times New Roman" w:cs="Times New Roman"/>
+          <w:color w:val="000000" w:themeColor="text1"/>
+        </w:rPr>
+        <w:t xml:space="preserve">Mostafa </w:t>
+      </w:r>
+      <w:proofErr w:type="gramStart"/>
+      <w:r>
+        <w:rPr>
+          <w:rFonts w:ascii="Times New Roman" w:hAnsi="Times New Roman" w:cs="Times New Roman"/>
+          <w:color w:val="000000" w:themeColor="text1"/>
+        </w:rPr>
+        <w:t>Shalash  |</w:t>
+      </w:r>
+      <w:proofErr w:type="gramEnd"/>
+      <w:r>
+        <w:rPr>
+          <w:rFonts w:ascii="Times New Roman" w:hAnsi="Times New Roman" w:cs="Times New Roman"/>
+          <w:color w:val="000000" w:themeColor="text1"/>
+        </w:rPr>
+        <w:t xml:space="preserve">  7391493</w:t>
       </w:r>
     </w:p>
     <w:p>
@@ -160,401 +297,762 @@
         <w:spacing w:after="40"/>
         <w:jc w:val="center"/>
         <w:rPr>
-          <w:color w:val="17324D"/>
-          <w:sz w:val="21"/>
-        </w:rPr>
-      </w:pPr>
-      <w:r>
-        <w:rPr>
-          <w:color w:val="17324D"/>
-          <w:sz w:val="21"/>
-        </w:rPr>
-        <w:t xml:space="preserve">Mostafa </w:t>
-      </w:r>
-      <w:proofErr w:type="gramStart"/>
-      <w:r>
-        <w:rPr>
-          <w:color w:val="17324D"/>
-          <w:sz w:val="21"/>
-        </w:rPr>
-        <w:t>Shalash  |</w:t>
-      </w:r>
-      <w:proofErr w:type="gramEnd"/>
-      <w:r>
-        <w:rPr>
-          <w:color w:val="17324D"/>
-          <w:sz w:val="21"/>
-        </w:rPr>
-        <w:t xml:space="preserve">  7391493</w:t>
+          <w:rFonts w:ascii="Times New Roman" w:hAnsi="Times New Roman" w:cs="Times New Roman"/>
+          <w:color w:val="000000" w:themeColor="text1"/>
+        </w:rPr>
+      </w:pPr>
+      <w:r>
+        <w:rPr>
+          <w:rFonts w:ascii="Times New Roman" w:hAnsi="Times New Roman" w:cs="Times New Roman"/>
+          <w:color w:val="000000" w:themeColor="text1"/>
+        </w:rPr>
+        <w:t>Luis Vargas | 7655538</w:t>
       </w:r>
     </w:p>
     <w:p>
       <w:pPr>
-        <w:spacing w:after="40"/>
+        <w:spacing w:before="560" w:after="0"/>
         <w:jc w:val="center"/>
-      </w:pPr>
-      <w:r>
-        <w:rPr>
-          <w:color w:val="17324D"/>
-          <w:sz w:val="21"/>
-        </w:rPr>
-        <w:t>Luis Vargas |</w:t>
-      </w:r>
-      <w:r>
-        <w:rPr>
-          <w:color w:val="17324D"/>
-          <w:sz w:val="21"/>
-        </w:rPr>
-        <w:t> 7655538</w:t>
+        <w:rPr>
+          <w:rFonts w:ascii="Times New Roman" w:hAnsi="Times New Roman" w:cs="Times New Roman"/>
+          <w:color w:val="000000" w:themeColor="text1"/>
+        </w:rPr>
+      </w:pPr>
+      <w:r>
+        <w:rPr>
+          <w:rFonts w:ascii="Times New Roman" w:hAnsi="Times New Roman" w:cs="Times New Roman"/>
+          <w:color w:val="000000" w:themeColor="text1"/>
+        </w:rPr>
+        <w:t>Lecturer: Dr Patrick Mukala</w:t>
+      </w:r>
+      <w:r>
+        <w:rPr>
+          <w:rFonts w:ascii="Times New Roman" w:hAnsi="Times New Roman" w:cs="Times New Roman"/>
+          <w:color w:val="000000" w:themeColor="text1"/>
+        </w:rPr>
+        <w:br/>
+        <w:t>Report date: 27 June 2026</w:t>
       </w:r>
     </w:p>
     <w:p>
       <w:pPr>
-        <w:spacing w:before="560" w:after="0"/>
-        <w:jc w:val="center"/>
-      </w:pPr>
-      <w:r>
-        <w:rPr>
-          <w:color w:val="5C6670"/>
-          <w:sz w:val="19"/>
-        </w:rPr>
-        <w:t>Lecturer: Dr Patrick Mukala</w:t>
-      </w:r>
-      <w:r>
-        <w:rPr>
-          <w:color w:val="5C6670"/>
-          <w:sz w:val="19"/>
-        </w:rPr>
-        <w:br/>
-        <w:t>Report date: 27 June 2026</w:t>
+        <w:rPr>
+          <w:rFonts w:ascii="Times New Roman" w:hAnsi="Times New Roman" w:cs="Times New Roman"/>
+          <w:color w:val="000000" w:themeColor="text1"/>
+        </w:rPr>
+      </w:pPr>
+      <w:r>
+        <w:rPr>
+          <w:rFonts w:ascii="Times New Roman" w:hAnsi="Times New Roman" w:cs="Times New Roman"/>
+          <w:color w:val="000000" w:themeColor="text1"/>
+        </w:rPr>
+        <w:br w:type="page"/>
       </w:r>
     </w:p>
     <w:p>
-      <w:r>
-        <w:br w:type="page"/>
+      <w:pPr>
+        <w:pStyle w:val="Heading1"/>
+        <w:rPr>
+          <w:rFonts w:ascii="Times New Roman" w:hAnsi="Times New Roman" w:cs="Times New Roman"/>
+          <w:color w:val="000000" w:themeColor="text1"/>
+        </w:rPr>
+      </w:pPr>
+      <w:r>
+        <w:rPr>
+          <w:rFonts w:ascii="Times New Roman" w:hAnsi="Times New Roman" w:cs="Times New Roman"/>
+          <w:color w:val="000000" w:themeColor="text1"/>
+        </w:rPr>
+        <w:lastRenderedPageBreak/>
+        <w:t>Report at a glance</w:t>
       </w:r>
     </w:p>
     <w:p>
       <w:pPr>
-        <w:pStyle w:val="Heading1"/>
-      </w:pPr>
-      <w:r>
-        <w:lastRenderedPageBreak/>
-        <w:t>Report at a glance</w:t>
+        <w:pStyle w:val="Heading2"/>
+        <w:rPr>
+          <w:rFonts w:ascii="Times New Roman" w:eastAsiaTheme="minorEastAsia" w:hAnsi="Times New Roman" w:cs="Times New Roman"/>
+          <w:b w:val="0"/>
+          <w:bCs w:val="0"/>
+          <w:color w:val="000000" w:themeColor="text1"/>
+          <w:sz w:val="22"/>
+          <w:szCs w:val="22"/>
+        </w:rPr>
+      </w:pPr>
+      <w:r>
+        <w:rPr>
+          <w:rFonts w:ascii="Times New Roman" w:eastAsiaTheme="minorEastAsia" w:hAnsi="Times New Roman" w:cs="Times New Roman"/>
+          <w:b w:val="0"/>
+          <w:bCs w:val="0"/>
+          <w:color w:val="000000" w:themeColor="text1"/>
+          <w:sz w:val="22"/>
+          <w:szCs w:val="22"/>
+        </w:rPr>
+        <w:t>We created and developed a local deployable web application that combines the following: image enhancement, edge detection, object proposal, custom-trained object recognition, moving-object detection, and object tracking all in one workflow. The system should be able to receive an uploaded image or a webcam snapshot or a video and return the results in the form of an annotated image, text instructions, latency and estimated throughput.</w:t>
       </w:r>
     </w:p>
     <w:p>
-      <w:r>
-        <w:t>We created and developed a local deployable web application that combines the following: image enhancement, edge detection, object proposal, custom-trained object recognition, moving-object detection, and object tracking all in one workflow. The system should accept an uploaded image or a webcam capture or video, returning annotated visual results, text guidance, latency, and estimated throughput</w:t>
+      <w:pPr>
+        <w:pStyle w:val="Heading2"/>
+        <w:rPr>
+          <w:rFonts w:ascii="Times New Roman" w:eastAsiaTheme="minorEastAsia" w:hAnsi="Times New Roman" w:cs="Times New Roman"/>
+          <w:b w:val="0"/>
+          <w:bCs w:val="0"/>
+          <w:color w:val="000000" w:themeColor="text1"/>
+          <w:sz w:val="22"/>
+          <w:szCs w:val="22"/>
+        </w:rPr>
+      </w:pPr>
+      <w:r>
+        <w:rPr>
+          <w:rFonts w:ascii="Times New Roman" w:eastAsiaTheme="minorEastAsia" w:hAnsi="Times New Roman" w:cs="Times New Roman"/>
+          <w:b w:val="0"/>
+          <w:bCs w:val="0"/>
+          <w:color w:val="000000" w:themeColor="text1"/>
+          <w:sz w:val="22"/>
+          <w:szCs w:val="22"/>
+        </w:rPr>
+        <w:t xml:space="preserve">The notebook's performance was 93% avg precision, 94.6% recall, and 93.1% F1 under a mean of 7 different scene conditions. The 50.1 FPS (20ms) full still-frame pipeline </w:t>
+      </w:r>
+      <w:proofErr w:type="gramStart"/>
+      <w:r>
+        <w:rPr>
+          <w:rFonts w:ascii="Times New Roman" w:eastAsiaTheme="minorEastAsia" w:hAnsi="Times New Roman" w:cs="Times New Roman"/>
+          <w:b w:val="0"/>
+          <w:bCs w:val="0"/>
+          <w:color w:val="000000" w:themeColor="text1"/>
+          <w:sz w:val="22"/>
+          <w:szCs w:val="22"/>
+        </w:rPr>
+        <w:t>averaged</w:t>
+      </w:r>
+      <w:proofErr w:type="gramEnd"/>
+      <w:r>
+        <w:rPr>
+          <w:rFonts w:ascii="Times New Roman" w:eastAsiaTheme="minorEastAsia" w:hAnsi="Times New Roman" w:cs="Times New Roman"/>
+          <w:b w:val="0"/>
+          <w:bCs w:val="0"/>
+          <w:color w:val="000000" w:themeColor="text1"/>
+          <w:sz w:val="22"/>
+          <w:szCs w:val="22"/>
+        </w:rPr>
+        <w:t xml:space="preserve"> was achieved, meeting the 10 FPS requirement.</w:t>
       </w:r>
     </w:p>
     <w:p>
       <w:pPr>
-        <w:ind w:firstLine="720"/>
-      </w:pPr>
-      <w:r>
-        <w:rPr>
-          <w:b/>
-          <w:bCs/>
-          <w:color w:val="1F497D" w:themeColor="text2"/>
-        </w:rPr>
-        <w:t>Outcome:</w:t>
-      </w:r>
-      <w:r>
-        <w:rPr>
-          <w:color w:val="1F497D" w:themeColor="text2"/>
-        </w:rPr>
-        <w:t xml:space="preserve"> </w:t>
-      </w:r>
-      <w:r>
-        <w:t>the notebook measured 93% avg precision, 94.6% recall, and 93.1% F1 across seven different scene conditions. The full still-frame pipeline managed to average 50.1 FPS (20ms), which exceeded the 10 FPS requirement</w:t>
+        <w:pStyle w:val="Heading2"/>
+        <w:rPr>
+          <w:rFonts w:ascii="Times New Roman" w:hAnsi="Times New Roman" w:cs="Times New Roman"/>
+          <w:color w:val="000000" w:themeColor="text1"/>
+        </w:rPr>
+      </w:pPr>
+      <w:r>
+        <w:rPr>
+          <w:rFonts w:ascii="Times New Roman" w:hAnsi="Times New Roman" w:cs="Times New Roman"/>
+          <w:color w:val="000000" w:themeColor="text1"/>
+        </w:rPr>
+        <w:t>Abstract</w:t>
       </w:r>
     </w:p>
     <w:p>
       <w:pPr>
         <w:pStyle w:val="Heading2"/>
-      </w:pPr>
-      <w:r>
-        <w:t>Abstract</w:t>
+        <w:rPr>
+          <w:rFonts w:ascii="Times New Roman" w:eastAsiaTheme="minorEastAsia" w:hAnsi="Times New Roman" w:cs="Times New Roman"/>
+          <w:b w:val="0"/>
+          <w:bCs w:val="0"/>
+          <w:color w:val="000000" w:themeColor="text1"/>
+          <w:sz w:val="22"/>
+          <w:szCs w:val="22"/>
+        </w:rPr>
+      </w:pPr>
+      <w:r>
+        <w:rPr>
+          <w:rFonts w:ascii="Times New Roman" w:eastAsiaTheme="minorEastAsia" w:hAnsi="Times New Roman" w:cs="Times New Roman"/>
+          <w:b w:val="0"/>
+          <w:bCs w:val="0"/>
+          <w:color w:val="000000" w:themeColor="text1"/>
+          <w:sz w:val="22"/>
+          <w:szCs w:val="22"/>
+        </w:rPr>
+        <w:t>This project explores the possibility of combining multiple computer vision techniques together as an integrated and meaningful system and not as individual and disconnected lab exercises. Our idea is a simple scene assistant, which will be able to recognize three types of markers: stop, warning and safe route. A customizable dataset of 560 marker crops is used and created in the notebook. The performance of RBF support vector machine, random forest and k-nearest neighbor (</w:t>
+      </w:r>
+      <w:proofErr w:type="spellStart"/>
+      <w:r>
+        <w:rPr>
+          <w:rFonts w:ascii="Times New Roman" w:eastAsiaTheme="minorEastAsia" w:hAnsi="Times New Roman" w:cs="Times New Roman"/>
+          <w:b w:val="0"/>
+          <w:bCs w:val="0"/>
+          <w:color w:val="000000" w:themeColor="text1"/>
+          <w:sz w:val="22"/>
+          <w:szCs w:val="22"/>
+        </w:rPr>
+        <w:t>kNN</w:t>
+      </w:r>
+      <w:proofErr w:type="spellEnd"/>
+      <w:r>
+        <w:rPr>
+          <w:rFonts w:ascii="Times New Roman" w:eastAsiaTheme="minorEastAsia" w:hAnsi="Times New Roman" w:cs="Times New Roman"/>
+          <w:b w:val="0"/>
+          <w:bCs w:val="0"/>
+          <w:color w:val="000000" w:themeColor="text1"/>
+          <w:sz w:val="22"/>
+          <w:szCs w:val="22"/>
+        </w:rPr>
+        <w:t>) classifiers are compared using HOG, HSV, Intensity and Hu moment. Then a selected SVM is combined with color proposals, adaptive Cany edges, CLAHE enhancement, MOG2 background modelling and centroid tracking. Held-out recognition, class-aware scene detection, lighting and orientation changes, noise, blur, occlusion, clutter, blank inputs and CPU speed. Results were very good in this controlled synthetic environment, but there are weaknesses to be addressed between that and real life, and the need for user-testing prior to any real deployment.</w:t>
       </w:r>
     </w:p>
     <w:p>
       <w:pPr>
         <w:pStyle w:val="Heading2"/>
         <w:rPr>
-          <w:rFonts w:ascii="Calibri" w:eastAsiaTheme="minorEastAsia" w:hAnsi="Calibri" w:cstheme="minorBidi"/>
+          <w:rFonts w:ascii="Times New Roman" w:hAnsi="Times New Roman" w:cs="Times New Roman"/>
+          <w:color w:val="000000" w:themeColor="text1"/>
+        </w:rPr>
+      </w:pPr>
+      <w:r>
+        <w:rPr>
+          <w:rFonts w:ascii="Times New Roman" w:hAnsi="Times New Roman" w:cs="Times New Roman"/>
+          <w:color w:val="000000" w:themeColor="text1"/>
+        </w:rPr>
+        <w:t>Submission components</w:t>
+      </w:r>
+    </w:p>
+    <w:p>
+      <w:pPr>
+        <w:pStyle w:val="ListBullet"/>
+        <w:keepLines/>
+        <w:rPr>
+          <w:rFonts w:ascii="Times New Roman" w:hAnsi="Times New Roman" w:cs="Times New Roman"/>
+          <w:color w:val="000000" w:themeColor="text1"/>
+        </w:rPr>
+      </w:pPr>
+      <w:r>
+        <w:rPr>
+          <w:rFonts w:ascii="Times New Roman" w:hAnsi="Times New Roman" w:cs="Times New Roman"/>
+          <w:color w:val="000000" w:themeColor="text1"/>
+        </w:rPr>
+        <w:t xml:space="preserve">Executed </w:t>
+      </w:r>
+      <w:proofErr w:type="spellStart"/>
+      <w:r>
+        <w:rPr>
+          <w:rFonts w:ascii="Times New Roman" w:hAnsi="Times New Roman" w:cs="Times New Roman"/>
+          <w:color w:val="000000" w:themeColor="text1"/>
+        </w:rPr>
+        <w:t>Jupyter</w:t>
+      </w:r>
+      <w:proofErr w:type="spellEnd"/>
+      <w:r>
+        <w:rPr>
+          <w:rFonts w:ascii="Times New Roman" w:hAnsi="Times New Roman" w:cs="Times New Roman"/>
+          <w:color w:val="000000" w:themeColor="text1"/>
+        </w:rPr>
+        <w:t xml:space="preserve"> notebook: CSCI435_Project.ipynb.</w:t>
+      </w:r>
+    </w:p>
+    <w:p>
+      <w:pPr>
+        <w:pStyle w:val="ListBullet"/>
+        <w:keepLines/>
+        <w:rPr>
+          <w:rFonts w:ascii="Times New Roman" w:hAnsi="Times New Roman" w:cs="Times New Roman"/>
+          <w:color w:val="000000" w:themeColor="text1"/>
+        </w:rPr>
+      </w:pPr>
+      <w:r>
+        <w:rPr>
+          <w:rFonts w:ascii="Times New Roman" w:hAnsi="Times New Roman" w:cs="Times New Roman"/>
+          <w:color w:val="000000" w:themeColor="text1"/>
+        </w:rPr>
+        <w:t>Dependency file and reproducible execution instructions in README.md.</w:t>
+      </w:r>
+    </w:p>
+    <w:p>
+      <w:pPr>
+        <w:pStyle w:val="ListBullet"/>
+        <w:keepLines/>
+        <w:rPr>
+          <w:rFonts w:ascii="Times New Roman" w:hAnsi="Times New Roman" w:cs="Times New Roman"/>
+          <w:color w:val="000000" w:themeColor="text1"/>
+        </w:rPr>
+      </w:pPr>
+      <w:r>
+        <w:rPr>
+          <w:rFonts w:ascii="Times New Roman" w:hAnsi="Times New Roman" w:cs="Times New Roman"/>
+          <w:color w:val="000000" w:themeColor="text1"/>
+        </w:rPr>
+        <w:t>Two-minute</w:t>
+      </w:r>
+      <w:r>
+        <w:rPr>
+          <w:rFonts w:ascii="Times New Roman" w:hAnsi="Times New Roman" w:cs="Times New Roman"/>
+          <w:color w:val="000000" w:themeColor="text1"/>
+        </w:rPr>
+        <w:t xml:space="preserve"> video</w:t>
+      </w:r>
+      <w:r>
+        <w:rPr>
+          <w:rFonts w:ascii="Times New Roman" w:hAnsi="Times New Roman" w:cs="Times New Roman"/>
+          <w:color w:val="000000" w:themeColor="text1"/>
+        </w:rPr>
+        <w:t xml:space="preserve"> demonstration from actual pipeline outputs.</w:t>
+      </w:r>
+    </w:p>
+    <w:p>
+      <w:pPr>
+        <w:pStyle w:val="ListBullet"/>
+        <w:keepLines/>
+        <w:rPr>
+          <w:rFonts w:ascii="Times New Roman" w:hAnsi="Times New Roman" w:cs="Times New Roman"/>
+          <w:color w:val="000000" w:themeColor="text1"/>
+        </w:rPr>
+      </w:pPr>
+      <w:r>
+        <w:rPr>
+          <w:rFonts w:ascii="Times New Roman" w:hAnsi="Times New Roman" w:cs="Times New Roman"/>
+          <w:color w:val="000000" w:themeColor="text1"/>
+        </w:rPr>
+        <w:t>Editable DOCX report and submission-ready PDF report.</w:t>
+      </w:r>
+    </w:p>
+    <w:p>
+      <w:pPr>
+        <w:pStyle w:val="ListBullet"/>
+        <w:keepLines/>
+        <w:rPr>
+          <w:rFonts w:ascii="Times New Roman" w:hAnsi="Times New Roman" w:cs="Times New Roman"/>
+          <w:color w:val="000000" w:themeColor="text1"/>
+        </w:rPr>
+      </w:pPr>
+      <w:r>
+        <w:rPr>
+          <w:rFonts w:ascii="Times New Roman" w:hAnsi="Times New Roman" w:cs="Times New Roman"/>
+          <w:color w:val="000000" w:themeColor="text1"/>
+        </w:rPr>
+        <w:t>Timed defence guide, robust sample inputs and requirement-to-evidence matrix.</w:t>
+      </w:r>
+    </w:p>
+    <w:p>
+      <w:pPr>
+        <w:rPr>
+          <w:rFonts w:ascii="Times New Roman" w:hAnsi="Times New Roman" w:cs="Times New Roman"/>
+          <w:color w:val="000000" w:themeColor="text1"/>
+        </w:rPr>
+      </w:pPr>
+      <w:r>
+        <w:rPr>
+          <w:rFonts w:ascii="Times New Roman" w:hAnsi="Times New Roman" w:cs="Times New Roman"/>
+          <w:color w:val="000000" w:themeColor="text1"/>
+        </w:rPr>
+        <w:br w:type="page"/>
+      </w:r>
+    </w:p>
+    <w:p>
+      <w:pPr>
+        <w:pStyle w:val="Heading1"/>
+        <w:rPr>
+          <w:rFonts w:ascii="Times New Roman" w:hAnsi="Times New Roman" w:cs="Times New Roman"/>
+          <w:color w:val="000000" w:themeColor="text1"/>
+        </w:rPr>
+      </w:pPr>
+      <w:r>
+        <w:rPr>
+          <w:rFonts w:ascii="Times New Roman" w:hAnsi="Times New Roman" w:cs="Times New Roman"/>
+          <w:color w:val="000000" w:themeColor="text1"/>
+        </w:rPr>
+        <w:lastRenderedPageBreak/>
+        <w:t>Introduction</w:t>
+      </w:r>
+    </w:p>
+    <w:p>
+      <w:pPr>
+        <w:pStyle w:val="Heading2"/>
+        <w:rPr>
+          <w:rFonts w:ascii="Times New Roman" w:hAnsi="Times New Roman" w:cs="Times New Roman"/>
+          <w:color w:val="000000" w:themeColor="text1"/>
+        </w:rPr>
+      </w:pPr>
+      <w:r>
+        <w:rPr>
+          <w:rFonts w:ascii="Times New Roman" w:hAnsi="Times New Roman" w:cs="Times New Roman"/>
+          <w:color w:val="000000" w:themeColor="text1"/>
+        </w:rPr>
+        <w:t>Problem statement</w:t>
+      </w:r>
+    </w:p>
+    <w:p>
+      <w:pPr>
+        <w:pStyle w:val="Heading2"/>
+        <w:rPr>
+          <w:rFonts w:ascii="Times New Roman" w:eastAsiaTheme="minorEastAsia" w:hAnsi="Times New Roman" w:cs="Times New Roman"/>
           <w:b w:val="0"/>
           <w:bCs w:val="0"/>
-          <w:color w:val="auto"/>
+          <w:color w:val="000000" w:themeColor="text1"/>
           <w:sz w:val="22"/>
           <w:szCs w:val="22"/>
         </w:rPr>
       </w:pPr>
       <w:r>
         <w:rPr>
-          <w:rFonts w:ascii="Calibri" w:eastAsiaTheme="minorEastAsia" w:hAnsi="Calibri" w:cstheme="minorBidi"/>
+          <w:rFonts w:ascii="Times New Roman" w:eastAsiaTheme="minorEastAsia" w:hAnsi="Times New Roman" w:cs="Times New Roman"/>
           <w:b w:val="0"/>
           <w:bCs w:val="0"/>
-          <w:color w:val="auto"/>
+          <w:color w:val="000000" w:themeColor="text1"/>
           <w:sz w:val="22"/>
           <w:szCs w:val="22"/>
         </w:rPr>
-        <w:t xml:space="preserve">This project </w:t>
+        <w:t xml:space="preserve">Those whose vision is impaired or sub-optimal may require an alert to any warning, a reminder of a route </w:t>
       </w:r>
       <w:proofErr w:type="gramStart"/>
       <w:r>
         <w:rPr>
-          <w:rFonts w:ascii="Calibri" w:eastAsiaTheme="minorEastAsia" w:hAnsi="Calibri" w:cstheme="minorBidi"/>
+          <w:rFonts w:ascii="Times New Roman" w:eastAsiaTheme="minorEastAsia" w:hAnsi="Times New Roman" w:cs="Times New Roman"/>
           <w:b w:val="0"/>
           <w:bCs w:val="0"/>
-          <w:color w:val="auto"/>
+          <w:color w:val="000000" w:themeColor="text1"/>
           <w:sz w:val="22"/>
           <w:szCs w:val="22"/>
         </w:rPr>
-        <w:t>looks into</w:t>
+        <w:t>cue</w:t>
       </w:r>
       <w:proofErr w:type="gramEnd"/>
       <w:r>
         <w:rPr>
-          <w:rFonts w:ascii="Calibri" w:eastAsiaTheme="minorEastAsia" w:hAnsi="Calibri" w:cstheme="minorBidi"/>
+          <w:rFonts w:ascii="Times New Roman" w:eastAsiaTheme="minorEastAsia" w:hAnsi="Times New Roman" w:cs="Times New Roman"/>
           <w:b w:val="0"/>
           <w:bCs w:val="0"/>
-          <w:color w:val="auto"/>
+          <w:color w:val="000000" w:themeColor="text1"/>
           <w:sz w:val="22"/>
           <w:szCs w:val="22"/>
         </w:rPr>
-        <w:t xml:space="preserve"> how multiple computer vision techniques could operate together as a whole usable system rather than singular isolated lab exercises. Our concept is an accessible scene assistant used to recognize three marker types: stop, warning, and safe route. A custom dataset of 560 marker crops is used and generated in the notebook. HOG, HSV, Intensity and Hu moment are used to compare an RBF support vector machine, random forest and k-nearest neighbor classifier. Then a selected SVM is integrated with color proposals, adaptive Cany edges, CLAHE enhancement, MOG2 background modelling and centroid tracking. Evaluation includes held-out recognition, class-aware scene detection, lighting and orientation changes, noise, blur, occlusion, clutter, blank inputs and CPU speed. Results were very strong in the controlled synthetic environment, but we also identify gaps between it and real life and the need for user testing before any real deployment.</w:t>
+        <w:t>, identification of some visible boundaries and a visual awareness of movement in the camera view. Many of the demo images that are typically processed in class are just processed with one algorithm, and that fails to demonstrate how an actual working application should check the validity of the input, combine the results, or communicate uncertainty. With this in mind, we aimed to establish a unified interface between low-level, mid-level and high-level vision tasks based on a unified accessibility user story.</w:t>
       </w:r>
     </w:p>
     <w:p>
       <w:pPr>
         <w:pStyle w:val="Heading2"/>
-      </w:pPr>
-      <w:r>
-        <w:t>Submission components</w:t>
+        <w:rPr>
+          <w:rFonts w:ascii="Times New Roman" w:hAnsi="Times New Roman" w:cs="Times New Roman"/>
+          <w:color w:val="000000" w:themeColor="text1"/>
+        </w:rPr>
+      </w:pPr>
+      <w:r>
+        <w:rPr>
+          <w:rFonts w:ascii="Times New Roman" w:hAnsi="Times New Roman" w:cs="Times New Roman"/>
+          <w:color w:val="000000" w:themeColor="text1"/>
+        </w:rPr>
+        <w:t>User story</w:t>
       </w:r>
     </w:p>
     <w:p>
       <w:pPr>
-        <w:pStyle w:val="ListBullet"/>
-        <w:keepLines/>
-      </w:pPr>
-      <w:r>
-        <w:t xml:space="preserve">Executed </w:t>
-      </w:r>
-      <w:proofErr w:type="spellStart"/>
-      <w:r>
-        <w:t>Jupyter</w:t>
-      </w:r>
-      <w:proofErr w:type="spellEnd"/>
-      <w:r>
-        <w:t xml:space="preserve"> notebook: CSCI435_Project.ipynb.</w:t>
+        <w:rPr>
+          <w:rFonts w:ascii="Times New Roman" w:hAnsi="Times New Roman" w:cs="Times New Roman"/>
+          <w:color w:val="000000" w:themeColor="text1"/>
+        </w:rPr>
+      </w:pPr>
+      <w:r>
+        <w:rPr>
+          <w:rFonts w:ascii="Times New Roman" w:hAnsi="Times New Roman" w:cs="Times New Roman"/>
+          <w:color w:val="000000" w:themeColor="text1"/>
+        </w:rPr>
+        <w:t>User story. As end user, I want to upload an image or a video or capture an image with my webcam, and then there is an interface that is better at enhancing an image (scene) in the frame on screen; there is an interface that is better at identifying objects that could be markers in the image (scene) on screen; there is an interface that is better at showing boundaries within the image (scene) on screen; there is an interface that is better at showing movement within the image (scene) on screen; and there is an interface that provides concise instructions.</w:t>
       </w:r>
     </w:p>
     <w:p>
       <w:pPr>
-        <w:pStyle w:val="ListBullet"/>
-        <w:keepLines/>
-      </w:pPr>
-      <w:r>
-        <w:t>Dependency file and reproducible execution instructions in README.md.</w:t>
+        <w:rPr>
+          <w:rFonts w:ascii="Times New Roman" w:hAnsi="Times New Roman" w:cs="Times New Roman"/>
+          <w:color w:val="000000" w:themeColor="text1"/>
+        </w:rPr>
+      </w:pPr>
+      <w:r>
+        <w:rPr>
+          <w:rFonts w:ascii="Times New Roman" w:hAnsi="Times New Roman" w:cs="Times New Roman"/>
+          <w:color w:val="000000" w:themeColor="text1"/>
+        </w:rPr>
+        <w:t>Selected vision capabilities</w:t>
+      </w:r>
+      <w:r>
+        <w:rPr>
+          <w:rFonts w:ascii="Times New Roman" w:hAnsi="Times New Roman" w:cs="Times New Roman"/>
+          <w:color w:val="000000" w:themeColor="text1"/>
+        </w:rPr>
+        <w:t>:</w:t>
       </w:r>
     </w:p>
     <w:p>
       <w:pPr>
-        <w:pStyle w:val="ListBullet"/>
-        <w:keepLines/>
-      </w:pPr>
-      <w:r>
-        <w:t>Two-minute</w:t>
-      </w:r>
-      <w:r>
-        <w:t xml:space="preserve"> video</w:t>
-      </w:r>
-      <w:r>
-        <w:t xml:space="preserve"> demonstration from actual pipeline outputs.</w:t>
+        <w:pStyle w:val="ListParagraph"/>
+        <w:numPr>
+          <w:ilvl w:val="0"/>
+          <w:numId w:val="10"/>
+        </w:numPr>
+        <w:rPr>
+          <w:rFonts w:ascii="Times New Roman" w:hAnsi="Times New Roman" w:cs="Times New Roman"/>
+          <w:color w:val="000000" w:themeColor="text1"/>
+        </w:rPr>
+      </w:pPr>
+      <w:r>
+        <w:rPr>
+          <w:rFonts w:ascii="Times New Roman" w:hAnsi="Times New Roman" w:cs="Times New Roman"/>
+          <w:color w:val="000000" w:themeColor="text1"/>
+        </w:rPr>
+        <w:t xml:space="preserve">The image was enhanced using </w:t>
+      </w:r>
+      <w:proofErr w:type="gramStart"/>
+      <w:r>
+        <w:rPr>
+          <w:rFonts w:ascii="Times New Roman" w:hAnsi="Times New Roman" w:cs="Times New Roman"/>
+          <w:color w:val="000000" w:themeColor="text1"/>
+        </w:rPr>
+        <w:t>gray-world</w:t>
+      </w:r>
+      <w:proofErr w:type="gramEnd"/>
+      <w:r>
+        <w:rPr>
+          <w:rFonts w:ascii="Times New Roman" w:hAnsi="Times New Roman" w:cs="Times New Roman"/>
+          <w:color w:val="000000" w:themeColor="text1"/>
+        </w:rPr>
+        <w:t xml:space="preserve"> </w:t>
+      </w:r>
+      <w:proofErr w:type="spellStart"/>
+      <w:r>
+        <w:rPr>
+          <w:rFonts w:ascii="Times New Roman" w:hAnsi="Times New Roman" w:cs="Times New Roman"/>
+          <w:color w:val="000000" w:themeColor="text1"/>
+        </w:rPr>
+        <w:t>colour</w:t>
+      </w:r>
+      <w:proofErr w:type="spellEnd"/>
+      <w:r>
+        <w:rPr>
+          <w:rFonts w:ascii="Times New Roman" w:hAnsi="Times New Roman" w:cs="Times New Roman"/>
+          <w:color w:val="000000" w:themeColor="text1"/>
+        </w:rPr>
+        <w:t xml:space="preserve"> balancing and CLAHE in the luminance channel.</w:t>
       </w:r>
     </w:p>
     <w:p>
       <w:pPr>
-        <w:pStyle w:val="ListBullet"/>
-        <w:keepLines/>
-      </w:pPr>
-      <w:r>
-        <w:t>Editable DOCX report and submission-ready PDF report.</w:t>
+        <w:pStyle w:val="ListParagraph"/>
+        <w:numPr>
+          <w:ilvl w:val="0"/>
+          <w:numId w:val="10"/>
+        </w:numPr>
+        <w:rPr>
+          <w:rFonts w:ascii="Times New Roman" w:hAnsi="Times New Roman" w:cs="Times New Roman"/>
+          <w:color w:val="000000" w:themeColor="text1"/>
+        </w:rPr>
+      </w:pPr>
+      <w:r>
+        <w:rPr>
+          <w:rFonts w:ascii="Times New Roman" w:hAnsi="Times New Roman" w:cs="Times New Roman"/>
+          <w:color w:val="000000" w:themeColor="text1"/>
+        </w:rPr>
+        <w:t>Edge detection: Adaptive Canny thresholds, morphological closing and a visible edge overlay.</w:t>
       </w:r>
     </w:p>
     <w:p>
       <w:pPr>
-        <w:pStyle w:val="ListBullet"/>
-        <w:keepLines/>
-      </w:pPr>
-      <w:r>
-        <w:t>Timed defence guide, robust sample inputs and requirement-to-evidence matrix.</w:t>
+        <w:pStyle w:val="ListParagraph"/>
+        <w:numPr>
+          <w:ilvl w:val="0"/>
+          <w:numId w:val="10"/>
+        </w:numPr>
+        <w:rPr>
+          <w:rFonts w:ascii="Times New Roman" w:hAnsi="Times New Roman" w:cs="Times New Roman"/>
+          <w:color w:val="000000" w:themeColor="text1"/>
+        </w:rPr>
+      </w:pPr>
+      <w:r>
+        <w:rPr>
+          <w:rFonts w:ascii="Times New Roman" w:hAnsi="Times New Roman" w:cs="Times New Roman"/>
+          <w:color w:val="000000" w:themeColor="text1"/>
+        </w:rPr>
+        <w:t xml:space="preserve">Object detection: HSV </w:t>
+      </w:r>
+      <w:proofErr w:type="spellStart"/>
+      <w:r>
+        <w:rPr>
+          <w:rFonts w:ascii="Times New Roman" w:hAnsi="Times New Roman" w:cs="Times New Roman"/>
+          <w:color w:val="000000" w:themeColor="text1"/>
+        </w:rPr>
+        <w:t>colour</w:t>
+      </w:r>
+      <w:proofErr w:type="spellEnd"/>
+      <w:r>
+        <w:rPr>
+          <w:rFonts w:ascii="Times New Roman" w:hAnsi="Times New Roman" w:cs="Times New Roman"/>
+          <w:color w:val="000000" w:themeColor="text1"/>
+        </w:rPr>
+        <w:t xml:space="preserve"> segmentation, morphology, contour filtering and bounding boxes.</w:t>
       </w:r>
     </w:p>
     <w:p>
-      <w:r>
-        <w:br w:type="page"/>
+      <w:pPr>
+        <w:pStyle w:val="ListParagraph"/>
+        <w:numPr>
+          <w:ilvl w:val="0"/>
+          <w:numId w:val="10"/>
+        </w:numPr>
+        <w:rPr>
+          <w:rFonts w:ascii="Times New Roman" w:hAnsi="Times New Roman" w:cs="Times New Roman"/>
+          <w:color w:val="000000" w:themeColor="text1"/>
+        </w:rPr>
+      </w:pPr>
+      <w:r>
+        <w:rPr>
+          <w:rFonts w:ascii="Times New Roman" w:hAnsi="Times New Roman" w:cs="Times New Roman"/>
+          <w:color w:val="000000" w:themeColor="text1"/>
+        </w:rPr>
+        <w:t>The RBF SVM object recognition modul</w:t>
+      </w:r>
+      <w:r>
+        <w:rPr>
+          <w:rFonts w:ascii="Times New Roman" w:hAnsi="Times New Roman" w:cs="Times New Roman"/>
+          <w:color w:val="000000" w:themeColor="text1"/>
+        </w:rPr>
+        <w:t>e:</w:t>
+      </w:r>
+      <w:r>
+        <w:rPr>
+          <w:rFonts w:ascii="Times New Roman" w:hAnsi="Times New Roman" w:cs="Times New Roman"/>
+          <w:color w:val="000000" w:themeColor="text1"/>
+        </w:rPr>
+        <w:t xml:space="preserve"> RBF SVM that was learned from the group's generated custom marker database.</w:t>
       </w:r>
     </w:p>
     <w:p>
       <w:pPr>
-        <w:pStyle w:val="Heading1"/>
-      </w:pPr>
-      <w:r>
-        <w:lastRenderedPageBreak/>
-        <w:t>Introduction</w:t>
+        <w:pStyle w:val="ListParagraph"/>
+        <w:numPr>
+          <w:ilvl w:val="0"/>
+          <w:numId w:val="10"/>
+        </w:numPr>
+        <w:rPr>
+          <w:rFonts w:ascii="Times New Roman" w:hAnsi="Times New Roman" w:cs="Times New Roman"/>
+          <w:color w:val="000000" w:themeColor="text1"/>
+        </w:rPr>
+      </w:pPr>
+      <w:r>
+        <w:rPr>
+          <w:rFonts w:ascii="Times New Roman" w:hAnsi="Times New Roman" w:cs="Times New Roman"/>
+          <w:color w:val="000000" w:themeColor="text1"/>
+        </w:rPr>
+        <w:t>Change and moving object detection</w:t>
+      </w:r>
+      <w:r>
+        <w:rPr>
+          <w:rFonts w:ascii="Times New Roman" w:hAnsi="Times New Roman" w:cs="Times New Roman"/>
+          <w:color w:val="000000" w:themeColor="text1"/>
+        </w:rPr>
+        <w:t xml:space="preserve">: </w:t>
+      </w:r>
+      <w:r>
+        <w:rPr>
+          <w:rFonts w:ascii="Times New Roman" w:hAnsi="Times New Roman" w:cs="Times New Roman"/>
+          <w:color w:val="000000" w:themeColor="text1"/>
+        </w:rPr>
+        <w:t>MOG2 adaptive background modelling on video frames.</w:t>
       </w:r>
     </w:p>
     <w:p>
       <w:pPr>
-        <w:pStyle w:val="Heading2"/>
-      </w:pPr>
-      <w:r>
-        <w:t>Problem statement</w:t>
+        <w:pStyle w:val="ListParagraph"/>
+        <w:numPr>
+          <w:ilvl w:val="0"/>
+          <w:numId w:val="10"/>
+        </w:numPr>
+        <w:rPr>
+          <w:rFonts w:ascii="Times New Roman" w:hAnsi="Times New Roman" w:cs="Times New Roman"/>
+          <w:color w:val="000000" w:themeColor="text1"/>
+        </w:rPr>
+      </w:pPr>
+      <w:r>
+        <w:rPr>
+          <w:rFonts w:ascii="Times New Roman" w:hAnsi="Times New Roman" w:cs="Times New Roman"/>
+          <w:color w:val="000000" w:themeColor="text1"/>
+        </w:rPr>
+        <w:t>Centroid association with persistent tracking numbers, missing frame tolerance.</w:t>
       </w:r>
     </w:p>
     <w:p>
-      <w:r>
-        <w:t>People with impaired or below optimal vision might need a quick indication of any warnings, route cues, visible boundaries and movement in a camera view</w:t>
-      </w:r>
-      <w:r>
-        <w:t xml:space="preserve">. A lot of the classroom demonstrations usually process one image with only one algorithm, and that doesn’t show how an actual usable application should validate input, combine results or communicate any uncertainty. Taking this into account, our goal was to create a single interface </w:t>
-      </w:r>
-      <w:r>
-        <w:t>that links low-level, mid-level and high-level vision tasks around a clear accessibility user story.</w:t>
+      <w:pPr>
+        <w:pStyle w:val="Heading2"/>
+        <w:rPr>
+          <w:rFonts w:ascii="Times New Roman" w:hAnsi="Times New Roman" w:cs="Times New Roman"/>
+          <w:color w:val="000000" w:themeColor="text1"/>
+        </w:rPr>
+      </w:pPr>
+      <w:r>
+        <w:rPr>
+          <w:rFonts w:ascii="Times New Roman" w:hAnsi="Times New Roman" w:cs="Times New Roman"/>
+          <w:color w:val="000000" w:themeColor="text1"/>
+        </w:rPr>
+        <w:t>Scope and safety</w:t>
       </w:r>
     </w:p>
     <w:p>
       <w:pPr>
-        <w:pStyle w:val="Heading2"/>
-      </w:pPr>
-      <w:r>
-        <w:t>User story</w:t>
-      </w:r>
+        <w:rPr>
+          <w:rFonts w:ascii="Times New Roman" w:hAnsi="Times New Roman" w:cs="Times New Roman"/>
+          <w:color w:val="000000" w:themeColor="text1"/>
+        </w:rPr>
+      </w:pPr>
+      <w:r>
+        <w:rPr>
+          <w:rFonts w:ascii="Times New Roman" w:hAnsi="Times New Roman" w:cs="Times New Roman"/>
+          <w:color w:val="000000" w:themeColor="text1"/>
+        </w:rPr>
+        <w:t xml:space="preserve">The app is not a registered safety device, but rather an academic proof-of-concept. It uses a restricted vocabulary and a synthetic evaluation, which are clearly and intentionally limited for the purpose of allowing all steps in training and testing to be reproduced. To avoid use and legal problems, representative data, and a much more conservative false-negative analysis, requiring calibrated depth, accessibility studies and privacy review, are required for real-world </w:t>
+      </w:r>
+      <w:proofErr w:type="gramStart"/>
+      <w:r>
+        <w:rPr>
+          <w:rFonts w:ascii="Times New Roman" w:hAnsi="Times New Roman" w:cs="Times New Roman"/>
+          <w:color w:val="000000" w:themeColor="text1"/>
+        </w:rPr>
+        <w:t>use.</w:t>
+      </w:r>
+      <w:r>
+        <w:rPr>
+          <w:rFonts w:ascii="Times New Roman" w:hAnsi="Times New Roman" w:cs="Times New Roman"/>
+          <w:color w:val="000000" w:themeColor="text1"/>
+        </w:rPr>
+        <w:t>.</w:t>
+      </w:r>
+      <w:proofErr w:type="gramEnd"/>
     </w:p>
     <w:p>
       <w:pPr>
-        <w:shd w:val="clear" w:color="auto" w:fill="F4F6F9"/>
-        <w:spacing w:before="100" w:after="160"/>
-        <w:ind w:left="230" w:right="230"/>
-      </w:pPr>
-      <w:r>
-        <w:rPr>
-          <w:b/>
-          <w:color w:val="1F4D78"/>
-        </w:rPr>
-        <w:t xml:space="preserve">User story. </w:t>
-      </w:r>
-      <w:r>
-        <w:t>As a user, I want to upload an image or video, or capture a webcam image, so that one interface enhances the scene, recognises marker-like objects, highlights boundaries and movement, and gives concise guidance.</w:t>
+        <w:rPr>
+          <w:rFonts w:ascii="Times New Roman" w:hAnsi="Times New Roman" w:cs="Times New Roman"/>
+          <w:color w:val="000000" w:themeColor="text1"/>
+        </w:rPr>
+      </w:pPr>
+      <w:r>
+        <w:rPr>
+          <w:rFonts w:ascii="Times New Roman" w:hAnsi="Times New Roman" w:cs="Times New Roman"/>
+          <w:color w:val="000000" w:themeColor="text1"/>
+        </w:rPr>
+        <w:t>.</w:t>
       </w:r>
     </w:p>
     <w:p>
       <w:pPr>
-        <w:pStyle w:val="Heading2"/>
-      </w:pPr>
-      <w:r>
-        <w:t>Selected vision capabilities</w:t>
-      </w:r>
-    </w:p>
-    <w:p>
-      <w:pPr>
-        <w:pStyle w:val="ListBullet"/>
-        <w:keepLines/>
-      </w:pPr>
-      <w:r>
-        <w:t>Image enhancement: gray-world colour balancing followed by CLAHE on the luminance channel.</w:t>
-      </w:r>
-    </w:p>
-    <w:p>
-      <w:pPr>
-        <w:pStyle w:val="ListBullet"/>
-        <w:keepLines/>
-      </w:pPr>
-      <w:r>
-        <w:t>Edge detection: adaptive Canny thresholds with morphological closing and a visible edge overlay.</w:t>
-      </w:r>
-    </w:p>
-    <w:p>
-      <w:pPr>
-        <w:pStyle w:val="ListBullet"/>
-        <w:keepLines/>
-      </w:pPr>
-      <w:r>
-        <w:t>Object detection: HSV colour segmentation, morphology, contour filtering and bounding boxes.</w:t>
-      </w:r>
-    </w:p>
-    <w:p>
-      <w:pPr>
-        <w:pStyle w:val="ListBullet"/>
-        <w:keepLines/>
-      </w:pPr>
-      <w:r>
-        <w:t>Object recognition: an RBF SVM trained on the group's generated custom marker dataset.</w:t>
-      </w:r>
-    </w:p>
-    <w:p>
-      <w:pPr>
-        <w:pStyle w:val="ListBullet"/>
-        <w:keepLines/>
-      </w:pPr>
-      <w:r>
-        <w:t>Change and moving-object detection: MOG2 adaptive background modelling on video frames.</w:t>
-      </w:r>
-    </w:p>
-    <w:p>
-      <w:pPr>
-        <w:pStyle w:val="ListBullet"/>
-        <w:keepLines/>
-      </w:pPr>
-      <w:r>
-        <w:t>Object tracking: centroid association with persistent IDs and missing-frame tolerance.</w:t>
-      </w:r>
-    </w:p>
-    <w:p>
-      <w:pPr>
-        <w:pStyle w:val="Heading2"/>
-      </w:pPr>
-      <w:r>
-        <w:t>Scope and safety</w:t>
-      </w:r>
-    </w:p>
-    <w:p>
-      <w:r>
-        <w:t xml:space="preserve">The application is an academic proof-of-concept, not a certified safety device. </w:t>
-      </w:r>
-      <w:r>
-        <w:t>Its vocabulary</w:t>
-      </w:r>
-      <w:r>
-        <w:t xml:space="preserve"> and synthetic evaluation are deliberately </w:t>
-      </w:r>
-      <w:r>
-        <w:t>restricted</w:t>
-      </w:r>
-      <w:r>
-        <w:t xml:space="preserve"> so that every training and testing step is reproducible. Real</w:t>
-      </w:r>
-      <w:r>
-        <w:t xml:space="preserve"> </w:t>
-      </w:r>
-      <w:r>
-        <w:t>world use would require representative data, calibrated depth, accessibility studies, privacy review and a much more conservative false-negative analysis</w:t>
-      </w:r>
-      <w:r>
-        <w:t xml:space="preserve"> to prevent use and legal issues</w:t>
-      </w:r>
-      <w:r>
-        <w:t>.</w:t>
-      </w:r>
-    </w:p>
-    <w:p>
-      <w:pPr>
         <w:pStyle w:val="Heading1"/>
-      </w:pPr>
-      <w:r>
+        <w:rPr>
+          <w:rFonts w:ascii="Times New Roman" w:hAnsi="Times New Roman" w:cs="Times New Roman"/>
+          <w:color w:val="000000" w:themeColor="text1"/>
+        </w:rPr>
+      </w:pPr>
+      <w:r>
+        <w:rPr>
+          <w:rFonts w:ascii="Times New Roman" w:hAnsi="Times New Roman" w:cs="Times New Roman"/>
+          <w:color w:val="000000" w:themeColor="text1"/>
+        </w:rPr>
         <w:lastRenderedPageBreak/>
         <w:t>System architecture</w:t>
       </w:r>
@@ -564,10 +1062,16 @@
         <w:keepNext/>
         <w:spacing w:before="80" w:after="60"/>
         <w:jc w:val="center"/>
-      </w:pPr>
-      <w:r>
-        <w:rPr>
+        <w:rPr>
+          <w:rFonts w:ascii="Times New Roman" w:hAnsi="Times New Roman" w:cs="Times New Roman"/>
+          <w:color w:val="000000" w:themeColor="text1"/>
+        </w:rPr>
+      </w:pPr>
+      <w:r>
+        <w:rPr>
+          <w:rFonts w:ascii="Times New Roman" w:hAnsi="Times New Roman" w:cs="Times New Roman"/>
           <w:noProof/>
+          <w:color w:val="000000" w:themeColor="text1"/>
         </w:rPr>
         <w:drawing>
           <wp:inline distT="0" distB="0" distL="0" distR="0" wp14:anchorId="6AF70708" wp14:editId="21D5BBF0">
@@ -611,134 +1115,133 @@
         <w:pStyle w:val="Caption"/>
         <w:spacing w:after="160"/>
         <w:jc w:val="center"/>
-      </w:pPr>
-      <w:r>
+        <w:rPr>
+          <w:rFonts w:ascii="Times New Roman" w:hAnsi="Times New Roman" w:cs="Times New Roman"/>
+          <w:color w:val="000000" w:themeColor="text1"/>
+        </w:rPr>
+      </w:pPr>
+      <w:r>
+        <w:rPr>
+          <w:rFonts w:ascii="Times New Roman" w:hAnsi="Times New Roman" w:cs="Times New Roman"/>
+          <w:color w:val="000000" w:themeColor="text1"/>
+        </w:rPr>
         <w:t>Figure 1. System architecture and data flow.</w:t>
       </w:r>
     </w:p>
     <w:p>
-      <w:r>
-        <w:t xml:space="preserve">The </w:t>
-      </w:r>
-      <w:r>
-        <w:t>front-end</w:t>
-      </w:r>
-      <w:r>
-        <w:t xml:space="preserve"> and back</w:t>
-      </w:r>
-      <w:r>
-        <w:t>-</w:t>
-      </w:r>
-      <w:r>
-        <w:t xml:space="preserve">end are </w:t>
-      </w:r>
-      <w:r>
-        <w:t xml:space="preserve">both </w:t>
-      </w:r>
-      <w:r>
-        <w:t xml:space="preserve">packaged in the notebook. </w:t>
+      <w:pPr>
+        <w:rPr>
+          <w:rFonts w:ascii="Times New Roman" w:hAnsi="Times New Roman" w:cs="Times New Roman"/>
+          <w:color w:val="000000" w:themeColor="text1"/>
+        </w:rPr>
+      </w:pPr>
+      <w:r>
+        <w:rPr>
+          <w:rFonts w:ascii="Times New Roman" w:hAnsi="Times New Roman" w:cs="Times New Roman"/>
+          <w:color w:val="000000" w:themeColor="text1"/>
+        </w:rPr>
+        <w:t xml:space="preserve">The front-end and back-end are both included in the notebook. The browser interface is provided by </w:t>
       </w:r>
       <w:proofErr w:type="spellStart"/>
       <w:r>
+        <w:rPr>
+          <w:rFonts w:ascii="Times New Roman" w:hAnsi="Times New Roman" w:cs="Times New Roman"/>
+          <w:color w:val="000000" w:themeColor="text1"/>
+        </w:rPr>
         <w:t>Gradio</w:t>
       </w:r>
       <w:proofErr w:type="spellEnd"/>
       <w:r>
-        <w:t xml:space="preserve"> </w:t>
-      </w:r>
-      <w:r>
-        <w:t>gives us</w:t>
-      </w:r>
-      <w:r>
-        <w:t xml:space="preserve"> the browser interface while Python, OpenCV and scikit-learn provide the processing and model layers. An input is validated and resized to a </w:t>
-      </w:r>
-      <w:r>
-        <w:t xml:space="preserve">max </w:t>
-      </w:r>
-      <w:r>
-        <w:t xml:space="preserve">width of 640 pixels. </w:t>
-      </w:r>
-      <w:r>
-        <w:t>E</w:t>
-      </w:r>
-      <w:r>
-        <w:t xml:space="preserve">nhanced </w:t>
-      </w:r>
-      <w:r>
-        <w:t xml:space="preserve">frames </w:t>
+        <w:rPr>
+          <w:rFonts w:ascii="Times New Roman" w:hAnsi="Times New Roman" w:cs="Times New Roman"/>
+          <w:color w:val="000000" w:themeColor="text1"/>
+        </w:rPr>
+        <w:t xml:space="preserve">, and the layers of processing and models are provided by Python, OpenCV and scikit-learn. An input is checked and shrunk to maximum width of 640 pixels. Enhanced frames </w:t>
       </w:r>
       <w:proofErr w:type="gramStart"/>
       <w:r>
-        <w:t>provides</w:t>
+        <w:rPr>
+          <w:rFonts w:ascii="Times New Roman" w:hAnsi="Times New Roman" w:cs="Times New Roman"/>
+          <w:color w:val="000000" w:themeColor="text1"/>
+        </w:rPr>
+        <w:t>offers</w:t>
       </w:r>
       <w:proofErr w:type="gramEnd"/>
       <w:r>
-        <w:t xml:space="preserve"> </w:t>
-      </w:r>
-      <w:r>
-        <w:t xml:space="preserve">edge and color-proposal branches. Candidate pixels are classified using the custom SVM. Video frames </w:t>
-      </w:r>
-      <w:r>
-        <w:t>go</w:t>
-      </w:r>
-      <w:r>
-        <w:t xml:space="preserve"> through MOG2 and the centroid tracker. Fusion draws boxes, labels and track IDs, builds a text guidance sentence and reports </w:t>
-      </w:r>
-      <w:r>
-        <w:t xml:space="preserve">the resulted </w:t>
-      </w:r>
-      <w:r>
-        <w:t>latency/FPS.</w:t>
+        <w:rPr>
+          <w:rFonts w:ascii="Times New Roman" w:hAnsi="Times New Roman" w:cs="Times New Roman"/>
+          <w:color w:val="000000" w:themeColor="text1"/>
+        </w:rPr>
+        <w:t xml:space="preserve"> color-proposal and edge branches. The custom SVM is used to classify the candidate pixels. The centroid tracker and MOG2 process the video frames. Fusion takes boxes, labels and track IDs and constructs a text guidance sentence and reports the resulting latency/FPS.</w:t>
       </w:r>
     </w:p>
     <w:p>
       <w:pPr>
         <w:pStyle w:val="Heading2"/>
-      </w:pPr>
-      <w:r>
-        <w:t>Frontend and input modalities</w:t>
+        <w:rPr>
+          <w:rFonts w:ascii="Times New Roman" w:hAnsi="Times New Roman" w:cs="Times New Roman"/>
+          <w:color w:val="000000" w:themeColor="text1"/>
+        </w:rPr>
+      </w:pPr>
+      <w:r>
+        <w:rPr>
+          <w:rFonts w:ascii="Times New Roman" w:hAnsi="Times New Roman" w:cs="Times New Roman"/>
+          <w:color w:val="000000" w:themeColor="text1"/>
+        </w:rPr>
+        <w:t>Input modalities and frontend</w:t>
+      </w:r>
+      <w:r>
+        <w:rPr>
+          <w:rFonts w:ascii="Times New Roman" w:hAnsi="Times New Roman" w:cs="Times New Roman"/>
+          <w:color w:val="000000" w:themeColor="text1"/>
+        </w:rPr>
+        <w:t>:</w:t>
       </w:r>
     </w:p>
     <w:p>
-      <w:r>
-        <w:t>The Image / Webcam tab accepts an upload or camera capture</w:t>
-      </w:r>
-      <w:r>
-        <w:t>, then</w:t>
-      </w:r>
-      <w:r>
-        <w:t xml:space="preserve"> shows four outputs: the integrated annotated result, enhanced image, edge view and guidance. The Video tab </w:t>
-      </w:r>
-      <w:r>
-        <w:t xml:space="preserve">would also </w:t>
-      </w:r>
-      <w:r>
-        <w:t xml:space="preserve">accept an uploaded file, applies the same frame pipeline plus motion/tracking, and returns an annotated video and aggregate metrics. These two paths </w:t>
-      </w:r>
-      <w:r>
-        <w:t>achieve</w:t>
-      </w:r>
-      <w:r>
-        <w:t xml:space="preserve"> the requirement </w:t>
-      </w:r>
-      <w:r>
-        <w:t>of</w:t>
-      </w:r>
-      <w:r>
-        <w:t xml:space="preserve"> at least two input modalities while keeping the interface consistent.</w:t>
-      </w:r>
-    </w:p>
-    <w:p>
-      <w:pPr>
-        <w:keepNext/>
-        <w:spacing w:before="80" w:after="60"/>
-        <w:jc w:val="center"/>
-      </w:pPr>
-      <w:r>
-        <w:rPr>
+      <w:pPr>
+        <w:rPr>
+          <w:rFonts w:ascii="Times New Roman" w:hAnsi="Times New Roman" w:cs="Times New Roman"/>
+          <w:color w:val="000000" w:themeColor="text1"/>
+        </w:rPr>
+      </w:pPr>
+      <w:r>
+        <w:rPr>
+          <w:rFonts w:ascii="Times New Roman" w:hAnsi="Times New Roman" w:cs="Times New Roman"/>
+          <w:color w:val="000000" w:themeColor="text1"/>
+        </w:rPr>
+        <w:t xml:space="preserve">You can upload an image or take a picture with the </w:t>
+      </w:r>
+      <w:proofErr w:type="gramStart"/>
+      <w:r>
+        <w:rPr>
+          <w:rFonts w:ascii="Times New Roman" w:hAnsi="Times New Roman" w:cs="Times New Roman"/>
+          <w:color w:val="000000" w:themeColor="text1"/>
+        </w:rPr>
+        <w:t>webcam</w:t>
+      </w:r>
+      <w:proofErr w:type="gramEnd"/>
+      <w:r>
+        <w:rPr>
+          <w:rFonts w:ascii="Times New Roman" w:hAnsi="Times New Roman" w:cs="Times New Roman"/>
+          <w:color w:val="000000" w:themeColor="text1"/>
+        </w:rPr>
+        <w:t xml:space="preserve"> and the Image / Webcam tab will display 4 outputs: an annotated image (with the integrated tool), an enhanced image, an edge view and a guidance view. Video tab would also support an uploaded file, take the same frame pipeline, add motion/tracking, and provide an annotated video and overall statistics. Both paths respect the need for at least two </w:t>
+      </w:r>
+      <w:r>
+        <w:rPr>
+          <w:rFonts w:ascii="Times New Roman" w:hAnsi="Times New Roman" w:cs="Times New Roman"/>
+          <w:color w:val="000000" w:themeColor="text1"/>
+        </w:rPr>
+        <w:lastRenderedPageBreak/>
+        <w:t>modalities of input and maintain consistency of the interface.</w:t>
+      </w:r>
+      <w:r>
+        <w:rPr>
+          <w:rFonts w:ascii="Times New Roman" w:hAnsi="Times New Roman" w:cs="Times New Roman"/>
           <w:noProof/>
-        </w:rPr>
-        <w:lastRenderedPageBreak/>
+          <w:color w:val="000000" w:themeColor="text1"/>
+        </w:rPr>
         <w:drawing>
           <wp:inline distT="0" distB="0" distL="0" distR="0" wp14:anchorId="1F97ADBF" wp14:editId="18F13DC6">
             <wp:extent cx="5212080" cy="4713534"/>
@@ -781,113 +1284,268 @@
         <w:pStyle w:val="Caption"/>
         <w:spacing w:after="160"/>
         <w:jc w:val="center"/>
-      </w:pPr>
-      <w:r>
+        <w:rPr>
+          <w:rFonts w:ascii="Times New Roman" w:hAnsi="Times New Roman" w:cs="Times New Roman"/>
+          <w:color w:val="000000" w:themeColor="text1"/>
+        </w:rPr>
+      </w:pPr>
+      <w:r>
+        <w:rPr>
+          <w:rFonts w:ascii="Times New Roman" w:hAnsi="Times New Roman" w:cs="Times New Roman"/>
+          <w:color w:val="000000" w:themeColor="text1"/>
+        </w:rPr>
         <w:t>Figure 2. Verified local Gradio interface in the Image / Webcam mode.</w:t>
       </w:r>
     </w:p>
     <w:p>
       <w:pPr>
         <w:pStyle w:val="Heading1"/>
-      </w:pPr>
-      <w:r>
+        <w:rPr>
+          <w:rFonts w:ascii="Times New Roman" w:hAnsi="Times New Roman" w:cs="Times New Roman"/>
+          <w:color w:val="000000" w:themeColor="text1"/>
+        </w:rPr>
+      </w:pPr>
+      <w:r>
+        <w:rPr>
+          <w:rFonts w:ascii="Times New Roman" w:hAnsi="Times New Roman" w:cs="Times New Roman"/>
+          <w:color w:val="000000" w:themeColor="text1"/>
+        </w:rPr>
         <w:t>Implementation details</w:t>
       </w:r>
     </w:p>
     <w:p>
       <w:pPr>
         <w:pStyle w:val="Heading2"/>
-      </w:pPr>
-      <w:r>
+        <w:rPr>
+          <w:rFonts w:ascii="Times New Roman" w:hAnsi="Times New Roman" w:cs="Times New Roman"/>
+          <w:color w:val="000000" w:themeColor="text1"/>
+        </w:rPr>
+      </w:pPr>
+      <w:r>
+        <w:rPr>
+          <w:rFonts w:ascii="Times New Roman" w:hAnsi="Times New Roman" w:cs="Times New Roman"/>
+          <w:color w:val="000000" w:themeColor="text1"/>
+        </w:rPr>
         <w:t>Enhancement and edge processing</w:t>
+      </w:r>
+      <w:r>
+        <w:rPr>
+          <w:rFonts w:ascii="Times New Roman" w:hAnsi="Times New Roman" w:cs="Times New Roman"/>
+          <w:color w:val="000000" w:themeColor="text1"/>
+        </w:rPr>
+        <w:t>:</w:t>
       </w:r>
     </w:p>
     <w:p>
-      <w:r>
-        <w:t>Gray-world balancing estimates a target mean across BGR channels and limits channel scaling to avoid extreme colour shifts. The result is</w:t>
-      </w:r>
-      <w:r>
-        <w:t xml:space="preserve"> then</w:t>
-      </w:r>
-      <w:r>
-        <w:t xml:space="preserve"> converted to CIELAB, where CLAHE </w:t>
-      </w:r>
-      <w:r>
-        <w:t>will be</w:t>
-      </w:r>
-      <w:r>
-        <w:t xml:space="preserve"> applied only to luminance. Adaptive Canny thresholds are</w:t>
-      </w:r>
-      <w:r>
-        <w:t xml:space="preserve"> then</w:t>
-      </w:r>
-      <w:r>
-        <w:t xml:space="preserve"> calculated from the median of a Gaussian-smoothed grayscale image</w:t>
-      </w:r>
-      <w:r>
-        <w:t>,</w:t>
-      </w:r>
-      <w:r>
-        <w:t xml:space="preserve"> a 3 x 3 closing operation joins short breaks. This branch supplies a clear boundary view but does not directly claim </w:t>
-      </w:r>
-      <w:r>
-        <w:t xml:space="preserve">actual </w:t>
-      </w:r>
-      <w:r>
-        <w:t>semantic meaning.</w:t>
+      <w:pPr>
+        <w:pStyle w:val="Heading2"/>
+        <w:tabs>
+          <w:tab w:val="left" w:pos="5223"/>
+        </w:tabs>
+        <w:rPr>
+          <w:rFonts w:ascii="Times New Roman" w:eastAsiaTheme="minorEastAsia" w:hAnsi="Times New Roman" w:cs="Times New Roman"/>
+          <w:b w:val="0"/>
+          <w:bCs w:val="0"/>
+          <w:color w:val="000000" w:themeColor="text1"/>
+          <w:sz w:val="22"/>
+          <w:szCs w:val="22"/>
+        </w:rPr>
+      </w:pPr>
+      <w:r>
+        <w:rPr>
+          <w:rFonts w:ascii="Times New Roman" w:eastAsiaTheme="minorEastAsia" w:hAnsi="Times New Roman" w:cs="Times New Roman"/>
+          <w:b w:val="0"/>
+          <w:bCs w:val="0"/>
+          <w:color w:val="000000" w:themeColor="text1"/>
+          <w:sz w:val="22"/>
+          <w:szCs w:val="22"/>
+        </w:rPr>
+        <w:t xml:space="preserve">Gray-world balancing calculates a target mean for all the BGR channels and reduces channel scaling to prevent large </w:t>
+      </w:r>
+      <w:proofErr w:type="spellStart"/>
+      <w:r>
+        <w:rPr>
+          <w:rFonts w:ascii="Times New Roman" w:eastAsiaTheme="minorEastAsia" w:hAnsi="Times New Roman" w:cs="Times New Roman"/>
+          <w:b w:val="0"/>
+          <w:bCs w:val="0"/>
+          <w:color w:val="000000" w:themeColor="text1"/>
+          <w:sz w:val="22"/>
+          <w:szCs w:val="22"/>
+        </w:rPr>
+        <w:t>colour</w:t>
+      </w:r>
+      <w:proofErr w:type="spellEnd"/>
+      <w:r>
+        <w:rPr>
+          <w:rFonts w:ascii="Times New Roman" w:eastAsiaTheme="minorEastAsia" w:hAnsi="Times New Roman" w:cs="Times New Roman"/>
+          <w:b w:val="0"/>
+          <w:bCs w:val="0"/>
+          <w:color w:val="000000" w:themeColor="text1"/>
+          <w:sz w:val="22"/>
+          <w:szCs w:val="22"/>
+        </w:rPr>
+        <w:t xml:space="preserve"> changes. The image is then transformed into CIELAB where only the luminance component is subject to CLAHE. A 3 x 3 closing operation is then applied to join short breaks and the adaptive Canny thresholds are computed from the median of a grayscale image after Gaussian smoothing. This branch provides a clear boundary view and does not explicitly take over the real meaning. A formal proposal for the creation of an object.</w:t>
       </w:r>
     </w:p>
     <w:p>
       <w:pPr>
         <w:pStyle w:val="Heading2"/>
-      </w:pPr>
-      <w:r>
-        <w:t>Object proposal and custom recognition</w:t>
+        <w:tabs>
+          <w:tab w:val="left" w:pos="5223"/>
+        </w:tabs>
+        <w:rPr>
+          <w:rFonts w:ascii="Times New Roman" w:hAnsi="Times New Roman" w:cs="Times New Roman"/>
+          <w:color w:val="000000" w:themeColor="text1"/>
+        </w:rPr>
+      </w:pPr>
+      <w:r>
+        <w:rPr>
+          <w:rFonts w:ascii="Times New Roman" w:hAnsi="Times New Roman" w:cs="Times New Roman"/>
+          <w:color w:val="000000" w:themeColor="text1"/>
+        </w:rPr>
+        <w:t>Object proposal and custom recognitio</w:t>
+      </w:r>
+      <w:r>
+        <w:rPr>
+          <w:rFonts w:ascii="Times New Roman" w:hAnsi="Times New Roman" w:cs="Times New Roman"/>
+          <w:color w:val="000000" w:themeColor="text1"/>
+        </w:rPr>
+        <w:t>n:</w:t>
       </w:r>
     </w:p>
     <w:p>
-      <w:r>
-        <w:t xml:space="preserve">HSV thresholds form red, yellow and green proposal masks. Opening removes isolated pixels and closing joins small gaps. Original and enhanced pixels are both searched using separate colour masks so a dominant single colour cannot be lost during balancing and adjacent marker colours cannot merge. Contours below 300 pixels or outside broad aspect-ratio limits are rejected. Each remaining object is centred on a neutral 96 x 96 canvas at a fixed foreground scale. This canonicalisation solved an </w:t>
-      </w:r>
-      <w:r>
+      <w:pPr>
+        <w:rPr>
+          <w:rFonts w:ascii="Times New Roman" w:hAnsi="Times New Roman" w:cs="Times New Roman"/>
+          <w:color w:val="000000" w:themeColor="text1"/>
+        </w:rPr>
+      </w:pPr>
+      <w:r>
+        <w:rPr>
+          <w:rFonts w:ascii="Times New Roman" w:hAnsi="Times New Roman" w:cs="Times New Roman"/>
+          <w:color w:val="000000" w:themeColor="text1"/>
+        </w:rPr>
+        <w:t xml:space="preserve">Red, yellow and green proposal masks are created using HSV thresholds. Opening deletes isolated pixels, closing fills small gaps. Original and enhanced pixels are both looked for with separate </w:t>
+      </w:r>
+      <w:proofErr w:type="spellStart"/>
+      <w:r>
+        <w:rPr>
+          <w:rFonts w:ascii="Times New Roman" w:hAnsi="Times New Roman" w:cs="Times New Roman"/>
+          <w:color w:val="000000" w:themeColor="text1"/>
+        </w:rPr>
+        <w:t>colour</w:t>
+      </w:r>
+      <w:proofErr w:type="spellEnd"/>
+      <w:r>
+        <w:rPr>
+          <w:rFonts w:ascii="Times New Roman" w:hAnsi="Times New Roman" w:cs="Times New Roman"/>
+          <w:color w:val="000000" w:themeColor="text1"/>
+        </w:rPr>
+        <w:t xml:space="preserve"> masks, so that no dominant single </w:t>
+      </w:r>
+      <w:proofErr w:type="spellStart"/>
+      <w:r>
+        <w:rPr>
+          <w:rFonts w:ascii="Times New Roman" w:hAnsi="Times New Roman" w:cs="Times New Roman"/>
+          <w:color w:val="000000" w:themeColor="text1"/>
+        </w:rPr>
+        <w:t>colour</w:t>
+      </w:r>
+      <w:proofErr w:type="spellEnd"/>
+      <w:r>
+        <w:rPr>
+          <w:rFonts w:ascii="Times New Roman" w:hAnsi="Times New Roman" w:cs="Times New Roman"/>
+          <w:color w:val="000000" w:themeColor="text1"/>
+        </w:rPr>
+        <w:t xml:space="preserve"> will be lost over balancing and adjacent marker </w:t>
+      </w:r>
+      <w:proofErr w:type="spellStart"/>
+      <w:r>
+        <w:rPr>
+          <w:rFonts w:ascii="Times New Roman" w:hAnsi="Times New Roman" w:cs="Times New Roman"/>
+          <w:color w:val="000000" w:themeColor="text1"/>
+        </w:rPr>
+        <w:t>colours</w:t>
+      </w:r>
+      <w:proofErr w:type="spellEnd"/>
+      <w:r>
+        <w:rPr>
+          <w:rFonts w:ascii="Times New Roman" w:hAnsi="Times New Roman" w:cs="Times New Roman"/>
+          <w:color w:val="000000" w:themeColor="text1"/>
+        </w:rPr>
+        <w:t xml:space="preserve"> don't mix. </w:t>
+      </w:r>
+      <w:r>
+        <w:rPr>
+          <w:rFonts w:ascii="Times New Roman" w:hAnsi="Times New Roman" w:cs="Times New Roman"/>
+          <w:color w:val="000000" w:themeColor="text1"/>
+        </w:rPr>
         <w:lastRenderedPageBreak/>
-        <w:t xml:space="preserve">important training/inference mismatch: the recogniser now sees the same object scale during both phases. Proposal masks are </w:t>
-      </w:r>
-      <w:r>
-        <w:t>grouped</w:t>
-      </w:r>
-      <w:r>
-        <w:t xml:space="preserve"> by the SVM using pre-enhancement validated pixels to preserve the training appearance distribution. When the synthetic crop model is un</w:t>
-      </w:r>
-      <w:r>
-        <w:t>sure</w:t>
-      </w:r>
-      <w:r>
-        <w:t xml:space="preserve">, a conservative fusion rule checks </w:t>
-      </w:r>
-      <w:r>
-        <w:t>real</w:t>
-      </w:r>
-      <w:r>
-        <w:t xml:space="preserve"> evidence: red octagonal</w:t>
-      </w:r>
-      <w:r>
-        <w:t xml:space="preserve"> shapes</w:t>
-      </w:r>
-      <w:r>
-        <w:t xml:space="preserve"> with a bright symbol support stop, yellow triangular </w:t>
-      </w:r>
-      <w:r>
-        <w:t>shapes</w:t>
-      </w:r>
-      <w:r>
-        <w:t xml:space="preserve"> support warning, and green circular </w:t>
-      </w:r>
-      <w:r>
-        <w:t>shapes</w:t>
-      </w:r>
-      <w:r>
-        <w:t xml:space="preserve"> with a bright internal symbol support safe. This recovered examples without replacing the learned model.</w:t>
+        <w:t xml:space="preserve">Contours with less than 300 pixels or those that fall outside of the wide aspect-ratio range are discarded. Every other object is placed at a fixed foreground size and centered in a neutral canvas of size 96 x 96. This </w:t>
+      </w:r>
+      <w:proofErr w:type="spellStart"/>
+      <w:r>
+        <w:rPr>
+          <w:rFonts w:ascii="Times New Roman" w:hAnsi="Times New Roman" w:cs="Times New Roman"/>
+          <w:color w:val="000000" w:themeColor="text1"/>
+        </w:rPr>
+        <w:t>canonicalisation</w:t>
+      </w:r>
+      <w:proofErr w:type="spellEnd"/>
+      <w:r>
+        <w:rPr>
+          <w:rFonts w:ascii="Times New Roman" w:hAnsi="Times New Roman" w:cs="Times New Roman"/>
+          <w:color w:val="000000" w:themeColor="text1"/>
+        </w:rPr>
+        <w:t xml:space="preserve"> helped address an important training/inference mismatch, namely that the </w:t>
+      </w:r>
+      <w:proofErr w:type="spellStart"/>
+      <w:r>
+        <w:rPr>
+          <w:rFonts w:ascii="Times New Roman" w:hAnsi="Times New Roman" w:cs="Times New Roman"/>
+          <w:color w:val="000000" w:themeColor="text1"/>
+        </w:rPr>
+        <w:t>recogniser</w:t>
+      </w:r>
+      <w:proofErr w:type="spellEnd"/>
+      <w:r>
+        <w:rPr>
+          <w:rFonts w:ascii="Times New Roman" w:hAnsi="Times New Roman" w:cs="Times New Roman"/>
+          <w:color w:val="000000" w:themeColor="text1"/>
+        </w:rPr>
+        <w:t xml:space="preserve"> </w:t>
+      </w:r>
+      <w:proofErr w:type="gramStart"/>
+      <w:r>
+        <w:rPr>
+          <w:rFonts w:ascii="Times New Roman" w:hAnsi="Times New Roman" w:cs="Times New Roman"/>
+          <w:color w:val="000000" w:themeColor="text1"/>
+        </w:rPr>
+        <w:t>is seeing</w:t>
+      </w:r>
+      <w:proofErr w:type="gramEnd"/>
+      <w:r>
+        <w:rPr>
+          <w:rFonts w:ascii="Times New Roman" w:hAnsi="Times New Roman" w:cs="Times New Roman"/>
+          <w:color w:val="000000" w:themeColor="text1"/>
+        </w:rPr>
+        <w:t xml:space="preserve"> the same scale of the object in both training and inference. The SVM collects the proposal masks in accordance with </w:t>
+      </w:r>
+      <w:proofErr w:type="gramStart"/>
+      <w:r>
+        <w:rPr>
+          <w:rFonts w:ascii="Times New Roman" w:hAnsi="Times New Roman" w:cs="Times New Roman"/>
+          <w:color w:val="000000" w:themeColor="text1"/>
+        </w:rPr>
+        <w:t>the appearance</w:t>
+      </w:r>
+      <w:proofErr w:type="gramEnd"/>
+      <w:r>
+        <w:rPr>
+          <w:rFonts w:ascii="Times New Roman" w:hAnsi="Times New Roman" w:cs="Times New Roman"/>
+          <w:color w:val="000000" w:themeColor="text1"/>
+        </w:rPr>
+        <w:t xml:space="preserve"> distribution in the training phase using pre-enhanced validated pixels. If the synthetic crop model is in doubt, a conservative fusion rule verifies real evidence: red octagonal shapes signal stop, yellow triangular shapes signal warning, and green circular shapes with bright symbol in the center indicate safe. This recovered examples without updating the learned model.</w:t>
       </w:r>
     </w:p>
     <w:p>
@@ -900,23 +1558,104 @@
           <w:right w:val="single" w:sz="4" w:space="4" w:color="D9DEE5"/>
         </w:pBdr>
         <w:shd w:val="clear" w:color="auto" w:fill="F4F6F9"/>
-      </w:pPr>
-      <w:r>
-        <w:t>enhanced = enhance_image(frame)</w:t>
-      </w:r>
-      <w:r>
+        <w:rPr>
+          <w:rFonts w:ascii="Times New Roman" w:hAnsi="Times New Roman" w:cs="Times New Roman"/>
+          <w:color w:val="000000" w:themeColor="text1"/>
+        </w:rPr>
+      </w:pPr>
+      <w:r>
+        <w:rPr>
+          <w:rFonts w:ascii="Times New Roman" w:hAnsi="Times New Roman" w:cs="Times New Roman"/>
+          <w:color w:val="000000" w:themeColor="text1"/>
+        </w:rPr>
+        <w:t xml:space="preserve">enhanced = </w:t>
+      </w:r>
+      <w:proofErr w:type="spellStart"/>
+      <w:r>
+        <w:rPr>
+          <w:rFonts w:ascii="Times New Roman" w:hAnsi="Times New Roman" w:cs="Times New Roman"/>
+          <w:color w:val="000000" w:themeColor="text1"/>
+        </w:rPr>
+        <w:t>enhance_image</w:t>
+      </w:r>
+      <w:proofErr w:type="spellEnd"/>
+      <w:r>
+        <w:rPr>
+          <w:rFonts w:ascii="Times New Roman" w:hAnsi="Times New Roman" w:cs="Times New Roman"/>
+          <w:color w:val="000000" w:themeColor="text1"/>
+        </w:rPr>
+        <w:t>(frame)</w:t>
+      </w:r>
+      <w:r>
+        <w:rPr>
+          <w:rFonts w:ascii="Times New Roman" w:hAnsi="Times New Roman" w:cs="Times New Roman"/>
+          <w:color w:val="000000" w:themeColor="text1"/>
+        </w:rPr>
         <w:br/>
-        <w:t>edges = adaptive_canny(enhanced)</w:t>
-      </w:r>
-      <w:r>
+        <w:t xml:space="preserve">edges = </w:t>
+      </w:r>
+      <w:proofErr w:type="spellStart"/>
+      <w:r>
+        <w:rPr>
+          <w:rFonts w:ascii="Times New Roman" w:hAnsi="Times New Roman" w:cs="Times New Roman"/>
+          <w:color w:val="000000" w:themeColor="text1"/>
+        </w:rPr>
+        <w:t>adaptive_canny</w:t>
+      </w:r>
+      <w:proofErr w:type="spellEnd"/>
+      <w:r>
+        <w:rPr>
+          <w:rFonts w:ascii="Times New Roman" w:hAnsi="Times New Roman" w:cs="Times New Roman"/>
+          <w:color w:val="000000" w:themeColor="text1"/>
+        </w:rPr>
+        <w:t>(enhanced)</w:t>
+      </w:r>
+      <w:r>
+        <w:rPr>
+          <w:rFonts w:ascii="Times New Roman" w:hAnsi="Times New Roman" w:cs="Times New Roman"/>
+          <w:color w:val="000000" w:themeColor="text1"/>
+        </w:rPr>
         <w:br/>
-        <w:t>detections = detect_markers(</w:t>
-      </w:r>
-      <w:r>
+        <w:t>detections = detect_</w:t>
+      </w:r>
+      <w:proofErr w:type="gramStart"/>
+      <w:r>
+        <w:rPr>
+          <w:rFonts w:ascii="Times New Roman" w:hAnsi="Times New Roman" w:cs="Times New Roman"/>
+          <w:color w:val="000000" w:themeColor="text1"/>
+        </w:rPr>
+        <w:t>markers(</w:t>
+      </w:r>
+      <w:proofErr w:type="gramEnd"/>
+      <w:r>
+        <w:rPr>
+          <w:rFonts w:ascii="Times New Roman" w:hAnsi="Times New Roman" w:cs="Times New Roman"/>
+          <w:color w:val="000000" w:themeColor="text1"/>
+        </w:rPr>
         <w:br/>
-        <w:t xml:space="preserve">    enhanced, self.model, classification_frame=frame</w:t>
-      </w:r>
-      <w:r>
+        <w:t xml:space="preserve">    enhanced, </w:t>
+      </w:r>
+      <w:proofErr w:type="gramStart"/>
+      <w:r>
+        <w:rPr>
+          <w:rFonts w:ascii="Times New Roman" w:hAnsi="Times New Roman" w:cs="Times New Roman"/>
+          <w:color w:val="000000" w:themeColor="text1"/>
+        </w:rPr>
+        <w:t>self.model</w:t>
+      </w:r>
+      <w:proofErr w:type="gramEnd"/>
+      <w:r>
+        <w:rPr>
+          <w:rFonts w:ascii="Times New Roman" w:hAnsi="Times New Roman" w:cs="Times New Roman"/>
+          <w:color w:val="000000" w:themeColor="text1"/>
+        </w:rPr>
+        <w:t>, classification_frame=frame</w:t>
+      </w:r>
+      <w:r>
+        <w:rPr>
+          <w:rFonts w:ascii="Times New Roman" w:hAnsi="Times New Roman" w:cs="Times New Roman"/>
+          <w:color w:val="000000" w:themeColor="text1"/>
+        </w:rPr>
         <w:br/>
         <w:t>)</w:t>
       </w:r>
@@ -924,169 +1663,308 @@
     <w:p>
       <w:pPr>
         <w:pStyle w:val="Heading2"/>
-      </w:pPr>
-      <w:r>
+        <w:rPr>
+          <w:rFonts w:ascii="Times New Roman" w:hAnsi="Times New Roman" w:cs="Times New Roman"/>
+          <w:color w:val="000000" w:themeColor="text1"/>
+        </w:rPr>
+      </w:pPr>
+      <w:r>
+        <w:rPr>
+          <w:rFonts w:ascii="Times New Roman" w:hAnsi="Times New Roman" w:cs="Times New Roman"/>
+          <w:color w:val="000000" w:themeColor="text1"/>
+        </w:rPr>
         <w:t>Motion detection and tracking</w:t>
       </w:r>
     </w:p>
     <w:p>
-      <w:r>
-        <w:t>For video, OpenCV's MOG2 model learns an adaptive background. Shadow-valued pixels are removed by a high binary threshold, followed by opening and dilation. After four warm</w:t>
-      </w:r>
-      <w:r>
-        <w:t xml:space="preserve"> </w:t>
-      </w:r>
-      <w:r>
-        <w:t xml:space="preserve">up frames, contours between 500 pixels and 65% of the frame area become moving regions. A lightweight centroid tracker </w:t>
-      </w:r>
-      <w:r>
-        <w:t>links</w:t>
-      </w:r>
-      <w:r>
-        <w:t xml:space="preserve"> each current box with the nearest existing centre, assigns a new ID when required and removes IDs after eight missed frames. This method is fast and easy to explain, although it</w:t>
-      </w:r>
-      <w:r>
-        <w:t>s drawback is it</w:t>
-      </w:r>
-      <w:r>
-        <w:t xml:space="preserve"> can exchange identities when objects cross.</w:t>
+      <w:pPr>
+        <w:pStyle w:val="Heading2"/>
+        <w:rPr>
+          <w:rFonts w:ascii="Times New Roman" w:eastAsiaTheme="minorEastAsia" w:hAnsi="Times New Roman" w:cs="Times New Roman"/>
+          <w:b w:val="0"/>
+          <w:bCs w:val="0"/>
+          <w:color w:val="000000" w:themeColor="text1"/>
+          <w:sz w:val="22"/>
+          <w:szCs w:val="22"/>
+        </w:rPr>
+      </w:pPr>
+      <w:r>
+        <w:rPr>
+          <w:rFonts w:ascii="Times New Roman" w:eastAsiaTheme="minorEastAsia" w:hAnsi="Times New Roman" w:cs="Times New Roman"/>
+          <w:b w:val="0"/>
+          <w:bCs w:val="0"/>
+          <w:color w:val="000000" w:themeColor="text1"/>
+          <w:sz w:val="22"/>
+          <w:szCs w:val="22"/>
+        </w:rPr>
+        <w:t xml:space="preserve">For video, OpenCV's MOG2 model will learn the adaptive background. A high binary threshold is used to remove shadow valued pixels, followed by opening and dilation. The contours between 500 to 65% of the area of the frame are moving in 4 warm up frames. A light centroid tracker connects the current box to the closest existing </w:t>
+      </w:r>
+      <w:proofErr w:type="spellStart"/>
+      <w:r>
+        <w:rPr>
+          <w:rFonts w:ascii="Times New Roman" w:eastAsiaTheme="minorEastAsia" w:hAnsi="Times New Roman" w:cs="Times New Roman"/>
+          <w:b w:val="0"/>
+          <w:bCs w:val="0"/>
+          <w:color w:val="000000" w:themeColor="text1"/>
+          <w:sz w:val="22"/>
+          <w:szCs w:val="22"/>
+        </w:rPr>
+        <w:t>centre</w:t>
+      </w:r>
+      <w:proofErr w:type="spellEnd"/>
+      <w:r>
+        <w:rPr>
+          <w:rFonts w:ascii="Times New Roman" w:eastAsiaTheme="minorEastAsia" w:hAnsi="Times New Roman" w:cs="Times New Roman"/>
+          <w:b w:val="0"/>
+          <w:bCs w:val="0"/>
+          <w:color w:val="000000" w:themeColor="text1"/>
+          <w:sz w:val="22"/>
+          <w:szCs w:val="22"/>
+        </w:rPr>
+        <w:t xml:space="preserve">, allocates new IDs if needed and deletes IDs after 8 unobserved frames. This approach is simple and quick to </w:t>
+      </w:r>
+      <w:proofErr w:type="gramStart"/>
+      <w:r>
+        <w:rPr>
+          <w:rFonts w:ascii="Times New Roman" w:eastAsiaTheme="minorEastAsia" w:hAnsi="Times New Roman" w:cs="Times New Roman"/>
+          <w:b w:val="0"/>
+          <w:bCs w:val="0"/>
+          <w:color w:val="000000" w:themeColor="text1"/>
+          <w:sz w:val="22"/>
+          <w:szCs w:val="22"/>
+        </w:rPr>
+        <w:t>explain, but</w:t>
+      </w:r>
+      <w:proofErr w:type="gramEnd"/>
+      <w:r>
+        <w:rPr>
+          <w:rFonts w:ascii="Times New Roman" w:eastAsiaTheme="minorEastAsia" w:hAnsi="Times New Roman" w:cs="Times New Roman"/>
+          <w:b w:val="0"/>
+          <w:bCs w:val="0"/>
+          <w:color w:val="000000" w:themeColor="text1"/>
+          <w:sz w:val="22"/>
+          <w:szCs w:val="22"/>
+        </w:rPr>
+        <w:t xml:space="preserve"> has the disadvantage that it can switch identities when objects overlap.</w:t>
       </w:r>
     </w:p>
     <w:p>
       <w:pPr>
         <w:pStyle w:val="Heading2"/>
-      </w:pPr>
-      <w:r>
+        <w:rPr>
+          <w:rFonts w:ascii="Times New Roman" w:hAnsi="Times New Roman" w:cs="Times New Roman"/>
+          <w:color w:val="000000" w:themeColor="text1"/>
+        </w:rPr>
+      </w:pPr>
+      <w:r>
+        <w:rPr>
+          <w:rFonts w:ascii="Times New Roman" w:hAnsi="Times New Roman" w:cs="Times New Roman"/>
+          <w:color w:val="000000" w:themeColor="text1"/>
+        </w:rPr>
         <w:t>Input validation and robustness controls</w:t>
       </w:r>
     </w:p>
     <w:p>
       <w:pPr>
-        <w:ind w:left="720"/>
-      </w:pPr>
-      <w:r>
-        <w:t xml:space="preserve">• </w:t>
-      </w:r>
-      <w:r>
-        <w:t xml:space="preserve"> </w:t>
-      </w:r>
-      <w:r>
-        <w:t>Rejects empty, incorrect, invalid input images with readable error messages.</w:t>
+        <w:pStyle w:val="Heading1"/>
+        <w:rPr>
+          <w:rFonts w:ascii="Times New Roman" w:eastAsiaTheme="minorEastAsia" w:hAnsi="Times New Roman" w:cs="Times New Roman"/>
+          <w:b w:val="0"/>
+          <w:bCs w:val="0"/>
+          <w:color w:val="000000" w:themeColor="text1"/>
+          <w:sz w:val="22"/>
+          <w:szCs w:val="22"/>
+        </w:rPr>
+      </w:pPr>
+      <w:r>
+        <w:rPr>
+          <w:rFonts w:ascii="Times New Roman" w:eastAsiaTheme="minorEastAsia" w:hAnsi="Times New Roman" w:cs="Times New Roman"/>
+          <w:b w:val="0"/>
+          <w:bCs w:val="0"/>
+          <w:color w:val="000000" w:themeColor="text1"/>
+          <w:sz w:val="22"/>
+          <w:szCs w:val="22"/>
+        </w:rPr>
+        <w:t xml:space="preserve">Fails to accept empty, bad, and invalid input images and gives readable error messages. </w:t>
       </w:r>
     </w:p>
     <w:p>
       <w:pPr>
-        <w:ind w:left="720"/>
-      </w:pPr>
-      <w:r>
-        <w:t xml:space="preserve">• </w:t>
-      </w:r>
-      <w:r>
-        <w:t xml:space="preserve"> </w:t>
-      </w:r>
-      <w:r>
-        <w:t>Supports grayscale and four-channel images by converting them to three-channel BGR.</w:t>
+        <w:pStyle w:val="Heading1"/>
+        <w:numPr>
+          <w:ilvl w:val="0"/>
+          <w:numId w:val="11"/>
+        </w:numPr>
+        <w:rPr>
+          <w:rFonts w:ascii="Times New Roman" w:eastAsiaTheme="minorEastAsia" w:hAnsi="Times New Roman" w:cs="Times New Roman"/>
+          <w:b w:val="0"/>
+          <w:bCs w:val="0"/>
+          <w:color w:val="000000" w:themeColor="text1"/>
+          <w:sz w:val="22"/>
+          <w:szCs w:val="22"/>
+        </w:rPr>
+      </w:pPr>
+      <w:r>
+        <w:rPr>
+          <w:rFonts w:ascii="Times New Roman" w:eastAsiaTheme="minorEastAsia" w:hAnsi="Times New Roman" w:cs="Times New Roman"/>
+          <w:b w:val="0"/>
+          <w:bCs w:val="0"/>
+          <w:color w:val="000000" w:themeColor="text1"/>
+          <w:sz w:val="22"/>
+          <w:szCs w:val="22"/>
+        </w:rPr>
+        <w:t xml:space="preserve">Converts grayscale and four channel images to three channel BGR. </w:t>
       </w:r>
     </w:p>
     <w:p>
       <w:pPr>
-        <w:ind w:left="720"/>
-      </w:pPr>
-      <w:r>
-        <w:t xml:space="preserve">• </w:t>
-      </w:r>
-      <w:r>
-        <w:t xml:space="preserve"> </w:t>
-      </w:r>
-      <w:r>
-        <w:t>Cuts down wide images maintaining aspect ratio to limit latency and memory usage.</w:t>
+        <w:pStyle w:val="Heading1"/>
+        <w:numPr>
+          <w:ilvl w:val="0"/>
+          <w:numId w:val="11"/>
+        </w:numPr>
+        <w:rPr>
+          <w:rFonts w:ascii="Times New Roman" w:eastAsiaTheme="minorEastAsia" w:hAnsi="Times New Roman" w:cs="Times New Roman"/>
+          <w:b w:val="0"/>
+          <w:bCs w:val="0"/>
+          <w:color w:val="000000" w:themeColor="text1"/>
+          <w:sz w:val="22"/>
+          <w:szCs w:val="22"/>
+        </w:rPr>
+      </w:pPr>
+      <w:r>
+        <w:rPr>
+          <w:rFonts w:ascii="Times New Roman" w:eastAsiaTheme="minorEastAsia" w:hAnsi="Times New Roman" w:cs="Times New Roman"/>
+          <w:b w:val="0"/>
+          <w:bCs w:val="0"/>
+          <w:color w:val="000000" w:themeColor="text1"/>
+          <w:sz w:val="22"/>
+          <w:szCs w:val="22"/>
+        </w:rPr>
+        <w:t xml:space="preserve">Reduces wide images to maintain aspect ratio, reduces latency, reduces memory usage. </w:t>
       </w:r>
     </w:p>
     <w:p>
       <w:pPr>
-        <w:ind w:left="720"/>
-      </w:pPr>
-      <w:r>
-        <w:t xml:space="preserve">• </w:t>
-      </w:r>
-      <w:r>
-        <w:t xml:space="preserve"> </w:t>
-      </w:r>
-      <w:r>
-        <w:t>Provides a no-marker message for empty or not matching images.</w:t>
+        <w:pStyle w:val="Heading1"/>
+        <w:numPr>
+          <w:ilvl w:val="0"/>
+          <w:numId w:val="11"/>
+        </w:numPr>
+        <w:rPr>
+          <w:rFonts w:ascii="Times New Roman" w:eastAsiaTheme="minorEastAsia" w:hAnsi="Times New Roman" w:cs="Times New Roman"/>
+          <w:b w:val="0"/>
+          <w:bCs w:val="0"/>
+          <w:color w:val="000000" w:themeColor="text1"/>
+          <w:sz w:val="22"/>
+          <w:szCs w:val="22"/>
+        </w:rPr>
+      </w:pPr>
+      <w:r>
+        <w:rPr>
+          <w:rFonts w:ascii="Times New Roman" w:eastAsiaTheme="minorEastAsia" w:hAnsi="Times New Roman" w:cs="Times New Roman"/>
+          <w:b w:val="0"/>
+          <w:bCs w:val="0"/>
+          <w:color w:val="000000" w:themeColor="text1"/>
+          <w:sz w:val="22"/>
+          <w:szCs w:val="22"/>
+        </w:rPr>
+        <w:t xml:space="preserve">Displays a message without a marker for images that are empty or do not match. </w:t>
       </w:r>
     </w:p>
     <w:p>
       <w:pPr>
-        <w:ind w:left="720"/>
-      </w:pPr>
-      <w:r>
-        <w:t xml:space="preserve">• </w:t>
-      </w:r>
-      <w:r>
-        <w:t xml:space="preserve"> </w:t>
-      </w:r>
-      <w:r>
-        <w:t xml:space="preserve">Outputs video file in MP4 format with AVI fallback if the local </w:t>
-      </w:r>
-      <w:proofErr w:type="gramStart"/>
-      <w:r>
-        <w:t>codec</w:t>
-      </w:r>
-      <w:proofErr w:type="gramEnd"/>
-      <w:r>
-        <w:t xml:space="preserve"> is not initialized.</w:t>
+        <w:pStyle w:val="Heading1"/>
+        <w:numPr>
+          <w:ilvl w:val="0"/>
+          <w:numId w:val="11"/>
+        </w:numPr>
+        <w:rPr>
+          <w:rFonts w:ascii="Times New Roman" w:eastAsiaTheme="minorEastAsia" w:hAnsi="Times New Roman" w:cs="Times New Roman"/>
+          <w:b w:val="0"/>
+          <w:bCs w:val="0"/>
+          <w:color w:val="000000" w:themeColor="text1"/>
+          <w:sz w:val="22"/>
+          <w:szCs w:val="22"/>
+        </w:rPr>
+      </w:pPr>
+      <w:r>
+        <w:rPr>
+          <w:rFonts w:ascii="Times New Roman" w:eastAsiaTheme="minorEastAsia" w:hAnsi="Times New Roman" w:cs="Times New Roman"/>
+          <w:b w:val="0"/>
+          <w:bCs w:val="0"/>
+          <w:color w:val="000000" w:themeColor="text1"/>
+          <w:sz w:val="22"/>
+          <w:szCs w:val="22"/>
+        </w:rPr>
+        <w:t xml:space="preserve">Exports video file as MP4 (falls back to AVI if local codec isn't </w:t>
+      </w:r>
+      <w:proofErr w:type="spellStart"/>
+      <w:r>
+        <w:rPr>
+          <w:rFonts w:ascii="Times New Roman" w:eastAsiaTheme="minorEastAsia" w:hAnsi="Times New Roman" w:cs="Times New Roman"/>
+          <w:b w:val="0"/>
+          <w:bCs w:val="0"/>
+          <w:color w:val="000000" w:themeColor="text1"/>
+          <w:sz w:val="22"/>
+          <w:szCs w:val="22"/>
+        </w:rPr>
+        <w:t>initializ</w:t>
+      </w:r>
+      <w:r>
+        <w:rPr>
+          <w:rFonts w:ascii="Times New Roman" w:eastAsiaTheme="minorEastAsia" w:hAnsi="Times New Roman" w:cs="Times New Roman"/>
+          <w:b w:val="0"/>
+          <w:bCs w:val="0"/>
+          <w:color w:val="000000" w:themeColor="text1"/>
+          <w:sz w:val="22"/>
+          <w:szCs w:val="22"/>
+        </w:rPr>
+        <w:t>d</w:t>
+      </w:r>
+      <w:proofErr w:type="spellEnd"/>
+      <w:r>
+        <w:rPr>
+          <w:rFonts w:ascii="Times New Roman" w:eastAsiaTheme="minorEastAsia" w:hAnsi="Times New Roman" w:cs="Times New Roman"/>
+          <w:b w:val="0"/>
+          <w:bCs w:val="0"/>
+          <w:color w:val="000000" w:themeColor="text1"/>
+          <w:sz w:val="22"/>
+          <w:szCs w:val="22"/>
+        </w:rPr>
+        <w:t>)</w:t>
       </w:r>
     </w:p>
     <w:p>
       <w:pPr>
         <w:pStyle w:val="Heading1"/>
-      </w:pPr>
-      <w:r>
+        <w:rPr>
+          <w:rFonts w:ascii="Times New Roman" w:hAnsi="Times New Roman" w:cs="Times New Roman"/>
+          <w:color w:val="000000" w:themeColor="text1"/>
+        </w:rPr>
+      </w:pPr>
+      <w:r>
+        <w:rPr>
+          <w:rFonts w:ascii="Times New Roman" w:hAnsi="Times New Roman" w:cs="Times New Roman"/>
+          <w:color w:val="000000" w:themeColor="text1"/>
+        </w:rPr>
         <w:t>Custom data and model training</w:t>
       </w:r>
     </w:p>
     <w:p>
       <w:pPr>
         <w:pStyle w:val="Heading2"/>
-      </w:pPr>
-      <w:r>
+        <w:rPr>
+          <w:rFonts w:ascii="Times New Roman" w:hAnsi="Times New Roman" w:cs="Times New Roman"/>
+          <w:color w:val="000000" w:themeColor="text1"/>
+        </w:rPr>
+      </w:pPr>
+      <w:r>
+        <w:rPr>
+          <w:rFonts w:ascii="Times New Roman" w:hAnsi="Times New Roman" w:cs="Times New Roman"/>
+          <w:color w:val="000000" w:themeColor="text1"/>
+        </w:rPr>
         <w:t>Dataset construction</w:t>
-      </w:r>
-    </w:p>
-    <w:p>
-      <w:r>
-        <w:t xml:space="preserve">The notebook generates 560 labelled images, with 140 examples </w:t>
-      </w:r>
-      <w:r>
-        <w:t>for</w:t>
-      </w:r>
-      <w:r>
-        <w:t xml:space="preserve"> each of</w:t>
-      </w:r>
-      <w:r>
-        <w:t xml:space="preserve"> the</w:t>
-      </w:r>
-      <w:r>
-        <w:t xml:space="preserve"> four classes: stop, warning, safe and other. Variations include background level</w:t>
-      </w:r>
-      <w:r>
-        <w:t xml:space="preserve"> </w:t>
-      </w:r>
-      <w:r>
-        <w:t xml:space="preserve">gradient, scale, rotation, brightness, blur, Gaussian noise and partial occlusion. The other class is a red square with a diagonal line, intentionally designed to pass the colour proposal </w:t>
-      </w:r>
-      <w:r>
-        <w:t>phase</w:t>
-      </w:r>
-      <w:r>
-        <w:t xml:space="preserve"> and force the recogni</w:t>
-      </w:r>
-      <w:r>
-        <w:t>z</w:t>
-      </w:r>
-      <w:r>
-        <w:t>er to use shape evidence. Random seeds are fixed for reproducibility.</w:t>
       </w:r>
     </w:p>
     <w:p>
@@ -1094,12 +1972,48 @@
         <w:keepNext/>
         <w:spacing w:before="80" w:after="60"/>
         <w:jc w:val="center"/>
-      </w:pPr>
-      <w:r>
-        <w:rPr>
+        <w:rPr>
+          <w:rFonts w:ascii="Times New Roman" w:hAnsi="Times New Roman" w:cs="Times New Roman"/>
+          <w:color w:val="000000" w:themeColor="text1"/>
+        </w:rPr>
+      </w:pPr>
+      <w:r>
+        <w:rPr>
+          <w:rFonts w:ascii="Times New Roman" w:hAnsi="Times New Roman" w:cs="Times New Roman"/>
+          <w:color w:val="000000" w:themeColor="text1"/>
+        </w:rPr>
+        <w:t xml:space="preserve">The notebook produces 560 labelled examples: 140 examples in each of the classes: stop, warning, safe and other. Variations are background level gradient, scale, rotation, brightness, blur, Gaussian noise and partial occlusion. The other class is a red square with a diagonal line, which was deliberately made to </w:t>
+      </w:r>
+      <w:r>
+        <w:rPr>
+          <w:rFonts w:ascii="Times New Roman" w:hAnsi="Times New Roman" w:cs="Times New Roman"/>
+          <w:color w:val="000000" w:themeColor="text1"/>
+        </w:rPr>
+        <w:lastRenderedPageBreak/>
+        <w:t xml:space="preserve">successfully pass the </w:t>
+      </w:r>
+      <w:proofErr w:type="spellStart"/>
+      <w:r>
+        <w:rPr>
+          <w:rFonts w:ascii="Times New Roman" w:hAnsi="Times New Roman" w:cs="Times New Roman"/>
+          <w:color w:val="000000" w:themeColor="text1"/>
+        </w:rPr>
+        <w:t>colour</w:t>
+      </w:r>
+      <w:proofErr w:type="spellEnd"/>
+      <w:r>
+        <w:rPr>
+          <w:rFonts w:ascii="Times New Roman" w:hAnsi="Times New Roman" w:cs="Times New Roman"/>
+          <w:color w:val="000000" w:themeColor="text1"/>
+        </w:rPr>
+        <w:t xml:space="preserve"> proposal phase and be recognized using shape evidence. Random seeds are set for repeatability.</w:t>
+      </w:r>
+      <w:r>
+        <w:rPr>
+          <w:rFonts w:ascii="Times New Roman" w:hAnsi="Times New Roman" w:cs="Times New Roman"/>
           <w:noProof/>
-        </w:rPr>
-        <w:lastRenderedPageBreak/>
+          <w:color w:val="000000" w:themeColor="text1"/>
+        </w:rPr>
         <w:drawing>
           <wp:inline distT="0" distB="0" distL="0" distR="0" wp14:anchorId="79DB900B" wp14:editId="77320242">
             <wp:extent cx="4800600" cy="4997692"/>
@@ -1142,22 +2056,96 @@
         <w:pStyle w:val="Caption"/>
         <w:spacing w:after="160"/>
         <w:jc w:val="center"/>
-      </w:pPr>
-      <w:r>
+        <w:rPr>
+          <w:rFonts w:ascii="Times New Roman" w:hAnsi="Times New Roman" w:cs="Times New Roman"/>
+          <w:color w:val="000000" w:themeColor="text1"/>
+        </w:rPr>
+      </w:pPr>
+      <w:r>
+        <w:rPr>
+          <w:rFonts w:ascii="Times New Roman" w:hAnsi="Times New Roman" w:cs="Times New Roman"/>
+          <w:color w:val="000000" w:themeColor="text1"/>
+        </w:rPr>
         <w:t>Figure 3. Examples from the custom synthetic dataset.</w:t>
       </w:r>
     </w:p>
     <w:p>
       <w:pPr>
         <w:pStyle w:val="Heading2"/>
-      </w:pPr>
-      <w:r>
+        <w:rPr>
+          <w:rFonts w:ascii="Times New Roman" w:hAnsi="Times New Roman" w:cs="Times New Roman"/>
+          <w:color w:val="000000" w:themeColor="text1"/>
+        </w:rPr>
+      </w:pPr>
+      <w:r>
+        <w:rPr>
+          <w:rFonts w:ascii="Times New Roman" w:hAnsi="Times New Roman" w:cs="Times New Roman"/>
+          <w:color w:val="000000" w:themeColor="text1"/>
+        </w:rPr>
         <w:t>Features and candidate models</w:t>
       </w:r>
     </w:p>
     <w:p>
-      <w:r>
-        <w:t>Each canonical crop is represented by HOG gradients, 18-bin hue and 12-bin saturation histograms, four intensity/colour statistics and seven log-transformed Hu moments. We used a stratified 75/25 split and compared three lightweight classifiers on the same samples. Scaling is included inside the SVM and k-NN pipelines to avoid information leakage from the held-out split.</w:t>
+      <w:pPr>
+        <w:rPr>
+          <w:rFonts w:ascii="Times New Roman" w:hAnsi="Times New Roman" w:cs="Times New Roman"/>
+          <w:color w:val="000000" w:themeColor="text1"/>
+        </w:rPr>
+      </w:pPr>
+      <w:r>
+        <w:rPr>
+          <w:rFonts w:ascii="Times New Roman" w:hAnsi="Times New Roman" w:cs="Times New Roman"/>
+          <w:color w:val="000000" w:themeColor="text1"/>
+        </w:rPr>
+        <w:t>For each of the canonical crops, HOG gradients are included in addition to 18-bin hue and 12-bin saturation histograms, 4 intensity/</w:t>
+      </w:r>
+      <w:proofErr w:type="spellStart"/>
+      <w:r>
+        <w:rPr>
+          <w:rFonts w:ascii="Times New Roman" w:hAnsi="Times New Roman" w:cs="Times New Roman"/>
+          <w:color w:val="000000" w:themeColor="text1"/>
+        </w:rPr>
+        <w:t>colour</w:t>
+      </w:r>
+      <w:proofErr w:type="spellEnd"/>
+      <w:r>
+        <w:rPr>
+          <w:rFonts w:ascii="Times New Roman" w:hAnsi="Times New Roman" w:cs="Times New Roman"/>
+          <w:color w:val="000000" w:themeColor="text1"/>
+        </w:rPr>
+        <w:t xml:space="preserve"> statistics and 7 Hu moments on a log scale. A 75/25 split was </w:t>
+      </w:r>
+      <w:proofErr w:type="gramStart"/>
+      <w:r>
+        <w:rPr>
+          <w:rFonts w:ascii="Times New Roman" w:hAnsi="Times New Roman" w:cs="Times New Roman"/>
+          <w:color w:val="000000" w:themeColor="text1"/>
+        </w:rPr>
+        <w:t>performed</w:t>
+      </w:r>
+      <w:proofErr w:type="gramEnd"/>
+      <w:r>
+        <w:rPr>
+          <w:rFonts w:ascii="Times New Roman" w:hAnsi="Times New Roman" w:cs="Times New Roman"/>
+          <w:color w:val="000000" w:themeColor="text1"/>
+        </w:rPr>
+        <w:t xml:space="preserve"> and three lightweight classifiers were compared against the same samples. Certainly, the scaling is performed within the SVM and k-NN pipelines to prevent leakage of information from the </w:t>
+      </w:r>
+      <w:proofErr w:type="gramStart"/>
+      <w:r>
+        <w:rPr>
+          <w:rFonts w:ascii="Times New Roman" w:hAnsi="Times New Roman" w:cs="Times New Roman"/>
+          <w:color w:val="000000" w:themeColor="text1"/>
+        </w:rPr>
+        <w:t>held out</w:t>
+      </w:r>
+      <w:proofErr w:type="gramEnd"/>
+      <w:r>
+        <w:rPr>
+          <w:rFonts w:ascii="Times New Roman" w:hAnsi="Times New Roman" w:cs="Times New Roman"/>
+          <w:color w:val="000000" w:themeColor="text1"/>
+        </w:rPr>
+        <w:t xml:space="preserve"> split.</w:t>
       </w:r>
     </w:p>
     <w:tbl>
@@ -1194,10 +2182,16 @@
           <w:p>
             <w:pPr>
               <w:spacing w:after="0" w:line="240" w:lineRule="auto"/>
+              <w:rPr>
+                <w:rFonts w:ascii="Times New Roman" w:hAnsi="Times New Roman" w:cs="Times New Roman"/>
+                <w:color w:val="000000" w:themeColor="text1"/>
+              </w:rPr>
             </w:pPr>
             <w:r>
               <w:rPr>
+                <w:rFonts w:ascii="Times New Roman" w:hAnsi="Times New Roman" w:cs="Times New Roman"/>
                 <w:b/>
+                <w:color w:val="000000" w:themeColor="text1"/>
                 <w:sz w:val="17"/>
               </w:rPr>
               <w:t>Model</w:t>
@@ -1220,10 +2214,16 @@
             <w:pPr>
               <w:spacing w:after="0" w:line="240" w:lineRule="auto"/>
               <w:jc w:val="center"/>
+              <w:rPr>
+                <w:rFonts w:ascii="Times New Roman" w:hAnsi="Times New Roman" w:cs="Times New Roman"/>
+                <w:color w:val="000000" w:themeColor="text1"/>
+              </w:rPr>
             </w:pPr>
             <w:r>
               <w:rPr>
+                <w:rFonts w:ascii="Times New Roman" w:hAnsi="Times New Roman" w:cs="Times New Roman"/>
                 <w:b/>
+                <w:color w:val="000000" w:themeColor="text1"/>
                 <w:sz w:val="17"/>
               </w:rPr>
               <w:t>Validation accuracy</w:t>
@@ -1246,10 +2246,16 @@
             <w:pPr>
               <w:spacing w:after="0" w:line="240" w:lineRule="auto"/>
               <w:jc w:val="center"/>
+              <w:rPr>
+                <w:rFonts w:ascii="Times New Roman" w:hAnsi="Times New Roman" w:cs="Times New Roman"/>
+                <w:color w:val="000000" w:themeColor="text1"/>
+              </w:rPr>
             </w:pPr>
             <w:r>
               <w:rPr>
+                <w:rFonts w:ascii="Times New Roman" w:hAnsi="Times New Roman" w:cs="Times New Roman"/>
                 <w:b/>
+                <w:color w:val="000000" w:themeColor="text1"/>
                 <w:sz w:val="17"/>
               </w:rPr>
               <w:t>Training (s)</w:t>
@@ -1272,10 +2278,16 @@
             <w:pPr>
               <w:spacing w:after="0" w:line="240" w:lineRule="auto"/>
               <w:jc w:val="center"/>
+              <w:rPr>
+                <w:rFonts w:ascii="Times New Roman" w:hAnsi="Times New Roman" w:cs="Times New Roman"/>
+                <w:color w:val="000000" w:themeColor="text1"/>
+              </w:rPr>
             </w:pPr>
             <w:r>
               <w:rPr>
+                <w:rFonts w:ascii="Times New Roman" w:hAnsi="Times New Roman" w:cs="Times New Roman"/>
                 <w:b/>
+                <w:color w:val="000000" w:themeColor="text1"/>
                 <w:sz w:val="17"/>
               </w:rPr>
               <w:t>Inference (ms/crop)</w:t>
@@ -1301,9 +2313,15 @@
           <w:p>
             <w:pPr>
               <w:spacing w:after="0" w:line="240" w:lineRule="auto"/>
+              <w:rPr>
+                <w:rFonts w:ascii="Times New Roman" w:hAnsi="Times New Roman" w:cs="Times New Roman"/>
+                <w:color w:val="000000" w:themeColor="text1"/>
+              </w:rPr>
             </w:pPr>
             <w:r>
               <w:rPr>
+                <w:rFonts w:ascii="Times New Roman" w:hAnsi="Times New Roman" w:cs="Times New Roman"/>
+                <w:color w:val="000000" w:themeColor="text1"/>
                 <w:sz w:val="17"/>
               </w:rPr>
               <w:t>SVM (RBF)</w:t>
@@ -1325,9 +2343,15 @@
             <w:pPr>
               <w:spacing w:after="0" w:line="240" w:lineRule="auto"/>
               <w:jc w:val="center"/>
+              <w:rPr>
+                <w:rFonts w:ascii="Times New Roman" w:hAnsi="Times New Roman" w:cs="Times New Roman"/>
+                <w:color w:val="000000" w:themeColor="text1"/>
+              </w:rPr>
             </w:pPr>
             <w:r>
               <w:rPr>
+                <w:rFonts w:ascii="Times New Roman" w:hAnsi="Times New Roman" w:cs="Times New Roman"/>
+                <w:color w:val="000000" w:themeColor="text1"/>
                 <w:sz w:val="17"/>
               </w:rPr>
               <w:t>100.0%</w:t>
@@ -1349,9 +2373,15 @@
             <w:pPr>
               <w:spacing w:after="0" w:line="240" w:lineRule="auto"/>
               <w:jc w:val="center"/>
+              <w:rPr>
+                <w:rFonts w:ascii="Times New Roman" w:hAnsi="Times New Roman" w:cs="Times New Roman"/>
+                <w:color w:val="000000" w:themeColor="text1"/>
+              </w:rPr>
             </w:pPr>
             <w:r>
               <w:rPr>
+                <w:rFonts w:ascii="Times New Roman" w:hAnsi="Times New Roman" w:cs="Times New Roman"/>
+                <w:color w:val="000000" w:themeColor="text1"/>
                 <w:sz w:val="17"/>
               </w:rPr>
               <w:t>0.105</w:t>
@@ -1373,9 +2403,15 @@
             <w:pPr>
               <w:spacing w:after="0" w:line="240" w:lineRule="auto"/>
               <w:jc w:val="center"/>
+              <w:rPr>
+                <w:rFonts w:ascii="Times New Roman" w:hAnsi="Times New Roman" w:cs="Times New Roman"/>
+                <w:color w:val="000000" w:themeColor="text1"/>
+              </w:rPr>
             </w:pPr>
             <w:r>
               <w:rPr>
+                <w:rFonts w:ascii="Times New Roman" w:hAnsi="Times New Roman" w:cs="Times New Roman"/>
+                <w:color w:val="000000" w:themeColor="text1"/>
                 <w:sz w:val="17"/>
               </w:rPr>
               <w:t>0.070</w:t>
@@ -1401,9 +2437,15 @@
           <w:p>
             <w:pPr>
               <w:spacing w:after="0" w:line="240" w:lineRule="auto"/>
+              <w:rPr>
+                <w:rFonts w:ascii="Times New Roman" w:hAnsi="Times New Roman" w:cs="Times New Roman"/>
+                <w:color w:val="000000" w:themeColor="text1"/>
+              </w:rPr>
             </w:pPr>
             <w:r>
               <w:rPr>
+                <w:rFonts w:ascii="Times New Roman" w:hAnsi="Times New Roman" w:cs="Times New Roman"/>
+                <w:color w:val="000000" w:themeColor="text1"/>
                 <w:sz w:val="17"/>
               </w:rPr>
               <w:t>Random forest</w:t>
@@ -1425,9 +2467,15 @@
             <w:pPr>
               <w:spacing w:after="0" w:line="240" w:lineRule="auto"/>
               <w:jc w:val="center"/>
+              <w:rPr>
+                <w:rFonts w:ascii="Times New Roman" w:hAnsi="Times New Roman" w:cs="Times New Roman"/>
+                <w:color w:val="000000" w:themeColor="text1"/>
+              </w:rPr>
             </w:pPr>
             <w:r>
               <w:rPr>
+                <w:rFonts w:ascii="Times New Roman" w:hAnsi="Times New Roman" w:cs="Times New Roman"/>
+                <w:color w:val="000000" w:themeColor="text1"/>
                 <w:sz w:val="17"/>
               </w:rPr>
               <w:t>100.0%</w:t>
@@ -1449,9 +2497,15 @@
             <w:pPr>
               <w:spacing w:after="0" w:line="240" w:lineRule="auto"/>
               <w:jc w:val="center"/>
+              <w:rPr>
+                <w:rFonts w:ascii="Times New Roman" w:hAnsi="Times New Roman" w:cs="Times New Roman"/>
+                <w:color w:val="000000" w:themeColor="text1"/>
+              </w:rPr>
             </w:pPr>
             <w:r>
               <w:rPr>
+                <w:rFonts w:ascii="Times New Roman" w:hAnsi="Times New Roman" w:cs="Times New Roman"/>
+                <w:color w:val="000000" w:themeColor="text1"/>
                 <w:sz w:val="17"/>
               </w:rPr>
               <w:t>0.168</w:t>
@@ -1473,9 +2527,15 @@
             <w:pPr>
               <w:spacing w:after="0" w:line="240" w:lineRule="auto"/>
               <w:jc w:val="center"/>
+              <w:rPr>
+                <w:rFonts w:ascii="Times New Roman" w:hAnsi="Times New Roman" w:cs="Times New Roman"/>
+                <w:color w:val="000000" w:themeColor="text1"/>
+              </w:rPr>
             </w:pPr>
             <w:r>
               <w:rPr>
+                <w:rFonts w:ascii="Times New Roman" w:hAnsi="Times New Roman" w:cs="Times New Roman"/>
+                <w:color w:val="000000" w:themeColor="text1"/>
                 <w:sz w:val="17"/>
               </w:rPr>
               <w:t>0.193</w:t>
@@ -1501,9 +2561,15 @@
           <w:p>
             <w:pPr>
               <w:spacing w:after="0" w:line="240" w:lineRule="auto"/>
+              <w:rPr>
+                <w:rFonts w:ascii="Times New Roman" w:hAnsi="Times New Roman" w:cs="Times New Roman"/>
+                <w:color w:val="000000" w:themeColor="text1"/>
+              </w:rPr>
             </w:pPr>
             <w:r>
               <w:rPr>
+                <w:rFonts w:ascii="Times New Roman" w:hAnsi="Times New Roman" w:cs="Times New Roman"/>
+                <w:color w:val="000000" w:themeColor="text1"/>
                 <w:sz w:val="17"/>
               </w:rPr>
               <w:t>k-NN</w:t>
@@ -1525,9 +2591,15 @@
             <w:pPr>
               <w:spacing w:after="0" w:line="240" w:lineRule="auto"/>
               <w:jc w:val="center"/>
+              <w:rPr>
+                <w:rFonts w:ascii="Times New Roman" w:hAnsi="Times New Roman" w:cs="Times New Roman"/>
+                <w:color w:val="000000" w:themeColor="text1"/>
+              </w:rPr>
             </w:pPr>
             <w:r>
               <w:rPr>
+                <w:rFonts w:ascii="Times New Roman" w:hAnsi="Times New Roman" w:cs="Times New Roman"/>
+                <w:color w:val="000000" w:themeColor="text1"/>
                 <w:sz w:val="17"/>
               </w:rPr>
               <w:t>100.0%</w:t>
@@ -1549,9 +2621,15 @@
             <w:pPr>
               <w:spacing w:after="0" w:line="240" w:lineRule="auto"/>
               <w:jc w:val="center"/>
+              <w:rPr>
+                <w:rFonts w:ascii="Times New Roman" w:hAnsi="Times New Roman" w:cs="Times New Roman"/>
+                <w:color w:val="000000" w:themeColor="text1"/>
+              </w:rPr>
             </w:pPr>
             <w:r>
               <w:rPr>
+                <w:rFonts w:ascii="Times New Roman" w:hAnsi="Times New Roman" w:cs="Times New Roman"/>
+                <w:color w:val="000000" w:themeColor="text1"/>
                 <w:sz w:val="17"/>
               </w:rPr>
               <w:t>0.005</w:t>
@@ -1573,9 +2651,15 @@
             <w:pPr>
               <w:spacing w:after="0" w:line="240" w:lineRule="auto"/>
               <w:jc w:val="center"/>
+              <w:rPr>
+                <w:rFonts w:ascii="Times New Roman" w:hAnsi="Times New Roman" w:cs="Times New Roman"/>
+                <w:color w:val="000000" w:themeColor="text1"/>
+              </w:rPr>
             </w:pPr>
             <w:r>
               <w:rPr>
+                <w:rFonts w:ascii="Times New Roman" w:hAnsi="Times New Roman" w:cs="Times New Roman"/>
+                <w:color w:val="000000" w:themeColor="text1"/>
                 <w:sz w:val="17"/>
               </w:rPr>
               <w:t>9.172</w:t>
@@ -1589,34 +2673,89 @@
         <w:pStyle w:val="Caption"/>
         <w:spacing w:before="80" w:after="160"/>
         <w:jc w:val="center"/>
-      </w:pPr>
-      <w:r>
+        <w:rPr>
+          <w:rFonts w:ascii="Times New Roman" w:hAnsi="Times New Roman" w:cs="Times New Roman"/>
+          <w:color w:val="000000" w:themeColor="text1"/>
+        </w:rPr>
+      </w:pPr>
+      <w:r>
+        <w:rPr>
+          <w:rFonts w:ascii="Times New Roman" w:hAnsi="Times New Roman" w:cs="Times New Roman"/>
+          <w:color w:val="000000" w:themeColor="text1"/>
+        </w:rPr>
         <w:t>Table 1. Candidate-model comparison from the executed notebook.</w:t>
       </w:r>
     </w:p>
     <w:p>
       <w:pPr>
         <w:pStyle w:val="Heading2"/>
-      </w:pPr>
-      <w:r>
+        <w:rPr>
+          <w:rFonts w:ascii="Times New Roman" w:hAnsi="Times New Roman" w:cs="Times New Roman"/>
+          <w:color w:val="000000" w:themeColor="text1"/>
+        </w:rPr>
+      </w:pPr>
+      <w:r>
+        <w:rPr>
+          <w:rFonts w:ascii="Times New Roman" w:hAnsi="Times New Roman" w:cs="Times New Roman"/>
+          <w:color w:val="000000" w:themeColor="text1"/>
+        </w:rPr>
         <w:lastRenderedPageBreak/>
         <w:t>Model choice</w:t>
       </w:r>
     </w:p>
     <w:p>
-      <w:r>
-        <w:t>All three models separated the controlled crop dataset perfectly, so crop accuracy alone could not justify a choice. We selected the RBF SVM because it combined a non-linear boundary, class balancing, probability output for user-facing confidence and low per-crop inference time. The trained pipeline is saved as a joblib artifact and is also recreated from source whenever the notebook is run.</w:t>
-      </w:r>
-    </w:p>
-    <w:p>
       <w:pPr>
         <w:keepNext/>
         <w:spacing w:before="80" w:after="60"/>
-        <w:jc w:val="center"/>
-      </w:pPr>
-      <w:r>
-        <w:rPr>
+        <w:rPr>
+          <w:rFonts w:ascii="Times New Roman" w:hAnsi="Times New Roman" w:cs="Times New Roman"/>
+          <w:color w:val="000000" w:themeColor="text1"/>
+        </w:rPr>
+      </w:pPr>
+      <w:r>
+        <w:rPr>
+          <w:rFonts w:ascii="Times New Roman" w:hAnsi="Times New Roman" w:cs="Times New Roman"/>
+          <w:color w:val="000000" w:themeColor="text1"/>
+        </w:rPr>
+        <w:t xml:space="preserve">Since all three models were able to correctly classify all the controlled crop data, crop accuracy was not a sufficient reason to </w:t>
+      </w:r>
+      <w:proofErr w:type="gramStart"/>
+      <w:r>
+        <w:rPr>
+          <w:rFonts w:ascii="Times New Roman" w:hAnsi="Times New Roman" w:cs="Times New Roman"/>
+          <w:color w:val="000000" w:themeColor="text1"/>
+        </w:rPr>
+        <w:t>make a selection</w:t>
+      </w:r>
+      <w:proofErr w:type="gramEnd"/>
+      <w:r>
+        <w:rPr>
+          <w:rFonts w:ascii="Times New Roman" w:hAnsi="Times New Roman" w:cs="Times New Roman"/>
+          <w:color w:val="000000" w:themeColor="text1"/>
+        </w:rPr>
+        <w:t xml:space="preserve">. We chose the RBF SVM due to the non-linear boundary, class balancing, low per-crop inference time and probability output for user confidentially. The trained pipeline is saved as a </w:t>
+      </w:r>
+      <w:proofErr w:type="spellStart"/>
+      <w:r>
+        <w:rPr>
+          <w:rFonts w:ascii="Times New Roman" w:hAnsi="Times New Roman" w:cs="Times New Roman"/>
+          <w:color w:val="000000" w:themeColor="text1"/>
+        </w:rPr>
+        <w:t>joblib</w:t>
+      </w:r>
+      <w:proofErr w:type="spellEnd"/>
+      <w:r>
+        <w:rPr>
+          <w:rFonts w:ascii="Times New Roman" w:hAnsi="Times New Roman" w:cs="Times New Roman"/>
+          <w:color w:val="000000" w:themeColor="text1"/>
+        </w:rPr>
+        <w:t xml:space="preserve"> artifact and is also reconstructed from the source when the notebook is executed.</w:t>
+      </w:r>
+      <w:r>
+        <w:rPr>
+          <w:rFonts w:ascii="Times New Roman" w:hAnsi="Times New Roman" w:cs="Times New Roman"/>
           <w:noProof/>
+          <w:color w:val="000000" w:themeColor="text1"/>
         </w:rPr>
         <w:drawing>
           <wp:inline distT="0" distB="0" distL="0" distR="0" wp14:anchorId="548D9F60" wp14:editId="58281A63">
@@ -1660,8 +2799,16 @@
         <w:pStyle w:val="Caption"/>
         <w:spacing w:after="160"/>
         <w:jc w:val="center"/>
-      </w:pPr>
-      <w:r>
+        <w:rPr>
+          <w:rFonts w:ascii="Times New Roman" w:hAnsi="Times New Roman" w:cs="Times New Roman"/>
+          <w:color w:val="000000" w:themeColor="text1"/>
+        </w:rPr>
+      </w:pPr>
+      <w:r>
+        <w:rPr>
+          <w:rFonts w:ascii="Times New Roman" w:hAnsi="Times New Roman" w:cs="Times New Roman"/>
+          <w:color w:val="000000" w:themeColor="text1"/>
+        </w:rPr>
         <w:t>Figure 4. Held-out confusion matrix for the selected SVM.</w:t>
       </w:r>
     </w:p>
@@ -1670,41 +2817,110 @@
         <w:shd w:val="clear" w:color="auto" w:fill="F4F6F9"/>
         <w:spacing w:before="100" w:after="160"/>
         <w:ind w:left="230" w:right="230"/>
-      </w:pPr>
-      <w:r>
-        <w:rPr>
+        <w:rPr>
+          <w:rFonts w:ascii="Times New Roman" w:hAnsi="Times New Roman" w:cs="Times New Roman"/>
+          <w:color w:val="000000" w:themeColor="text1"/>
+        </w:rPr>
+      </w:pPr>
+      <w:r>
+        <w:rPr>
+          <w:rFonts w:ascii="Times New Roman" w:hAnsi="Times New Roman" w:cs="Times New Roman"/>
           <w:b/>
-          <w:color w:val="1F4D78"/>
+          <w:color w:val="000000" w:themeColor="text1"/>
         </w:rPr>
         <w:t xml:space="preserve">Interpretation warning. </w:t>
       </w:r>
       <w:r>
+        <w:rPr>
+          <w:rFonts w:ascii="Times New Roman" w:hAnsi="Times New Roman" w:cs="Times New Roman"/>
+          <w:color w:val="000000" w:themeColor="text1"/>
+        </w:rPr>
         <w:t>The 100% held-out crop accuracy applies only to the generated marker distribution. It must not be presented as real-world safety accuracy. End-to-end scene metrics are more demanding and are reported separately.</w:t>
       </w:r>
     </w:p>
     <w:p>
       <w:pPr>
         <w:pStyle w:val="Heading1"/>
-      </w:pPr>
-      <w:r>
+        <w:rPr>
+          <w:rFonts w:ascii="Times New Roman" w:hAnsi="Times New Roman" w:cs="Times New Roman"/>
+          <w:color w:val="000000" w:themeColor="text1"/>
+        </w:rPr>
+      </w:pPr>
+      <w:r>
+        <w:rPr>
+          <w:rFonts w:ascii="Times New Roman" w:hAnsi="Times New Roman" w:cs="Times New Roman"/>
+          <w:color w:val="000000" w:themeColor="text1"/>
+        </w:rPr>
         <w:t>Experiments and results</w:t>
       </w:r>
     </w:p>
     <w:p>
       <w:pPr>
         <w:pStyle w:val="Heading2"/>
-      </w:pPr>
-      <w:r>
+        <w:rPr>
+          <w:rFonts w:ascii="Times New Roman" w:hAnsi="Times New Roman" w:cs="Times New Roman"/>
+          <w:color w:val="000000" w:themeColor="text1"/>
+        </w:rPr>
+      </w:pPr>
+      <w:r>
+        <w:rPr>
+          <w:rFonts w:ascii="Times New Roman" w:hAnsi="Times New Roman" w:cs="Times New Roman"/>
+          <w:color w:val="000000" w:themeColor="text1"/>
+        </w:rPr>
         <w:t>Evaluation protocol</w:t>
       </w:r>
     </w:p>
     <w:p>
-      <w:r>
-        <w:t>Recognition robustness used 35 unseen crops per class and condition. End-to-end detection used 12 scenes per condition, with one to three target classes per scene and seeds not used for training. A prediction counted as a true positive only when its class matched and its intersection-over-union with an unused ground-truth box was at least 0.30. Precision, recall, F1 and mean matched IoU were then aggregated. The seven scene conditions were bright, dim, rotated, blurred, noisy, occluded and cluttered.</w:t>
-      </w:r>
-    </w:p>
-    <w:p>
-      <w:r>
+      <w:pPr>
+        <w:rPr>
+          <w:rFonts w:ascii="Times New Roman" w:hAnsi="Times New Roman" w:cs="Times New Roman"/>
+          <w:color w:val="000000" w:themeColor="text1"/>
+        </w:rPr>
+      </w:pPr>
+      <w:r>
+        <w:rPr>
+          <w:rFonts w:ascii="Times New Roman" w:hAnsi="Times New Roman" w:cs="Times New Roman"/>
+          <w:color w:val="000000" w:themeColor="text1"/>
+        </w:rPr>
+        <w:t xml:space="preserve">The number of crops per class and condition for recognition robustness was 35. For </w:t>
+      </w:r>
+      <w:proofErr w:type="gramStart"/>
+      <w:r>
+        <w:rPr>
+          <w:rFonts w:ascii="Times New Roman" w:hAnsi="Times New Roman" w:cs="Times New Roman"/>
+          <w:color w:val="000000" w:themeColor="text1"/>
+        </w:rPr>
+        <w:t>end to end</w:t>
+      </w:r>
+      <w:proofErr w:type="gramEnd"/>
+      <w:r>
+        <w:rPr>
+          <w:rFonts w:ascii="Times New Roman" w:hAnsi="Times New Roman" w:cs="Times New Roman"/>
+          <w:color w:val="000000" w:themeColor="text1"/>
+        </w:rPr>
+        <w:t xml:space="preserve"> detection 12 scenes per condition were used, one to three target classes each scene, and a random sample of seeds not used for training. Prediction was considered true positive if class matched and intersection-over-union to an unused ground-truth box was ≥ 0.30. Precision, recall, F1 and mean matched </w:t>
+      </w:r>
+      <w:proofErr w:type="spellStart"/>
+      <w:r>
+        <w:rPr>
+          <w:rFonts w:ascii="Times New Roman" w:hAnsi="Times New Roman" w:cs="Times New Roman"/>
+          <w:color w:val="000000" w:themeColor="text1"/>
+        </w:rPr>
+        <w:t>IoU</w:t>
+      </w:r>
+      <w:proofErr w:type="spellEnd"/>
+      <w:r>
+        <w:rPr>
+          <w:rFonts w:ascii="Times New Roman" w:hAnsi="Times New Roman" w:cs="Times New Roman"/>
+          <w:color w:val="000000" w:themeColor="text1"/>
+        </w:rPr>
+        <w:t xml:space="preserve"> were subsequently combined. Seven scene conditions consisted of bright/dim, rotated, blurred, noisy, occluded and cluttered.</w:t>
+      </w:r>
+      <w:r>
+        <w:rPr>
+          <w:rFonts w:ascii="Times New Roman" w:hAnsi="Times New Roman" w:cs="Times New Roman"/>
+          <w:color w:val="000000" w:themeColor="text1"/>
+        </w:rPr>
         <w:br w:type="page"/>
       </w:r>
     </w:p>
@@ -1744,10 +2960,16 @@
           <w:p>
             <w:pPr>
               <w:spacing w:after="0" w:line="240" w:lineRule="auto"/>
+              <w:rPr>
+                <w:rFonts w:ascii="Times New Roman" w:hAnsi="Times New Roman" w:cs="Times New Roman"/>
+                <w:color w:val="000000" w:themeColor="text1"/>
+              </w:rPr>
             </w:pPr>
             <w:r>
               <w:rPr>
+                <w:rFonts w:ascii="Times New Roman" w:hAnsi="Times New Roman" w:cs="Times New Roman"/>
                 <w:b/>
+                <w:color w:val="000000" w:themeColor="text1"/>
                 <w:sz w:val="16"/>
               </w:rPr>
               <w:lastRenderedPageBreak/>
@@ -1771,10 +2993,16 @@
             <w:pPr>
               <w:spacing w:after="0" w:line="240" w:lineRule="auto"/>
               <w:jc w:val="center"/>
+              <w:rPr>
+                <w:rFonts w:ascii="Times New Roman" w:hAnsi="Times New Roman" w:cs="Times New Roman"/>
+                <w:color w:val="000000" w:themeColor="text1"/>
+              </w:rPr>
             </w:pPr>
             <w:r>
               <w:rPr>
+                <w:rFonts w:ascii="Times New Roman" w:hAnsi="Times New Roman" w:cs="Times New Roman"/>
                 <w:b/>
+                <w:color w:val="000000" w:themeColor="text1"/>
                 <w:sz w:val="16"/>
               </w:rPr>
               <w:t>Precision</w:t>
@@ -1797,10 +3025,16 @@
             <w:pPr>
               <w:spacing w:after="0" w:line="240" w:lineRule="auto"/>
               <w:jc w:val="center"/>
+              <w:rPr>
+                <w:rFonts w:ascii="Times New Roman" w:hAnsi="Times New Roman" w:cs="Times New Roman"/>
+                <w:color w:val="000000" w:themeColor="text1"/>
+              </w:rPr>
             </w:pPr>
             <w:r>
               <w:rPr>
+                <w:rFonts w:ascii="Times New Roman" w:hAnsi="Times New Roman" w:cs="Times New Roman"/>
                 <w:b/>
+                <w:color w:val="000000" w:themeColor="text1"/>
                 <w:sz w:val="16"/>
               </w:rPr>
               <w:t>Recall</w:t>
@@ -1823,10 +3057,16 @@
             <w:pPr>
               <w:spacing w:after="0" w:line="240" w:lineRule="auto"/>
               <w:jc w:val="center"/>
+              <w:rPr>
+                <w:rFonts w:ascii="Times New Roman" w:hAnsi="Times New Roman" w:cs="Times New Roman"/>
+                <w:color w:val="000000" w:themeColor="text1"/>
+              </w:rPr>
             </w:pPr>
             <w:r>
               <w:rPr>
+                <w:rFonts w:ascii="Times New Roman" w:hAnsi="Times New Roman" w:cs="Times New Roman"/>
                 <w:b/>
+                <w:color w:val="000000" w:themeColor="text1"/>
                 <w:sz w:val="16"/>
               </w:rPr>
               <w:t>F1</w:t>
@@ -1849,10 +3089,16 @@
             <w:pPr>
               <w:spacing w:after="0" w:line="240" w:lineRule="auto"/>
               <w:jc w:val="center"/>
+              <w:rPr>
+                <w:rFonts w:ascii="Times New Roman" w:hAnsi="Times New Roman" w:cs="Times New Roman"/>
+                <w:color w:val="000000" w:themeColor="text1"/>
+              </w:rPr>
             </w:pPr>
             <w:r>
               <w:rPr>
+                <w:rFonts w:ascii="Times New Roman" w:hAnsi="Times New Roman" w:cs="Times New Roman"/>
                 <w:b/>
+                <w:color w:val="000000" w:themeColor="text1"/>
                 <w:sz w:val="16"/>
               </w:rPr>
               <w:t>Mean IoU</w:t>
@@ -1875,10 +3121,16 @@
             <w:pPr>
               <w:spacing w:after="0" w:line="240" w:lineRule="auto"/>
               <w:jc w:val="center"/>
+              <w:rPr>
+                <w:rFonts w:ascii="Times New Roman" w:hAnsi="Times New Roman" w:cs="Times New Roman"/>
+                <w:color w:val="000000" w:themeColor="text1"/>
+              </w:rPr>
             </w:pPr>
             <w:r>
               <w:rPr>
+                <w:rFonts w:ascii="Times New Roman" w:hAnsi="Times New Roman" w:cs="Times New Roman"/>
                 <w:b/>
+                <w:color w:val="000000" w:themeColor="text1"/>
                 <w:sz w:val="16"/>
               </w:rPr>
               <w:t>Recognition accuracy</w:t>
@@ -1904,9 +3156,15 @@
           <w:p>
             <w:pPr>
               <w:spacing w:after="0" w:line="240" w:lineRule="auto"/>
+              <w:rPr>
+                <w:rFonts w:ascii="Times New Roman" w:hAnsi="Times New Roman" w:cs="Times New Roman"/>
+                <w:color w:val="000000" w:themeColor="text1"/>
+              </w:rPr>
             </w:pPr>
             <w:r>
               <w:rPr>
+                <w:rFonts w:ascii="Times New Roman" w:hAnsi="Times New Roman" w:cs="Times New Roman"/>
+                <w:color w:val="000000" w:themeColor="text1"/>
                 <w:sz w:val="16"/>
               </w:rPr>
               <w:t>Bright</w:t>
@@ -1928,9 +3186,15 @@
             <w:pPr>
               <w:spacing w:after="0" w:line="240" w:lineRule="auto"/>
               <w:jc w:val="center"/>
+              <w:rPr>
+                <w:rFonts w:ascii="Times New Roman" w:hAnsi="Times New Roman" w:cs="Times New Roman"/>
+                <w:color w:val="000000" w:themeColor="text1"/>
+              </w:rPr>
             </w:pPr>
             <w:r>
               <w:rPr>
+                <w:rFonts w:ascii="Times New Roman" w:hAnsi="Times New Roman" w:cs="Times New Roman"/>
+                <w:color w:val="000000" w:themeColor="text1"/>
                 <w:sz w:val="16"/>
               </w:rPr>
               <w:t>100.0%</w:t>
@@ -1952,9 +3216,15 @@
             <w:pPr>
               <w:spacing w:after="0" w:line="240" w:lineRule="auto"/>
               <w:jc w:val="center"/>
+              <w:rPr>
+                <w:rFonts w:ascii="Times New Roman" w:hAnsi="Times New Roman" w:cs="Times New Roman"/>
+                <w:color w:val="000000" w:themeColor="text1"/>
+              </w:rPr>
             </w:pPr>
             <w:r>
               <w:rPr>
+                <w:rFonts w:ascii="Times New Roman" w:hAnsi="Times New Roman" w:cs="Times New Roman"/>
+                <w:color w:val="000000" w:themeColor="text1"/>
                 <w:sz w:val="16"/>
               </w:rPr>
               <w:t>100.0%</w:t>
@@ -1976,9 +3246,15 @@
             <w:pPr>
               <w:spacing w:after="0" w:line="240" w:lineRule="auto"/>
               <w:jc w:val="center"/>
+              <w:rPr>
+                <w:rFonts w:ascii="Times New Roman" w:hAnsi="Times New Roman" w:cs="Times New Roman"/>
+                <w:color w:val="000000" w:themeColor="text1"/>
+              </w:rPr>
             </w:pPr>
             <w:r>
               <w:rPr>
+                <w:rFonts w:ascii="Times New Roman" w:hAnsi="Times New Roman" w:cs="Times New Roman"/>
+                <w:color w:val="000000" w:themeColor="text1"/>
                 <w:sz w:val="16"/>
               </w:rPr>
               <w:t>100.0%</w:t>
@@ -2000,9 +3276,15 @@
             <w:pPr>
               <w:spacing w:after="0" w:line="240" w:lineRule="auto"/>
               <w:jc w:val="center"/>
+              <w:rPr>
+                <w:rFonts w:ascii="Times New Roman" w:hAnsi="Times New Roman" w:cs="Times New Roman"/>
+                <w:color w:val="000000" w:themeColor="text1"/>
+              </w:rPr>
             </w:pPr>
             <w:r>
               <w:rPr>
+                <w:rFonts w:ascii="Times New Roman" w:hAnsi="Times New Roman" w:cs="Times New Roman"/>
+                <w:color w:val="000000" w:themeColor="text1"/>
                 <w:sz w:val="16"/>
               </w:rPr>
               <w:t>0.765</w:t>
@@ -2024,9 +3306,15 @@
             <w:pPr>
               <w:spacing w:after="0" w:line="240" w:lineRule="auto"/>
               <w:jc w:val="center"/>
+              <w:rPr>
+                <w:rFonts w:ascii="Times New Roman" w:hAnsi="Times New Roman" w:cs="Times New Roman"/>
+                <w:color w:val="000000" w:themeColor="text1"/>
+              </w:rPr>
             </w:pPr>
             <w:r>
               <w:rPr>
+                <w:rFonts w:ascii="Times New Roman" w:hAnsi="Times New Roman" w:cs="Times New Roman"/>
+                <w:color w:val="000000" w:themeColor="text1"/>
                 <w:sz w:val="16"/>
               </w:rPr>
               <w:t>100.0%</w:t>
@@ -2052,9 +3340,15 @@
           <w:p>
             <w:pPr>
               <w:spacing w:after="0" w:line="240" w:lineRule="auto"/>
+              <w:rPr>
+                <w:rFonts w:ascii="Times New Roman" w:hAnsi="Times New Roman" w:cs="Times New Roman"/>
+                <w:color w:val="000000" w:themeColor="text1"/>
+              </w:rPr>
             </w:pPr>
             <w:r>
               <w:rPr>
+                <w:rFonts w:ascii="Times New Roman" w:hAnsi="Times New Roman" w:cs="Times New Roman"/>
+                <w:color w:val="000000" w:themeColor="text1"/>
                 <w:sz w:val="16"/>
               </w:rPr>
               <w:t>Dim</w:t>
@@ -2076,9 +3370,15 @@
             <w:pPr>
               <w:spacing w:after="0" w:line="240" w:lineRule="auto"/>
               <w:jc w:val="center"/>
+              <w:rPr>
+                <w:rFonts w:ascii="Times New Roman" w:hAnsi="Times New Roman" w:cs="Times New Roman"/>
+                <w:color w:val="000000" w:themeColor="text1"/>
+              </w:rPr>
             </w:pPr>
             <w:r>
               <w:rPr>
+                <w:rFonts w:ascii="Times New Roman" w:hAnsi="Times New Roman" w:cs="Times New Roman"/>
+                <w:color w:val="000000" w:themeColor="text1"/>
                 <w:sz w:val="16"/>
               </w:rPr>
               <w:t>95.5%</w:t>
@@ -2100,9 +3400,15 @@
             <w:pPr>
               <w:spacing w:after="0" w:line="240" w:lineRule="auto"/>
               <w:jc w:val="center"/>
+              <w:rPr>
+                <w:rFonts w:ascii="Times New Roman" w:hAnsi="Times New Roman" w:cs="Times New Roman"/>
+                <w:color w:val="000000" w:themeColor="text1"/>
+              </w:rPr>
             </w:pPr>
             <w:r>
               <w:rPr>
+                <w:rFonts w:ascii="Times New Roman" w:hAnsi="Times New Roman" w:cs="Times New Roman"/>
+                <w:color w:val="000000" w:themeColor="text1"/>
                 <w:sz w:val="16"/>
               </w:rPr>
               <w:t>87.5%</w:t>
@@ -2124,9 +3430,15 @@
             <w:pPr>
               <w:spacing w:after="0" w:line="240" w:lineRule="auto"/>
               <w:jc w:val="center"/>
+              <w:rPr>
+                <w:rFonts w:ascii="Times New Roman" w:hAnsi="Times New Roman" w:cs="Times New Roman"/>
+                <w:color w:val="000000" w:themeColor="text1"/>
+              </w:rPr>
             </w:pPr>
             <w:r>
               <w:rPr>
+                <w:rFonts w:ascii="Times New Roman" w:hAnsi="Times New Roman" w:cs="Times New Roman"/>
+                <w:color w:val="000000" w:themeColor="text1"/>
                 <w:sz w:val="16"/>
               </w:rPr>
               <w:t>91.3%</w:t>
@@ -2148,9 +3460,15 @@
             <w:pPr>
               <w:spacing w:after="0" w:line="240" w:lineRule="auto"/>
               <w:jc w:val="center"/>
+              <w:rPr>
+                <w:rFonts w:ascii="Times New Roman" w:hAnsi="Times New Roman" w:cs="Times New Roman"/>
+                <w:color w:val="000000" w:themeColor="text1"/>
+              </w:rPr>
             </w:pPr>
             <w:r>
               <w:rPr>
+                <w:rFonts w:ascii="Times New Roman" w:hAnsi="Times New Roman" w:cs="Times New Roman"/>
+                <w:color w:val="000000" w:themeColor="text1"/>
                 <w:sz w:val="16"/>
               </w:rPr>
               <w:t>0.727</w:t>
@@ -2172,9 +3490,15 @@
             <w:pPr>
               <w:spacing w:after="0" w:line="240" w:lineRule="auto"/>
               <w:jc w:val="center"/>
+              <w:rPr>
+                <w:rFonts w:ascii="Times New Roman" w:hAnsi="Times New Roman" w:cs="Times New Roman"/>
+                <w:color w:val="000000" w:themeColor="text1"/>
+              </w:rPr>
             </w:pPr>
             <w:r>
               <w:rPr>
+                <w:rFonts w:ascii="Times New Roman" w:hAnsi="Times New Roman" w:cs="Times New Roman"/>
+                <w:color w:val="000000" w:themeColor="text1"/>
                 <w:sz w:val="16"/>
               </w:rPr>
               <w:t>100.0%</w:t>
@@ -2200,9 +3524,15 @@
           <w:p>
             <w:pPr>
               <w:spacing w:after="0" w:line="240" w:lineRule="auto"/>
+              <w:rPr>
+                <w:rFonts w:ascii="Times New Roman" w:hAnsi="Times New Roman" w:cs="Times New Roman"/>
+                <w:color w:val="000000" w:themeColor="text1"/>
+              </w:rPr>
             </w:pPr>
             <w:r>
               <w:rPr>
+                <w:rFonts w:ascii="Times New Roman" w:hAnsi="Times New Roman" w:cs="Times New Roman"/>
+                <w:color w:val="000000" w:themeColor="text1"/>
                 <w:sz w:val="16"/>
               </w:rPr>
               <w:t>Rotated</w:t>
@@ -2224,9 +3554,15 @@
             <w:pPr>
               <w:spacing w:after="0" w:line="240" w:lineRule="auto"/>
               <w:jc w:val="center"/>
+              <w:rPr>
+                <w:rFonts w:ascii="Times New Roman" w:hAnsi="Times New Roman" w:cs="Times New Roman"/>
+                <w:color w:val="000000" w:themeColor="text1"/>
+              </w:rPr>
             </w:pPr>
             <w:r>
               <w:rPr>
+                <w:rFonts w:ascii="Times New Roman" w:hAnsi="Times New Roman" w:cs="Times New Roman"/>
+                <w:color w:val="000000" w:themeColor="text1"/>
                 <w:sz w:val="16"/>
               </w:rPr>
               <w:t>100.0%</w:t>
@@ -2248,9 +3584,15 @@
             <w:pPr>
               <w:spacing w:after="0" w:line="240" w:lineRule="auto"/>
               <w:jc w:val="center"/>
+              <w:rPr>
+                <w:rFonts w:ascii="Times New Roman" w:hAnsi="Times New Roman" w:cs="Times New Roman"/>
+                <w:color w:val="000000" w:themeColor="text1"/>
+              </w:rPr>
             </w:pPr>
             <w:r>
               <w:rPr>
+                <w:rFonts w:ascii="Times New Roman" w:hAnsi="Times New Roman" w:cs="Times New Roman"/>
+                <w:color w:val="000000" w:themeColor="text1"/>
                 <w:sz w:val="16"/>
               </w:rPr>
               <w:t>100.0%</w:t>
@@ -2272,9 +3614,15 @@
             <w:pPr>
               <w:spacing w:after="0" w:line="240" w:lineRule="auto"/>
               <w:jc w:val="center"/>
+              <w:rPr>
+                <w:rFonts w:ascii="Times New Roman" w:hAnsi="Times New Roman" w:cs="Times New Roman"/>
+                <w:color w:val="000000" w:themeColor="text1"/>
+              </w:rPr>
             </w:pPr>
             <w:r>
               <w:rPr>
+                <w:rFonts w:ascii="Times New Roman" w:hAnsi="Times New Roman" w:cs="Times New Roman"/>
+                <w:color w:val="000000" w:themeColor="text1"/>
                 <w:sz w:val="16"/>
               </w:rPr>
               <w:t>100.0%</w:t>
@@ -2296,9 +3644,15 @@
             <w:pPr>
               <w:spacing w:after="0" w:line="240" w:lineRule="auto"/>
               <w:jc w:val="center"/>
+              <w:rPr>
+                <w:rFonts w:ascii="Times New Roman" w:hAnsi="Times New Roman" w:cs="Times New Roman"/>
+                <w:color w:val="000000" w:themeColor="text1"/>
+              </w:rPr>
             </w:pPr>
             <w:r>
               <w:rPr>
+                <w:rFonts w:ascii="Times New Roman" w:hAnsi="Times New Roman" w:cs="Times New Roman"/>
+                <w:color w:val="000000" w:themeColor="text1"/>
                 <w:sz w:val="16"/>
               </w:rPr>
               <w:t>0.770</w:t>
@@ -2320,9 +3674,15 @@
             <w:pPr>
               <w:spacing w:after="0" w:line="240" w:lineRule="auto"/>
               <w:jc w:val="center"/>
+              <w:rPr>
+                <w:rFonts w:ascii="Times New Roman" w:hAnsi="Times New Roman" w:cs="Times New Roman"/>
+                <w:color w:val="000000" w:themeColor="text1"/>
+              </w:rPr>
             </w:pPr>
             <w:r>
               <w:rPr>
+                <w:rFonts w:ascii="Times New Roman" w:hAnsi="Times New Roman" w:cs="Times New Roman"/>
+                <w:color w:val="000000" w:themeColor="text1"/>
                 <w:sz w:val="16"/>
               </w:rPr>
               <w:t>94.3%</w:t>
@@ -2348,9 +3708,15 @@
           <w:p>
             <w:pPr>
               <w:spacing w:after="0" w:line="240" w:lineRule="auto"/>
+              <w:rPr>
+                <w:rFonts w:ascii="Times New Roman" w:hAnsi="Times New Roman" w:cs="Times New Roman"/>
+                <w:color w:val="000000" w:themeColor="text1"/>
+              </w:rPr>
             </w:pPr>
             <w:r>
               <w:rPr>
+                <w:rFonts w:ascii="Times New Roman" w:hAnsi="Times New Roman" w:cs="Times New Roman"/>
+                <w:color w:val="000000" w:themeColor="text1"/>
                 <w:sz w:val="16"/>
               </w:rPr>
               <w:t>Blurred</w:t>
@@ -2372,9 +3738,15 @@
             <w:pPr>
               <w:spacing w:after="0" w:line="240" w:lineRule="auto"/>
               <w:jc w:val="center"/>
+              <w:rPr>
+                <w:rFonts w:ascii="Times New Roman" w:hAnsi="Times New Roman" w:cs="Times New Roman"/>
+                <w:color w:val="000000" w:themeColor="text1"/>
+              </w:rPr>
             </w:pPr>
             <w:r>
               <w:rPr>
+                <w:rFonts w:ascii="Times New Roman" w:hAnsi="Times New Roman" w:cs="Times New Roman"/>
+                <w:color w:val="000000" w:themeColor="text1"/>
                 <w:sz w:val="16"/>
               </w:rPr>
               <w:t>100.0%</w:t>
@@ -2396,9 +3768,15 @@
             <w:pPr>
               <w:spacing w:after="0" w:line="240" w:lineRule="auto"/>
               <w:jc w:val="center"/>
+              <w:rPr>
+                <w:rFonts w:ascii="Times New Roman" w:hAnsi="Times New Roman" w:cs="Times New Roman"/>
+                <w:color w:val="000000" w:themeColor="text1"/>
+              </w:rPr>
             </w:pPr>
             <w:r>
               <w:rPr>
+                <w:rFonts w:ascii="Times New Roman" w:hAnsi="Times New Roman" w:cs="Times New Roman"/>
+                <w:color w:val="000000" w:themeColor="text1"/>
                 <w:sz w:val="16"/>
               </w:rPr>
               <w:t>100.0%</w:t>
@@ -2420,9 +3798,15 @@
             <w:pPr>
               <w:spacing w:after="0" w:line="240" w:lineRule="auto"/>
               <w:jc w:val="center"/>
+              <w:rPr>
+                <w:rFonts w:ascii="Times New Roman" w:hAnsi="Times New Roman" w:cs="Times New Roman"/>
+                <w:color w:val="000000" w:themeColor="text1"/>
+              </w:rPr>
             </w:pPr>
             <w:r>
               <w:rPr>
+                <w:rFonts w:ascii="Times New Roman" w:hAnsi="Times New Roman" w:cs="Times New Roman"/>
+                <w:color w:val="000000" w:themeColor="text1"/>
                 <w:sz w:val="16"/>
               </w:rPr>
               <w:t>100.0%</w:t>
@@ -2444,9 +3828,15 @@
             <w:pPr>
               <w:spacing w:after="0" w:line="240" w:lineRule="auto"/>
               <w:jc w:val="center"/>
+              <w:rPr>
+                <w:rFonts w:ascii="Times New Roman" w:hAnsi="Times New Roman" w:cs="Times New Roman"/>
+                <w:color w:val="000000" w:themeColor="text1"/>
+              </w:rPr>
             </w:pPr>
             <w:r>
               <w:rPr>
+                <w:rFonts w:ascii="Times New Roman" w:hAnsi="Times New Roman" w:cs="Times New Roman"/>
+                <w:color w:val="000000" w:themeColor="text1"/>
                 <w:sz w:val="16"/>
               </w:rPr>
               <w:t>0.803</w:t>
@@ -2468,9 +3858,15 @@
             <w:pPr>
               <w:spacing w:after="0" w:line="240" w:lineRule="auto"/>
               <w:jc w:val="center"/>
+              <w:rPr>
+                <w:rFonts w:ascii="Times New Roman" w:hAnsi="Times New Roman" w:cs="Times New Roman"/>
+                <w:color w:val="000000" w:themeColor="text1"/>
+              </w:rPr>
             </w:pPr>
             <w:r>
               <w:rPr>
+                <w:rFonts w:ascii="Times New Roman" w:hAnsi="Times New Roman" w:cs="Times New Roman"/>
+                <w:color w:val="000000" w:themeColor="text1"/>
                 <w:sz w:val="16"/>
               </w:rPr>
               <w:t>100.0%</w:t>
@@ -2496,9 +3892,15 @@
           <w:p>
             <w:pPr>
               <w:spacing w:after="0" w:line="240" w:lineRule="auto"/>
+              <w:rPr>
+                <w:rFonts w:ascii="Times New Roman" w:hAnsi="Times New Roman" w:cs="Times New Roman"/>
+                <w:color w:val="000000" w:themeColor="text1"/>
+              </w:rPr>
             </w:pPr>
             <w:r>
               <w:rPr>
+                <w:rFonts w:ascii="Times New Roman" w:hAnsi="Times New Roman" w:cs="Times New Roman"/>
+                <w:color w:val="000000" w:themeColor="text1"/>
                 <w:sz w:val="16"/>
               </w:rPr>
               <w:t>Noisy</w:t>
@@ -2520,9 +3922,15 @@
             <w:pPr>
               <w:spacing w:after="0" w:line="240" w:lineRule="auto"/>
               <w:jc w:val="center"/>
+              <w:rPr>
+                <w:rFonts w:ascii="Times New Roman" w:hAnsi="Times New Roman" w:cs="Times New Roman"/>
+                <w:color w:val="000000" w:themeColor="text1"/>
+              </w:rPr>
             </w:pPr>
             <w:r>
               <w:rPr>
+                <w:rFonts w:ascii="Times New Roman" w:hAnsi="Times New Roman" w:cs="Times New Roman"/>
+                <w:color w:val="000000" w:themeColor="text1"/>
                 <w:sz w:val="16"/>
               </w:rPr>
               <w:t>100.0%</w:t>
@@ -2544,9 +3952,15 @@
             <w:pPr>
               <w:spacing w:after="0" w:line="240" w:lineRule="auto"/>
               <w:jc w:val="center"/>
+              <w:rPr>
+                <w:rFonts w:ascii="Times New Roman" w:hAnsi="Times New Roman" w:cs="Times New Roman"/>
+                <w:color w:val="000000" w:themeColor="text1"/>
+              </w:rPr>
             </w:pPr>
             <w:r>
               <w:rPr>
+                <w:rFonts w:ascii="Times New Roman" w:hAnsi="Times New Roman" w:cs="Times New Roman"/>
+                <w:color w:val="000000" w:themeColor="text1"/>
                 <w:sz w:val="16"/>
               </w:rPr>
               <w:t>100.0%</w:t>
@@ -2568,9 +3982,15 @@
             <w:pPr>
               <w:spacing w:after="0" w:line="240" w:lineRule="auto"/>
               <w:jc w:val="center"/>
+              <w:rPr>
+                <w:rFonts w:ascii="Times New Roman" w:hAnsi="Times New Roman" w:cs="Times New Roman"/>
+                <w:color w:val="000000" w:themeColor="text1"/>
+              </w:rPr>
             </w:pPr>
             <w:r>
               <w:rPr>
+                <w:rFonts w:ascii="Times New Roman" w:hAnsi="Times New Roman" w:cs="Times New Roman"/>
+                <w:color w:val="000000" w:themeColor="text1"/>
                 <w:sz w:val="16"/>
               </w:rPr>
               <w:t>100.0%</w:t>
@@ -2592,9 +4012,15 @@
             <w:pPr>
               <w:spacing w:after="0" w:line="240" w:lineRule="auto"/>
               <w:jc w:val="center"/>
+              <w:rPr>
+                <w:rFonts w:ascii="Times New Roman" w:hAnsi="Times New Roman" w:cs="Times New Roman"/>
+                <w:color w:val="000000" w:themeColor="text1"/>
+              </w:rPr>
             </w:pPr>
             <w:r>
               <w:rPr>
+                <w:rFonts w:ascii="Times New Roman" w:hAnsi="Times New Roman" w:cs="Times New Roman"/>
+                <w:color w:val="000000" w:themeColor="text1"/>
                 <w:sz w:val="16"/>
               </w:rPr>
               <w:t>0.752</w:t>
@@ -2616,9 +4042,15 @@
             <w:pPr>
               <w:spacing w:after="0" w:line="240" w:lineRule="auto"/>
               <w:jc w:val="center"/>
+              <w:rPr>
+                <w:rFonts w:ascii="Times New Roman" w:hAnsi="Times New Roman" w:cs="Times New Roman"/>
+                <w:color w:val="000000" w:themeColor="text1"/>
+              </w:rPr>
             </w:pPr>
             <w:r>
               <w:rPr>
+                <w:rFonts w:ascii="Times New Roman" w:hAnsi="Times New Roman" w:cs="Times New Roman"/>
+                <w:color w:val="000000" w:themeColor="text1"/>
                 <w:sz w:val="16"/>
               </w:rPr>
               <w:t>100.0%</w:t>
@@ -2644,9 +4076,15 @@
           <w:p>
             <w:pPr>
               <w:spacing w:after="0" w:line="240" w:lineRule="auto"/>
+              <w:rPr>
+                <w:rFonts w:ascii="Times New Roman" w:hAnsi="Times New Roman" w:cs="Times New Roman"/>
+                <w:color w:val="000000" w:themeColor="text1"/>
+              </w:rPr>
             </w:pPr>
             <w:r>
               <w:rPr>
+                <w:rFonts w:ascii="Times New Roman" w:hAnsi="Times New Roman" w:cs="Times New Roman"/>
+                <w:color w:val="000000" w:themeColor="text1"/>
                 <w:sz w:val="16"/>
               </w:rPr>
               <w:t>Occluded</w:t>
@@ -2668,9 +4106,15 @@
             <w:pPr>
               <w:spacing w:after="0" w:line="240" w:lineRule="auto"/>
               <w:jc w:val="center"/>
+              <w:rPr>
+                <w:rFonts w:ascii="Times New Roman" w:hAnsi="Times New Roman" w:cs="Times New Roman"/>
+                <w:color w:val="000000" w:themeColor="text1"/>
+              </w:rPr>
             </w:pPr>
             <w:r>
               <w:rPr>
+                <w:rFonts w:ascii="Times New Roman" w:hAnsi="Times New Roman" w:cs="Times New Roman"/>
+                <w:color w:val="000000" w:themeColor="text1"/>
                 <w:sz w:val="16"/>
               </w:rPr>
               <w:t>95.0%</w:t>
@@ -2692,9 +4136,15 @@
             <w:pPr>
               <w:spacing w:after="0" w:line="240" w:lineRule="auto"/>
               <w:jc w:val="center"/>
+              <w:rPr>
+                <w:rFonts w:ascii="Times New Roman" w:hAnsi="Times New Roman" w:cs="Times New Roman"/>
+                <w:color w:val="000000" w:themeColor="text1"/>
+              </w:rPr>
             </w:pPr>
             <w:r>
               <w:rPr>
+                <w:rFonts w:ascii="Times New Roman" w:hAnsi="Times New Roman" w:cs="Times New Roman"/>
+                <w:color w:val="000000" w:themeColor="text1"/>
                 <w:sz w:val="16"/>
               </w:rPr>
               <w:t>79.2%</w:t>
@@ -2716,9 +4166,15 @@
             <w:pPr>
               <w:spacing w:after="0" w:line="240" w:lineRule="auto"/>
               <w:jc w:val="center"/>
+              <w:rPr>
+                <w:rFonts w:ascii="Times New Roman" w:hAnsi="Times New Roman" w:cs="Times New Roman"/>
+                <w:color w:val="000000" w:themeColor="text1"/>
+              </w:rPr>
             </w:pPr>
             <w:r>
               <w:rPr>
+                <w:rFonts w:ascii="Times New Roman" w:hAnsi="Times New Roman" w:cs="Times New Roman"/>
+                <w:color w:val="000000" w:themeColor="text1"/>
                 <w:sz w:val="16"/>
               </w:rPr>
               <w:t>86.4%</w:t>
@@ -2740,9 +4196,15 @@
             <w:pPr>
               <w:spacing w:after="0" w:line="240" w:lineRule="auto"/>
               <w:jc w:val="center"/>
+              <w:rPr>
+                <w:rFonts w:ascii="Times New Roman" w:hAnsi="Times New Roman" w:cs="Times New Roman"/>
+                <w:color w:val="000000" w:themeColor="text1"/>
+              </w:rPr>
             </w:pPr>
             <w:r>
               <w:rPr>
+                <w:rFonts w:ascii="Times New Roman" w:hAnsi="Times New Roman" w:cs="Times New Roman"/>
+                <w:color w:val="000000" w:themeColor="text1"/>
                 <w:sz w:val="16"/>
               </w:rPr>
               <w:t>0.724</w:t>
@@ -2764,9 +4226,15 @@
             <w:pPr>
               <w:spacing w:after="0" w:line="240" w:lineRule="auto"/>
               <w:jc w:val="center"/>
+              <w:rPr>
+                <w:rFonts w:ascii="Times New Roman" w:hAnsi="Times New Roman" w:cs="Times New Roman"/>
+                <w:color w:val="000000" w:themeColor="text1"/>
+              </w:rPr>
             </w:pPr>
             <w:r>
               <w:rPr>
+                <w:rFonts w:ascii="Times New Roman" w:hAnsi="Times New Roman" w:cs="Times New Roman"/>
+                <w:color w:val="000000" w:themeColor="text1"/>
                 <w:sz w:val="16"/>
               </w:rPr>
               <w:t>100.0%</w:t>
@@ -2792,9 +4260,15 @@
           <w:p>
             <w:pPr>
               <w:spacing w:after="0" w:line="240" w:lineRule="auto"/>
+              <w:rPr>
+                <w:rFonts w:ascii="Times New Roman" w:hAnsi="Times New Roman" w:cs="Times New Roman"/>
+                <w:color w:val="000000" w:themeColor="text1"/>
+              </w:rPr>
             </w:pPr>
             <w:r>
               <w:rPr>
+                <w:rFonts w:ascii="Times New Roman" w:hAnsi="Times New Roman" w:cs="Times New Roman"/>
+                <w:color w:val="000000" w:themeColor="text1"/>
                 <w:sz w:val="16"/>
               </w:rPr>
               <w:t>Cluttered</w:t>
@@ -2816,9 +4290,15 @@
             <w:pPr>
               <w:spacing w:after="0" w:line="240" w:lineRule="auto"/>
               <w:jc w:val="center"/>
+              <w:rPr>
+                <w:rFonts w:ascii="Times New Roman" w:hAnsi="Times New Roman" w:cs="Times New Roman"/>
+                <w:color w:val="000000" w:themeColor="text1"/>
+              </w:rPr>
             </w:pPr>
             <w:r>
               <w:rPr>
+                <w:rFonts w:ascii="Times New Roman" w:hAnsi="Times New Roman" w:cs="Times New Roman"/>
+                <w:color w:val="000000" w:themeColor="text1"/>
                 <w:sz w:val="16"/>
               </w:rPr>
               <w:t>60.5%</w:t>
@@ -2840,9 +4320,15 @@
             <w:pPr>
               <w:spacing w:after="0" w:line="240" w:lineRule="auto"/>
               <w:jc w:val="center"/>
+              <w:rPr>
+                <w:rFonts w:ascii="Times New Roman" w:hAnsi="Times New Roman" w:cs="Times New Roman"/>
+                <w:color w:val="000000" w:themeColor="text1"/>
+              </w:rPr>
             </w:pPr>
             <w:r>
               <w:rPr>
+                <w:rFonts w:ascii="Times New Roman" w:hAnsi="Times New Roman" w:cs="Times New Roman"/>
+                <w:color w:val="000000" w:themeColor="text1"/>
                 <w:sz w:val="16"/>
               </w:rPr>
               <w:t>95.8%</w:t>
@@ -2864,9 +4350,15 @@
             <w:pPr>
               <w:spacing w:after="0" w:line="240" w:lineRule="auto"/>
               <w:jc w:val="center"/>
+              <w:rPr>
+                <w:rFonts w:ascii="Times New Roman" w:hAnsi="Times New Roman" w:cs="Times New Roman"/>
+                <w:color w:val="000000" w:themeColor="text1"/>
+              </w:rPr>
             </w:pPr>
             <w:r>
               <w:rPr>
+                <w:rFonts w:ascii="Times New Roman" w:hAnsi="Times New Roman" w:cs="Times New Roman"/>
+                <w:color w:val="000000" w:themeColor="text1"/>
                 <w:sz w:val="16"/>
               </w:rPr>
               <w:t>74.2%</w:t>
@@ -2888,9 +4380,15 @@
             <w:pPr>
               <w:spacing w:after="0" w:line="240" w:lineRule="auto"/>
               <w:jc w:val="center"/>
+              <w:rPr>
+                <w:rFonts w:ascii="Times New Roman" w:hAnsi="Times New Roman" w:cs="Times New Roman"/>
+                <w:color w:val="000000" w:themeColor="text1"/>
+              </w:rPr>
             </w:pPr>
             <w:r>
               <w:rPr>
+                <w:rFonts w:ascii="Times New Roman" w:hAnsi="Times New Roman" w:cs="Times New Roman"/>
+                <w:color w:val="000000" w:themeColor="text1"/>
                 <w:sz w:val="16"/>
               </w:rPr>
               <w:t>0.750</w:t>
@@ -2912,9 +4410,15 @@
             <w:pPr>
               <w:spacing w:after="0" w:line="240" w:lineRule="auto"/>
               <w:jc w:val="center"/>
+              <w:rPr>
+                <w:rFonts w:ascii="Times New Roman" w:hAnsi="Times New Roman" w:cs="Times New Roman"/>
+                <w:color w:val="000000" w:themeColor="text1"/>
+              </w:rPr>
             </w:pPr>
             <w:r>
               <w:rPr>
+                <w:rFonts w:ascii="Times New Roman" w:hAnsi="Times New Roman" w:cs="Times New Roman"/>
+                <w:color w:val="000000" w:themeColor="text1"/>
                 <w:sz w:val="16"/>
               </w:rPr>
               <w:t>N/A</w:t>
@@ -2928,25 +4432,56 @@
         <w:pStyle w:val="Caption"/>
         <w:spacing w:before="80" w:after="160"/>
         <w:jc w:val="center"/>
-      </w:pPr>
-      <w:r>
+        <w:rPr>
+          <w:rFonts w:ascii="Times New Roman" w:hAnsi="Times New Roman" w:cs="Times New Roman"/>
+          <w:color w:val="000000" w:themeColor="text1"/>
+        </w:rPr>
+      </w:pPr>
+      <w:r>
+        <w:rPr>
+          <w:rFonts w:ascii="Times New Roman" w:hAnsi="Times New Roman" w:cs="Times New Roman"/>
+          <w:color w:val="000000" w:themeColor="text1"/>
+        </w:rPr>
         <w:t>Table 2. Condition-wise robustness results from the executed notebook.</w:t>
       </w:r>
     </w:p>
     <w:p>
-      <w:r>
-        <w:t>Across the seven conditions, mean precision was 93.0%, mean recall was 94.6% and mean F1 was 93.1%. Blurred and noisy generated scenes reached perfect detection scores in this run. Rotated, occluded and cluttered scenes were harder. Clutter reduced precision because saturated distractors sometimes survived proposal filtering; rotated and occluded targets mainly reduced recall. This pattern is consistent with the proposal/classification design.</w:t>
-      </w:r>
-    </w:p>
-    <w:p>
       <w:pPr>
         <w:keepNext/>
         <w:spacing w:before="80" w:after="60"/>
-        <w:jc w:val="center"/>
-      </w:pPr>
-      <w:r>
-        <w:rPr>
+        <w:rPr>
+          <w:rFonts w:ascii="Times New Roman" w:hAnsi="Times New Roman" w:cs="Times New Roman"/>
+          <w:color w:val="000000" w:themeColor="text1"/>
+        </w:rPr>
+      </w:pPr>
+      <w:r>
+        <w:rPr>
+          <w:rFonts w:ascii="Times New Roman" w:hAnsi="Times New Roman" w:cs="Times New Roman"/>
+          <w:color w:val="000000" w:themeColor="text1"/>
+        </w:rPr>
+        <w:t xml:space="preserve">The mean precision, recall, and f1 values across the seven conditions were 93.0%, 94.6%, and 93.1%, respectively. In this run, generated scenes were flawlessly detected both in terms of clarity and noise. Rotated, occluded and cluttered scenes were more difficult. Saturated distractors reduced precision, while rotated and occluded targets mainly reduced recall, due to clutter. This pattern is consistent </w:t>
+      </w:r>
+      <w:proofErr w:type="gramStart"/>
+      <w:r>
+        <w:rPr>
+          <w:rFonts w:ascii="Times New Roman" w:hAnsi="Times New Roman" w:cs="Times New Roman"/>
+          <w:color w:val="000000" w:themeColor="text1"/>
+        </w:rPr>
+        <w:t>to</w:t>
+      </w:r>
+      <w:proofErr w:type="gramEnd"/>
+      <w:r>
+        <w:rPr>
+          <w:rFonts w:ascii="Times New Roman" w:hAnsi="Times New Roman" w:cs="Times New Roman"/>
+          <w:color w:val="000000" w:themeColor="text1"/>
+        </w:rPr>
+        <w:t xml:space="preserve"> the proposal/classification design.</w:t>
+      </w:r>
+      <w:r>
+        <w:rPr>
+          <w:rFonts w:ascii="Times New Roman" w:hAnsi="Times New Roman" w:cs="Times New Roman"/>
           <w:noProof/>
+          <w:color w:val="000000" w:themeColor="text1"/>
         </w:rPr>
         <w:drawing>
           <wp:inline distT="0" distB="0" distL="0" distR="0" wp14:anchorId="1589331D" wp14:editId="4B7AAFA2">
@@ -2990,16 +4525,32 @@
         <w:pStyle w:val="Caption"/>
         <w:spacing w:after="160"/>
         <w:jc w:val="center"/>
-      </w:pPr>
-      <w:r>
+        <w:rPr>
+          <w:rFonts w:ascii="Times New Roman" w:hAnsi="Times New Roman" w:cs="Times New Roman"/>
+          <w:color w:val="000000" w:themeColor="text1"/>
+        </w:rPr>
+      </w:pPr>
+      <w:r>
+        <w:rPr>
+          <w:rFonts w:ascii="Times New Roman" w:hAnsi="Times New Roman" w:cs="Times New Roman"/>
+          <w:color w:val="000000" w:themeColor="text1"/>
+        </w:rPr>
         <w:t>Figure 5. Detection and recognition robustness by condition.</w:t>
       </w:r>
     </w:p>
     <w:p>
       <w:pPr>
         <w:pStyle w:val="Heading2"/>
-      </w:pPr>
-      <w:r>
+        <w:rPr>
+          <w:rFonts w:ascii="Times New Roman" w:hAnsi="Times New Roman" w:cs="Times New Roman"/>
+          <w:color w:val="000000" w:themeColor="text1"/>
+        </w:rPr>
+      </w:pPr>
+      <w:r>
+        <w:rPr>
+          <w:rFonts w:ascii="Times New Roman" w:hAnsi="Times New Roman" w:cs="Times New Roman"/>
+          <w:color w:val="000000" w:themeColor="text1"/>
+        </w:rPr>
         <w:t>Performance</w:t>
       </w:r>
     </w:p>
@@ -3035,10 +4586,16 @@
           <w:p>
             <w:pPr>
               <w:spacing w:after="0" w:line="240" w:lineRule="auto"/>
+              <w:rPr>
+                <w:rFonts w:ascii="Times New Roman" w:hAnsi="Times New Roman" w:cs="Times New Roman"/>
+                <w:color w:val="000000" w:themeColor="text1"/>
+              </w:rPr>
             </w:pPr>
             <w:r>
               <w:rPr>
+                <w:rFonts w:ascii="Times New Roman" w:hAnsi="Times New Roman" w:cs="Times New Roman"/>
                 <w:b/>
+                <w:color w:val="000000" w:themeColor="text1"/>
                 <w:sz w:val="18"/>
               </w:rPr>
               <w:t>Measure</w:t>
@@ -3061,10 +4618,16 @@
             <w:pPr>
               <w:spacing w:after="0" w:line="240" w:lineRule="auto"/>
               <w:jc w:val="center"/>
+              <w:rPr>
+                <w:rFonts w:ascii="Times New Roman" w:hAnsi="Times New Roman" w:cs="Times New Roman"/>
+                <w:color w:val="000000" w:themeColor="text1"/>
+              </w:rPr>
             </w:pPr>
             <w:r>
               <w:rPr>
+                <w:rFonts w:ascii="Times New Roman" w:hAnsi="Times New Roman" w:cs="Times New Roman"/>
                 <w:b/>
+                <w:color w:val="000000" w:themeColor="text1"/>
                 <w:sz w:val="18"/>
               </w:rPr>
               <w:t>Result</w:t>
@@ -3090,9 +4653,15 @@
           <w:p>
             <w:pPr>
               <w:spacing w:after="0" w:line="240" w:lineRule="auto"/>
+              <w:rPr>
+                <w:rFonts w:ascii="Times New Roman" w:hAnsi="Times New Roman" w:cs="Times New Roman"/>
+                <w:color w:val="000000" w:themeColor="text1"/>
+              </w:rPr>
             </w:pPr>
             <w:r>
               <w:rPr>
+                <w:rFonts w:ascii="Times New Roman" w:hAnsi="Times New Roman" w:cs="Times New Roman"/>
+                <w:color w:val="000000" w:themeColor="text1"/>
                 <w:sz w:val="18"/>
               </w:rPr>
               <w:t>Still-frame mean latency</w:t>
@@ -3114,9 +4683,15 @@
             <w:pPr>
               <w:spacing w:after="0" w:line="240" w:lineRule="auto"/>
               <w:jc w:val="center"/>
+              <w:rPr>
+                <w:rFonts w:ascii="Times New Roman" w:hAnsi="Times New Roman" w:cs="Times New Roman"/>
+                <w:color w:val="000000" w:themeColor="text1"/>
+              </w:rPr>
             </w:pPr>
             <w:r>
               <w:rPr>
+                <w:rFonts w:ascii="Times New Roman" w:hAnsi="Times New Roman" w:cs="Times New Roman"/>
+                <w:color w:val="000000" w:themeColor="text1"/>
                 <w:sz w:val="18"/>
               </w:rPr>
               <w:t>19.96 ms</w:t>
@@ -3142,9 +4717,15 @@
           <w:p>
             <w:pPr>
               <w:spacing w:after="0" w:line="240" w:lineRule="auto"/>
+              <w:rPr>
+                <w:rFonts w:ascii="Times New Roman" w:hAnsi="Times New Roman" w:cs="Times New Roman"/>
+                <w:color w:val="000000" w:themeColor="text1"/>
+              </w:rPr>
             </w:pPr>
             <w:r>
               <w:rPr>
+                <w:rFonts w:ascii="Times New Roman" w:hAnsi="Times New Roman" w:cs="Times New Roman"/>
+                <w:color w:val="000000" w:themeColor="text1"/>
                 <w:sz w:val="18"/>
               </w:rPr>
               <w:t>Still-frame median latency</w:t>
@@ -3166,9 +4747,15 @@
             <w:pPr>
               <w:spacing w:after="0" w:line="240" w:lineRule="auto"/>
               <w:jc w:val="center"/>
+              <w:rPr>
+                <w:rFonts w:ascii="Times New Roman" w:hAnsi="Times New Roman" w:cs="Times New Roman"/>
+                <w:color w:val="000000" w:themeColor="text1"/>
+              </w:rPr>
             </w:pPr>
             <w:r>
               <w:rPr>
+                <w:rFonts w:ascii="Times New Roman" w:hAnsi="Times New Roman" w:cs="Times New Roman"/>
+                <w:color w:val="000000" w:themeColor="text1"/>
                 <w:sz w:val="18"/>
               </w:rPr>
               <w:t>19.70 ms</w:t>
@@ -3194,9 +4781,15 @@
           <w:p>
             <w:pPr>
               <w:spacing w:after="0" w:line="240" w:lineRule="auto"/>
+              <w:rPr>
+                <w:rFonts w:ascii="Times New Roman" w:hAnsi="Times New Roman" w:cs="Times New Roman"/>
+                <w:color w:val="000000" w:themeColor="text1"/>
+              </w:rPr>
             </w:pPr>
             <w:r>
               <w:rPr>
+                <w:rFonts w:ascii="Times New Roman" w:hAnsi="Times New Roman" w:cs="Times New Roman"/>
+                <w:color w:val="000000" w:themeColor="text1"/>
                 <w:sz w:val="18"/>
               </w:rPr>
               <w:t>Still-frame 95th-percentile latency</w:t>
@@ -3218,9 +4811,15 @@
             <w:pPr>
               <w:spacing w:after="0" w:line="240" w:lineRule="auto"/>
               <w:jc w:val="center"/>
+              <w:rPr>
+                <w:rFonts w:ascii="Times New Roman" w:hAnsi="Times New Roman" w:cs="Times New Roman"/>
+                <w:color w:val="000000" w:themeColor="text1"/>
+              </w:rPr>
             </w:pPr>
             <w:r>
               <w:rPr>
+                <w:rFonts w:ascii="Times New Roman" w:hAnsi="Times New Roman" w:cs="Times New Roman"/>
+                <w:color w:val="000000" w:themeColor="text1"/>
                 <w:sz w:val="18"/>
               </w:rPr>
               <w:t>21.74 ms</w:t>
@@ -3246,12 +4845,17 @@
           <w:p>
             <w:pPr>
               <w:spacing w:after="0" w:line="240" w:lineRule="auto"/>
+              <w:rPr>
+                <w:rFonts w:ascii="Times New Roman" w:hAnsi="Times New Roman" w:cs="Times New Roman"/>
+                <w:color w:val="000000" w:themeColor="text1"/>
+              </w:rPr>
             </w:pPr>
             <w:r>
               <w:rPr>
+                <w:rFonts w:ascii="Times New Roman" w:hAnsi="Times New Roman" w:cs="Times New Roman"/>
+                <w:color w:val="000000" w:themeColor="text1"/>
                 <w:sz w:val="18"/>
               </w:rPr>
-              <w:lastRenderedPageBreak/>
               <w:t>Estimated still-frame throughput</w:t>
             </w:r>
           </w:p>
@@ -3271,9 +4875,15 @@
             <w:pPr>
               <w:spacing w:after="0" w:line="240" w:lineRule="auto"/>
               <w:jc w:val="center"/>
+              <w:rPr>
+                <w:rFonts w:ascii="Times New Roman" w:hAnsi="Times New Roman" w:cs="Times New Roman"/>
+                <w:color w:val="000000" w:themeColor="text1"/>
+              </w:rPr>
             </w:pPr>
             <w:r>
               <w:rPr>
+                <w:rFonts w:ascii="Times New Roman" w:hAnsi="Times New Roman" w:cs="Times New Roman"/>
+                <w:color w:val="000000" w:themeColor="text1"/>
                 <w:sz w:val="18"/>
               </w:rPr>
               <w:t>50.09 FPS</w:t>
@@ -3299,11 +4909,18 @@
           <w:p>
             <w:pPr>
               <w:spacing w:after="0" w:line="240" w:lineRule="auto"/>
+              <w:rPr>
+                <w:rFonts w:ascii="Times New Roman" w:hAnsi="Times New Roman" w:cs="Times New Roman"/>
+                <w:color w:val="000000" w:themeColor="text1"/>
+              </w:rPr>
             </w:pPr>
             <w:r>
               <w:rPr>
+                <w:rFonts w:ascii="Times New Roman" w:hAnsi="Times New Roman" w:cs="Times New Roman"/>
+                <w:color w:val="000000" w:themeColor="text1"/>
                 <w:sz w:val="18"/>
               </w:rPr>
+              <w:lastRenderedPageBreak/>
               <w:t>Processed-video mean latency</w:t>
             </w:r>
           </w:p>
@@ -3323,9 +4940,15 @@
             <w:pPr>
               <w:spacing w:after="0" w:line="240" w:lineRule="auto"/>
               <w:jc w:val="center"/>
+              <w:rPr>
+                <w:rFonts w:ascii="Times New Roman" w:hAnsi="Times New Roman" w:cs="Times New Roman"/>
+                <w:color w:val="000000" w:themeColor="text1"/>
+              </w:rPr>
             </w:pPr>
             <w:r>
               <w:rPr>
+                <w:rFonts w:ascii="Times New Roman" w:hAnsi="Times New Roman" w:cs="Times New Roman"/>
+                <w:color w:val="000000" w:themeColor="text1"/>
                 <w:sz w:val="18"/>
               </w:rPr>
               <w:t>16.75 ms/frame</w:t>
@@ -3351,9 +4974,15 @@
           <w:p>
             <w:pPr>
               <w:spacing w:after="0" w:line="240" w:lineRule="auto"/>
+              <w:rPr>
+                <w:rFonts w:ascii="Times New Roman" w:hAnsi="Times New Roman" w:cs="Times New Roman"/>
+                <w:color w:val="000000" w:themeColor="text1"/>
+              </w:rPr>
             </w:pPr>
             <w:r>
               <w:rPr>
+                <w:rFonts w:ascii="Times New Roman" w:hAnsi="Times New Roman" w:cs="Times New Roman"/>
+                <w:color w:val="000000" w:themeColor="text1"/>
                 <w:sz w:val="18"/>
               </w:rPr>
               <w:t>Processed-video estimated throughput</w:t>
@@ -3375,9 +5004,15 @@
             <w:pPr>
               <w:spacing w:after="0" w:line="240" w:lineRule="auto"/>
               <w:jc w:val="center"/>
+              <w:rPr>
+                <w:rFonts w:ascii="Times New Roman" w:hAnsi="Times New Roman" w:cs="Times New Roman"/>
+                <w:color w:val="000000" w:themeColor="text1"/>
+              </w:rPr>
             </w:pPr>
             <w:r>
               <w:rPr>
+                <w:rFonts w:ascii="Times New Roman" w:hAnsi="Times New Roman" w:cs="Times New Roman"/>
+                <w:color w:val="000000" w:themeColor="text1"/>
                 <w:sz w:val="18"/>
               </w:rPr>
               <w:t>59.72 FPS</w:t>
@@ -3403,9 +5038,15 @@
           <w:p>
             <w:pPr>
               <w:spacing w:after="0" w:line="240" w:lineRule="auto"/>
+              <w:rPr>
+                <w:rFonts w:ascii="Times New Roman" w:hAnsi="Times New Roman" w:cs="Times New Roman"/>
+                <w:color w:val="000000" w:themeColor="text1"/>
+              </w:rPr>
             </w:pPr>
             <w:r>
               <w:rPr>
+                <w:rFonts w:ascii="Times New Roman" w:hAnsi="Times New Roman" w:cs="Times New Roman"/>
+                <w:color w:val="000000" w:themeColor="text1"/>
                 <w:sz w:val="18"/>
               </w:rPr>
               <w:t>Rubric threshold</w:t>
@@ -3427,9 +5068,15 @@
             <w:pPr>
               <w:spacing w:after="0" w:line="240" w:lineRule="auto"/>
               <w:jc w:val="center"/>
+              <w:rPr>
+                <w:rFonts w:ascii="Times New Roman" w:hAnsi="Times New Roman" w:cs="Times New Roman"/>
+                <w:color w:val="000000" w:themeColor="text1"/>
+              </w:rPr>
             </w:pPr>
             <w:r>
               <w:rPr>
+                <w:rFonts w:ascii="Times New Roman" w:hAnsi="Times New Roman" w:cs="Times New Roman"/>
+                <w:color w:val="000000" w:themeColor="text1"/>
                 <w:sz w:val="18"/>
               </w:rPr>
               <w:t>10 FPS - met</w:t>
@@ -3443,21 +5090,56 @@
         <w:pStyle w:val="Caption"/>
         <w:spacing w:before="80" w:after="160"/>
         <w:jc w:val="center"/>
-      </w:pPr>
-      <w:r>
+        <w:rPr>
+          <w:rFonts w:ascii="Times New Roman" w:hAnsi="Times New Roman" w:cs="Times New Roman"/>
+          <w:color w:val="000000" w:themeColor="text1"/>
+        </w:rPr>
+      </w:pPr>
+      <w:r>
+        <w:rPr>
+          <w:rFonts w:ascii="Times New Roman" w:hAnsi="Times New Roman" w:cs="Times New Roman"/>
+          <w:color w:val="000000" w:themeColor="text1"/>
+        </w:rPr>
         <w:t>Table 3. CPU timing measured over the complete integrated pipeline.</w:t>
       </w:r>
     </w:p>
     <w:p>
-      <w:r>
-        <w:t>The benchmark includes validation, resizing, enhancement, edges, proposal generation, feature extraction, SVM inference, drawing and guidance. Video timing also includes MOG2 and tracking. FPS is computed as the reciprocal of processing latency and therefore measures processing capacity rather than camera-display refresh rate. Results depend on hardware, but the tested run had a substantial margin above the 10 FPS criterion.</w:t>
+      <w:pPr>
+        <w:pStyle w:val="Heading2"/>
+        <w:rPr>
+          <w:rFonts w:ascii="Times New Roman" w:eastAsiaTheme="minorEastAsia" w:hAnsi="Times New Roman" w:cs="Times New Roman"/>
+          <w:b w:val="0"/>
+          <w:bCs w:val="0"/>
+          <w:color w:val="000000" w:themeColor="text1"/>
+          <w:sz w:val="22"/>
+          <w:szCs w:val="22"/>
+        </w:rPr>
+      </w:pPr>
+      <w:r>
+        <w:rPr>
+          <w:rFonts w:ascii="Times New Roman" w:eastAsiaTheme="minorEastAsia" w:hAnsi="Times New Roman" w:cs="Times New Roman"/>
+          <w:b w:val="0"/>
+          <w:bCs w:val="0"/>
+          <w:color w:val="000000" w:themeColor="text1"/>
+          <w:sz w:val="22"/>
+          <w:szCs w:val="22"/>
+        </w:rPr>
+        <w:t>The benchmark features the following functions: validation, resizing, improvement, edge, proposal generation, feature extraction, SVM inference, drawing and guidance. MOG2 and tracking are also included in the video timing. FPS is not equal to the refresh rate of the camera display, but it is equal to the reciprocal of processing latency, which indicates the processing capacity. The results vary depending on hardware, but the test run was significantly higher than the minimum criterion of 10 fps.</w:t>
       </w:r>
     </w:p>
     <w:p>
       <w:pPr>
         <w:pStyle w:val="Heading2"/>
-      </w:pPr>
-      <w:r>
+        <w:rPr>
+          <w:rFonts w:ascii="Times New Roman" w:hAnsi="Times New Roman" w:cs="Times New Roman"/>
+          <w:color w:val="000000" w:themeColor="text1"/>
+        </w:rPr>
+      </w:pPr>
+      <w:r>
+        <w:rPr>
+          <w:rFonts w:ascii="Times New Roman" w:hAnsi="Times New Roman" w:cs="Times New Roman"/>
+          <w:color w:val="000000" w:themeColor="text1"/>
+        </w:rPr>
         <w:t>Qualitative results</w:t>
       </w:r>
     </w:p>
@@ -3466,10 +5148,16 @@
         <w:keepNext/>
         <w:spacing w:before="80" w:after="60"/>
         <w:jc w:val="center"/>
-      </w:pPr>
-      <w:r>
-        <w:rPr>
+        <w:rPr>
+          <w:rFonts w:ascii="Times New Roman" w:hAnsi="Times New Roman" w:cs="Times New Roman"/>
+          <w:color w:val="000000" w:themeColor="text1"/>
+        </w:rPr>
+      </w:pPr>
+      <w:r>
+        <w:rPr>
+          <w:rFonts w:ascii="Times New Roman" w:hAnsi="Times New Roman" w:cs="Times New Roman"/>
           <w:noProof/>
+          <w:color w:val="000000" w:themeColor="text1"/>
         </w:rPr>
         <w:drawing>
           <wp:inline distT="0" distB="0" distL="0" distR="0" wp14:anchorId="3CB0BA5C" wp14:editId="62EA3376">
@@ -3513,149 +5201,333 @@
         <w:pStyle w:val="Caption"/>
         <w:spacing w:after="160"/>
         <w:jc w:val="center"/>
-      </w:pPr>
-      <w:r>
+        <w:rPr>
+          <w:rFonts w:ascii="Times New Roman" w:hAnsi="Times New Roman" w:cs="Times New Roman"/>
+          <w:color w:val="000000" w:themeColor="text1"/>
+        </w:rPr>
+      </w:pPr>
+      <w:r>
+        <w:rPr>
+          <w:rFonts w:ascii="Times New Roman" w:hAnsi="Times New Roman" w:cs="Times New Roman"/>
+          <w:color w:val="000000" w:themeColor="text1"/>
+        </w:rPr>
         <w:t>Figure 6. End-to-end image workflow and generated guidance.</w:t>
       </w:r>
     </w:p>
     <w:p>
-      <w:r>
-        <w:t>The clean defence scene demonstrates how the tasks support one another. Enhancement normalises contrast, the edge view exposes structural boundaries, colour/contour proposals localise candidates, the SVM labels all three markers and the fusion layer produces: 'Safe-route marker on the right; warning marker in the centre; stop marker on the left.' Video examples add motion boxes and persistent IDs using the same base pipeline.</w:t>
+      <w:pPr>
+        <w:pStyle w:val="Heading2"/>
+        <w:rPr>
+          <w:rFonts w:ascii="Times New Roman" w:eastAsiaTheme="minorEastAsia" w:hAnsi="Times New Roman" w:cs="Times New Roman"/>
+          <w:b w:val="0"/>
+          <w:bCs w:val="0"/>
+          <w:color w:val="000000" w:themeColor="text1"/>
+          <w:sz w:val="22"/>
+          <w:szCs w:val="22"/>
+        </w:rPr>
+      </w:pPr>
+      <w:r>
+        <w:rPr>
+          <w:rFonts w:ascii="Times New Roman" w:eastAsiaTheme="minorEastAsia" w:hAnsi="Times New Roman" w:cs="Times New Roman"/>
+          <w:b w:val="0"/>
+          <w:bCs w:val="0"/>
+          <w:color w:val="000000" w:themeColor="text1"/>
+          <w:sz w:val="22"/>
+          <w:szCs w:val="22"/>
+        </w:rPr>
+        <w:lastRenderedPageBreak/>
+        <w:t xml:space="preserve">The tasks complement each other as shown in the clean </w:t>
+      </w:r>
+      <w:proofErr w:type="spellStart"/>
+      <w:r>
+        <w:rPr>
+          <w:rFonts w:ascii="Times New Roman" w:eastAsiaTheme="minorEastAsia" w:hAnsi="Times New Roman" w:cs="Times New Roman"/>
+          <w:b w:val="0"/>
+          <w:bCs w:val="0"/>
+          <w:color w:val="000000" w:themeColor="text1"/>
+          <w:sz w:val="22"/>
+          <w:szCs w:val="22"/>
+        </w:rPr>
+        <w:t>defence</w:t>
+      </w:r>
+      <w:proofErr w:type="spellEnd"/>
+      <w:r>
+        <w:rPr>
+          <w:rFonts w:ascii="Times New Roman" w:eastAsiaTheme="minorEastAsia" w:hAnsi="Times New Roman" w:cs="Times New Roman"/>
+          <w:b w:val="0"/>
+          <w:bCs w:val="0"/>
+          <w:color w:val="000000" w:themeColor="text1"/>
+          <w:sz w:val="22"/>
+          <w:szCs w:val="22"/>
+        </w:rPr>
+        <w:t xml:space="preserve"> scene. The enhancement normalizes contrast, the edge view shows structural boundaries, </w:t>
+      </w:r>
+      <w:proofErr w:type="spellStart"/>
+      <w:r>
+        <w:rPr>
+          <w:rFonts w:ascii="Times New Roman" w:eastAsiaTheme="minorEastAsia" w:hAnsi="Times New Roman" w:cs="Times New Roman"/>
+          <w:b w:val="0"/>
+          <w:bCs w:val="0"/>
+          <w:color w:val="000000" w:themeColor="text1"/>
+          <w:sz w:val="22"/>
+          <w:szCs w:val="22"/>
+        </w:rPr>
+        <w:t>colour</w:t>
+      </w:r>
+      <w:proofErr w:type="spellEnd"/>
+      <w:r>
+        <w:rPr>
+          <w:rFonts w:ascii="Times New Roman" w:eastAsiaTheme="minorEastAsia" w:hAnsi="Times New Roman" w:cs="Times New Roman"/>
+          <w:b w:val="0"/>
+          <w:bCs w:val="0"/>
+          <w:color w:val="000000" w:themeColor="text1"/>
+          <w:sz w:val="22"/>
+          <w:szCs w:val="22"/>
+        </w:rPr>
+        <w:t xml:space="preserve">/contour proposals localize the candidates, the SVM labels all three markers, and the fusion layer outputs: 'Safe-route marker on the right; warning marker in the middle; stop marker on the left. Video examples add </w:t>
+      </w:r>
+      <w:proofErr w:type="gramStart"/>
+      <w:r>
+        <w:rPr>
+          <w:rFonts w:ascii="Times New Roman" w:eastAsiaTheme="minorEastAsia" w:hAnsi="Times New Roman" w:cs="Times New Roman"/>
+          <w:b w:val="0"/>
+          <w:bCs w:val="0"/>
+          <w:color w:val="000000" w:themeColor="text1"/>
+          <w:sz w:val="22"/>
+          <w:szCs w:val="22"/>
+        </w:rPr>
+        <w:t>the motion</w:t>
+      </w:r>
+      <w:proofErr w:type="gramEnd"/>
+      <w:r>
+        <w:rPr>
+          <w:rFonts w:ascii="Times New Roman" w:eastAsiaTheme="minorEastAsia" w:hAnsi="Times New Roman" w:cs="Times New Roman"/>
+          <w:b w:val="0"/>
+          <w:bCs w:val="0"/>
+          <w:color w:val="000000" w:themeColor="text1"/>
+          <w:sz w:val="22"/>
+          <w:szCs w:val="22"/>
+        </w:rPr>
+        <w:t xml:space="preserve"> boxes and persistent ids with the same base pipeline. </w:t>
       </w:r>
     </w:p>
     <w:p>
       <w:pPr>
         <w:pStyle w:val="Heading2"/>
-      </w:pPr>
-      <w:r>
-        <w:lastRenderedPageBreak/>
+        <w:rPr>
+          <w:rFonts w:ascii="Times New Roman" w:hAnsi="Times New Roman" w:cs="Times New Roman"/>
+          <w:color w:val="000000" w:themeColor="text1"/>
+        </w:rPr>
+      </w:pPr>
+      <w:r>
+        <w:rPr>
+          <w:rFonts w:ascii="Times New Roman" w:hAnsi="Times New Roman" w:cs="Times New Roman"/>
+          <w:color w:val="000000" w:themeColor="text1"/>
+        </w:rPr>
         <w:t>Correctness and edge-case tests</w:t>
       </w:r>
     </w:p>
     <w:p>
       <w:pPr>
-        <w:ind w:left="720"/>
-      </w:pPr>
-      <w:r>
-        <w:t xml:space="preserve">• </w:t>
-      </w:r>
-      <w:r>
-        <w:t xml:space="preserve"> </w:t>
-      </w:r>
-      <w:r>
-        <w:t>Blank scene of all markers: zero marker detection and no markers legible message.</w:t>
+        <w:pStyle w:val="ListParagraph"/>
+        <w:numPr>
+          <w:ilvl w:val="0"/>
+          <w:numId w:val="12"/>
+        </w:numPr>
+        <w:rPr>
+          <w:rFonts w:ascii="Times New Roman" w:hAnsi="Times New Roman" w:cs="Times New Roman"/>
+          <w:color w:val="000000" w:themeColor="text1"/>
+        </w:rPr>
+      </w:pPr>
+      <w:r>
+        <w:rPr>
+          <w:rFonts w:ascii="Times New Roman" w:hAnsi="Times New Roman" w:cs="Times New Roman"/>
+          <w:color w:val="000000" w:themeColor="text1"/>
+        </w:rPr>
+        <w:t xml:space="preserve">Blank scene of all markers: no marker detected and markers are not readable message. </w:t>
       </w:r>
     </w:p>
     <w:p>
       <w:pPr>
-        <w:ind w:left="720"/>
-      </w:pPr>
-      <w:r>
-        <w:t xml:space="preserve">• </w:t>
-      </w:r>
-      <w:r>
-        <w:t xml:space="preserve"> </w:t>
-      </w:r>
-      <w:r>
-        <w:t xml:space="preserve">Small 12 x </w:t>
-      </w:r>
-      <w:proofErr w:type="gramStart"/>
-      <w:r>
-        <w:t>12 pixel</w:t>
-      </w:r>
-      <w:proofErr w:type="gramEnd"/>
-      <w:r>
-        <w:t xml:space="preserve"> scene: value error thrown and not run through the OpenCV function.</w:t>
+        <w:pStyle w:val="ListParagraph"/>
+        <w:numPr>
+          <w:ilvl w:val="0"/>
+          <w:numId w:val="12"/>
+        </w:numPr>
+        <w:rPr>
+          <w:rFonts w:ascii="Times New Roman" w:hAnsi="Times New Roman" w:cs="Times New Roman"/>
+          <w:color w:val="000000" w:themeColor="text1"/>
+        </w:rPr>
+      </w:pPr>
+      <w:r>
+        <w:rPr>
+          <w:rFonts w:ascii="Times New Roman" w:hAnsi="Times New Roman" w:cs="Times New Roman"/>
+          <w:color w:val="000000" w:themeColor="text1"/>
+        </w:rPr>
+        <w:t>Small 12 x 12 picture: value exception thrown and picture not processed by the OpenCV function.</w:t>
       </w:r>
     </w:p>
     <w:p>
       <w:pPr>
-        <w:ind w:left="720"/>
-      </w:pPr>
-      <w:r>
-        <w:t xml:space="preserve">• </w:t>
-      </w:r>
-      <w:r>
-        <w:t xml:space="preserve"> </w:t>
-      </w:r>
-      <w:r>
-        <w:t>Dark, rotated, blurry, noisy and partially occluded scenes: processed and scored based on their</w:t>
-      </w:r>
-      <w:r>
-        <w:t xml:space="preserve"> </w:t>
-      </w:r>
-      <w:r>
-        <w:t>conditions.</w:t>
+        <w:pStyle w:val="ListParagraph"/>
+        <w:numPr>
+          <w:ilvl w:val="0"/>
+          <w:numId w:val="12"/>
+        </w:numPr>
+        <w:rPr>
+          <w:rFonts w:ascii="Times New Roman" w:hAnsi="Times New Roman" w:cs="Times New Roman"/>
+          <w:color w:val="000000" w:themeColor="text1"/>
+        </w:rPr>
+      </w:pPr>
+      <w:r>
+        <w:rPr>
+          <w:rFonts w:ascii="Times New Roman" w:hAnsi="Times New Roman" w:cs="Times New Roman"/>
+          <w:color w:val="000000" w:themeColor="text1"/>
+        </w:rPr>
+        <w:t xml:space="preserve">Dark, rotated, blurry, noisy and partially occluded scenes: processed and scored based on their conditions. </w:t>
       </w:r>
     </w:p>
     <w:p>
       <w:pPr>
-        <w:ind w:left="720"/>
-      </w:pPr>
-      <w:r>
-        <w:t>•</w:t>
-      </w:r>
-      <w:r>
-        <w:t xml:space="preserve"> </w:t>
-      </w:r>
-      <w:r>
-        <w:t xml:space="preserve"> Cluttered scene: false positives are counted and not filtered out of the results.</w:t>
+        <w:pStyle w:val="ListParagraph"/>
+        <w:numPr>
+          <w:ilvl w:val="0"/>
+          <w:numId w:val="12"/>
+        </w:numPr>
+        <w:rPr>
+          <w:rFonts w:ascii="Times New Roman" w:hAnsi="Times New Roman" w:cs="Times New Roman"/>
+          <w:color w:val="000000" w:themeColor="text1"/>
+        </w:rPr>
+      </w:pPr>
+      <w:r>
+        <w:rPr>
+          <w:rFonts w:ascii="Times New Roman" w:hAnsi="Times New Roman" w:cs="Times New Roman"/>
+          <w:color w:val="000000" w:themeColor="text1"/>
+        </w:rPr>
+        <w:t xml:space="preserve">Cluttered scene: False positives are not excluded from the results. </w:t>
       </w:r>
     </w:p>
     <w:p>
       <w:pPr>
-        <w:ind w:left="720"/>
-      </w:pPr>
-      <w:r>
-        <w:t xml:space="preserve">• </w:t>
-      </w:r>
-      <w:r>
-        <w:t xml:space="preserve"> </w:t>
-      </w:r>
-      <w:r>
-        <w:t>User-provided real style regression scene: stop detected at 98.0% and safe detected at 94.6%.</w:t>
+        <w:pStyle w:val="ListParagraph"/>
+        <w:numPr>
+          <w:ilvl w:val="0"/>
+          <w:numId w:val="12"/>
+        </w:numPr>
+        <w:rPr>
+          <w:rFonts w:ascii="Times New Roman" w:hAnsi="Times New Roman" w:cs="Times New Roman"/>
+          <w:color w:val="000000" w:themeColor="text1"/>
+        </w:rPr>
+      </w:pPr>
+      <w:r>
+        <w:rPr>
+          <w:rFonts w:ascii="Times New Roman" w:hAnsi="Times New Roman" w:cs="Times New Roman"/>
+          <w:color w:val="000000" w:themeColor="text1"/>
+        </w:rPr>
+        <w:t>U</w:t>
+      </w:r>
+      <w:r>
+        <w:rPr>
+          <w:rFonts w:ascii="Times New Roman" w:hAnsi="Times New Roman" w:cs="Times New Roman"/>
+          <w:color w:val="000000" w:themeColor="text1"/>
+        </w:rPr>
+        <w:t>ser provided real style regression scene</w:t>
+      </w:r>
+      <w:r>
+        <w:rPr>
+          <w:rFonts w:ascii="Times New Roman" w:hAnsi="Times New Roman" w:cs="Times New Roman"/>
+          <w:color w:val="000000" w:themeColor="text1"/>
+        </w:rPr>
+        <w:t xml:space="preserve">: </w:t>
+      </w:r>
+      <w:r>
+        <w:rPr>
+          <w:rFonts w:ascii="Times New Roman" w:hAnsi="Times New Roman" w:cs="Times New Roman"/>
+          <w:color w:val="000000" w:themeColor="text1"/>
+        </w:rPr>
+        <w:t xml:space="preserve">it was found that the scene where the user provided a stop sign was detected at 98.0% and the scene where the user provided a safe sign was detected at 94.6%. </w:t>
       </w:r>
     </w:p>
     <w:p>
       <w:pPr>
-        <w:ind w:left="720"/>
-      </w:pPr>
-      <w:r>
-        <w:t>•</w:t>
-      </w:r>
-      <w:r>
-        <w:t xml:space="preserve">  </w:t>
-      </w:r>
-      <w:r>
-        <w:t>Generated 90 frame video: processed successfully with motion/tracking outputs.</w:t>
+        <w:pStyle w:val="ListParagraph"/>
+        <w:numPr>
+          <w:ilvl w:val="0"/>
+          <w:numId w:val="12"/>
+        </w:numPr>
+        <w:rPr>
+          <w:rFonts w:ascii="Times New Roman" w:hAnsi="Times New Roman" w:cs="Times New Roman"/>
+          <w:color w:val="000000" w:themeColor="text1"/>
+        </w:rPr>
+      </w:pPr>
+      <w:r>
+        <w:rPr>
+          <w:rFonts w:ascii="Times New Roman" w:hAnsi="Times New Roman" w:cs="Times New Roman"/>
+          <w:color w:val="000000" w:themeColor="text1"/>
+        </w:rPr>
+        <w:t>Processed the video successfully (90 frame), producing motion/outputs and tracking outputs.</w:t>
       </w:r>
     </w:p>
     <w:p>
       <w:pPr>
         <w:pStyle w:val="Heading1"/>
-      </w:pPr>
-      <w:r>
+        <w:rPr>
+          <w:rFonts w:ascii="Times New Roman" w:hAnsi="Times New Roman" w:cs="Times New Roman"/>
+          <w:color w:val="000000" w:themeColor="text1"/>
+        </w:rPr>
+      </w:pPr>
+      <w:r>
+        <w:rPr>
+          <w:rFonts w:ascii="Times New Roman" w:hAnsi="Times New Roman" w:cs="Times New Roman"/>
+          <w:color w:val="000000" w:themeColor="text1"/>
+        </w:rPr>
         <w:t>Challenges and critical analysis</w:t>
       </w:r>
     </w:p>
     <w:p>
       <w:pPr>
         <w:pStyle w:val="Heading2"/>
-      </w:pPr>
-      <w:r>
+        <w:rPr>
+          <w:rFonts w:ascii="Times New Roman" w:hAnsi="Times New Roman" w:cs="Times New Roman"/>
+          <w:color w:val="000000" w:themeColor="text1"/>
+        </w:rPr>
+      </w:pPr>
+      <w:r>
+        <w:rPr>
+          <w:rFonts w:ascii="Times New Roman" w:hAnsi="Times New Roman" w:cs="Times New Roman"/>
+          <w:color w:val="000000" w:themeColor="text1"/>
+        </w:rPr>
         <w:t>Training-to-inference mismatch</w:t>
       </w:r>
     </w:p>
     <w:p>
-      <w:r>
+      <w:pPr>
+        <w:rPr>
+          <w:rFonts w:ascii="Times New Roman" w:hAnsi="Times New Roman" w:cs="Times New Roman"/>
+          <w:color w:val="000000" w:themeColor="text1"/>
+        </w:rPr>
+      </w:pPr>
+      <w:r>
+        <w:rPr>
+          <w:rFonts w:ascii="Times New Roman" w:hAnsi="Times New Roman" w:cs="Times New Roman"/>
+          <w:color w:val="000000" w:themeColor="text1"/>
+        </w:rPr>
         <w:t>An early version classified padded scene crops directly even though training used tightly framed 96 x 96 examples. Crop accuracy looked perfect, but scene recall was only 7.1%. This was a useful warning against reporting a convenient metric without testing the complete system. Canonical foreground scaling and recognition from pre-enhancement pixels raised the verified mean scene F1 to the value reported in Table 2.</w:t>
       </w:r>
     </w:p>
     <w:p>
       <w:pPr>
         <w:pStyle w:val="Heading2"/>
-      </w:pPr>
-      <w:r>
+        <w:rPr>
+          <w:rFonts w:ascii="Times New Roman" w:hAnsi="Times New Roman" w:cs="Times New Roman"/>
+          <w:color w:val="000000" w:themeColor="text1"/>
+        </w:rPr>
+      </w:pPr>
+      <w:r>
+        <w:rPr>
+          <w:rFonts w:ascii="Times New Roman" w:hAnsi="Times New Roman" w:cs="Times New Roman"/>
+          <w:color w:val="000000" w:themeColor="text1"/>
+        </w:rPr>
         <w:t>Remaining limitations</w:t>
       </w:r>
     </w:p>
@@ -3663,8 +5535,16 @@
       <w:pPr>
         <w:pStyle w:val="ListBullet"/>
         <w:keepLines/>
-      </w:pPr>
-      <w:r>
+        <w:rPr>
+          <w:rFonts w:ascii="Times New Roman" w:hAnsi="Times New Roman" w:cs="Times New Roman"/>
+          <w:color w:val="000000" w:themeColor="text1"/>
+        </w:rPr>
+      </w:pPr>
+      <w:r>
+        <w:rPr>
+          <w:rFonts w:ascii="Times New Roman" w:hAnsi="Times New Roman" w:cs="Times New Roman"/>
+          <w:color w:val="000000" w:themeColor="text1"/>
+        </w:rPr>
         <w:t>Synthetic-to-real domain gap: natural signs, reflections, weathering and camera compression are not represented.</w:t>
       </w:r>
     </w:p>
@@ -3672,8 +5552,16 @@
       <w:pPr>
         <w:pStyle w:val="ListBullet"/>
         <w:keepLines/>
-      </w:pPr>
-      <w:r>
+        <w:rPr>
+          <w:rFonts w:ascii="Times New Roman" w:hAnsi="Times New Roman" w:cs="Times New Roman"/>
+          <w:color w:val="000000" w:themeColor="text1"/>
+        </w:rPr>
+      </w:pPr>
+      <w:r>
+        <w:rPr>
+          <w:rFonts w:ascii="Times New Roman" w:hAnsi="Times New Roman" w:cs="Times New Roman"/>
+          <w:color w:val="000000" w:themeColor="text1"/>
+        </w:rPr>
         <w:t>Colour dependence: extreme colour casts or desaturation may prevent proposal generation before the SVM runs.</w:t>
       </w:r>
     </w:p>
@@ -3681,8 +5569,16 @@
       <w:pPr>
         <w:pStyle w:val="ListBullet"/>
         <w:keepLines/>
-      </w:pPr>
-      <w:r>
+        <w:rPr>
+          <w:rFonts w:ascii="Times New Roman" w:hAnsi="Times New Roman" w:cs="Times New Roman"/>
+          <w:color w:val="000000" w:themeColor="text1"/>
+        </w:rPr>
+      </w:pPr>
+      <w:r>
+        <w:rPr>
+          <w:rFonts w:ascii="Times New Roman" w:hAnsi="Times New Roman" w:cs="Times New Roman"/>
+          <w:color w:val="000000" w:themeColor="text1"/>
+        </w:rPr>
         <w:t>No calibrated distance: left/centre/right guidance is relative image position, not metric depth or collision risk.</w:t>
       </w:r>
     </w:p>
@@ -3690,8 +5586,16 @@
       <w:pPr>
         <w:pStyle w:val="ListBullet"/>
         <w:keepLines/>
-      </w:pPr>
-      <w:r>
+        <w:rPr>
+          <w:rFonts w:ascii="Times New Roman" w:hAnsi="Times New Roman" w:cs="Times New Roman"/>
+          <w:color w:val="000000" w:themeColor="text1"/>
+        </w:rPr>
+      </w:pPr>
+      <w:r>
+        <w:rPr>
+          <w:rFonts w:ascii="Times New Roman" w:hAnsi="Times New Roman" w:cs="Times New Roman"/>
+          <w:color w:val="000000" w:themeColor="text1"/>
+        </w:rPr>
         <w:t>Motion is not semantic: MOG2 identifies changing regions but cannot state whether they are people or vehicles.</w:t>
       </w:r>
     </w:p>
@@ -3699,8 +5603,16 @@
       <w:pPr>
         <w:pStyle w:val="ListBullet"/>
         <w:keepLines/>
-      </w:pPr>
-      <w:r>
+        <w:rPr>
+          <w:rFonts w:ascii="Times New Roman" w:hAnsi="Times New Roman" w:cs="Times New Roman"/>
+          <w:color w:val="000000" w:themeColor="text1"/>
+        </w:rPr>
+      </w:pPr>
+      <w:r>
+        <w:rPr>
+          <w:rFonts w:ascii="Times New Roman" w:hAnsi="Times New Roman" w:cs="Times New Roman"/>
+          <w:color w:val="000000" w:themeColor="text1"/>
+        </w:rPr>
         <w:t>Simple tracking: nearest-centroid matching may exchange IDs during crossing or prolonged occlusion.</w:t>
       </w:r>
     </w:p>
@@ -3708,35 +5620,86 @@
       <w:pPr>
         <w:pStyle w:val="ListBullet"/>
         <w:keepLines/>
-      </w:pPr>
-      <w:r>
+        <w:rPr>
+          <w:rFonts w:ascii="Times New Roman" w:hAnsi="Times New Roman" w:cs="Times New Roman"/>
+          <w:color w:val="000000" w:themeColor="text1"/>
+        </w:rPr>
+      </w:pPr>
+      <w:r>
+        <w:rPr>
+          <w:rFonts w:ascii="Times New Roman" w:hAnsi="Times New Roman" w:cs="Times New Roman"/>
+          <w:color w:val="000000" w:themeColor="text1"/>
+        </w:rPr>
         <w:t>Safety and accessibility: no target-user study, audio/haptic interface or formal false-negative safety threshold was completed.</w:t>
       </w:r>
     </w:p>
     <w:p>
       <w:pPr>
         <w:pStyle w:val="Heading2"/>
-      </w:pPr>
-      <w:r>
+        <w:rPr>
+          <w:rFonts w:ascii="Times New Roman" w:hAnsi="Times New Roman" w:cs="Times New Roman"/>
+          <w:color w:val="000000" w:themeColor="text1"/>
+        </w:rPr>
+      </w:pPr>
+      <w:r>
+        <w:rPr>
+          <w:rFonts w:ascii="Times New Roman" w:hAnsi="Times New Roman" w:cs="Times New Roman"/>
+          <w:color w:val="000000" w:themeColor="text1"/>
+        </w:rPr>
         <w:t>UI and deployment trade-offs</w:t>
       </w:r>
     </w:p>
     <w:p>
-      <w:r>
-        <w:t>Gradio made the application fast to reproduce and suitable for a live local defence. It also exposes upload and webcam sources without maintaining a separate JavaScript codebase. The trade-off is less control over mobile layout and browser codec behaviour than a custom frontend. Local hosting avoids sending camera data to a cloud service, but the prototype does not yet implement persistent privacy controls or authentication.</w:t>
+      <w:pPr>
+        <w:rPr>
+          <w:rFonts w:ascii="Times New Roman" w:hAnsi="Times New Roman" w:cs="Times New Roman"/>
+          <w:color w:val="000000" w:themeColor="text1"/>
+        </w:rPr>
+      </w:pPr>
+      <w:r>
+        <w:rPr>
+          <w:rFonts w:ascii="Times New Roman" w:hAnsi="Times New Roman" w:cs="Times New Roman"/>
+          <w:color w:val="000000" w:themeColor="text1"/>
+        </w:rPr>
+        <w:t xml:space="preserve">Gradio made the application fast to reproduce and suitable for a live local defence. It also exposes upload and webcam sources without maintaining a separate JavaScript codebase. The trade-off is less control </w:t>
+      </w:r>
+      <w:r>
+        <w:rPr>
+          <w:rFonts w:ascii="Times New Roman" w:hAnsi="Times New Roman" w:cs="Times New Roman"/>
+          <w:color w:val="000000" w:themeColor="text1"/>
+        </w:rPr>
+        <w:lastRenderedPageBreak/>
+        <w:t>over mobile layout and browser codec behaviour than a custom frontend. Local hosting avoids sending camera data to a cloud service, but the prototype does not yet implement persistent privacy controls or authentication.</w:t>
       </w:r>
     </w:p>
     <w:p>
       <w:pPr>
         <w:pStyle w:val="Heading1"/>
-      </w:pPr>
-      <w:r>
-        <w:lastRenderedPageBreak/>
+        <w:rPr>
+          <w:rFonts w:ascii="Times New Roman" w:hAnsi="Times New Roman" w:cs="Times New Roman"/>
+          <w:color w:val="000000" w:themeColor="text1"/>
+        </w:rPr>
+      </w:pPr>
+      <w:r>
+        <w:rPr>
+          <w:rFonts w:ascii="Times New Roman" w:hAnsi="Times New Roman" w:cs="Times New Roman"/>
+          <w:color w:val="000000" w:themeColor="text1"/>
+        </w:rPr>
         <w:t>Individual contributions</w:t>
       </w:r>
     </w:p>
     <w:p>
-      <w:r>
+      <w:pPr>
+        <w:rPr>
+          <w:rFonts w:ascii="Times New Roman" w:hAnsi="Times New Roman" w:cs="Times New Roman"/>
+          <w:color w:val="000000" w:themeColor="text1"/>
+        </w:rPr>
+      </w:pPr>
+      <w:r>
+        <w:rPr>
+          <w:rFonts w:ascii="Times New Roman" w:hAnsi="Times New Roman" w:cs="Times New Roman"/>
+          <w:color w:val="000000" w:themeColor="text1"/>
+        </w:rPr>
         <w:t>The following table records the agreed primary workstreams. Integration, review and defence preparation were shared so that each member contributes to coding, documentation and presentation as required.</w:t>
       </w:r>
     </w:p>
@@ -3775,10 +5738,16 @@
           <w:p>
             <w:pPr>
               <w:spacing w:after="0" w:line="240" w:lineRule="auto"/>
+              <w:rPr>
+                <w:rFonts w:ascii="Times New Roman" w:hAnsi="Times New Roman" w:cs="Times New Roman"/>
+                <w:color w:val="000000" w:themeColor="text1"/>
+              </w:rPr>
             </w:pPr>
             <w:r>
               <w:rPr>
+                <w:rFonts w:ascii="Times New Roman" w:hAnsi="Times New Roman" w:cs="Times New Roman"/>
                 <w:b/>
+                <w:color w:val="000000" w:themeColor="text1"/>
                 <w:sz w:val="15"/>
               </w:rPr>
               <w:t>Member</w:t>
@@ -3801,10 +5770,16 @@
             <w:pPr>
               <w:spacing w:after="0" w:line="240" w:lineRule="auto"/>
               <w:jc w:val="center"/>
+              <w:rPr>
+                <w:rFonts w:ascii="Times New Roman" w:hAnsi="Times New Roman" w:cs="Times New Roman"/>
+                <w:color w:val="000000" w:themeColor="text1"/>
+              </w:rPr>
             </w:pPr>
             <w:r>
               <w:rPr>
+                <w:rFonts w:ascii="Times New Roman" w:hAnsi="Times New Roman" w:cs="Times New Roman"/>
                 <w:b/>
+                <w:color w:val="000000" w:themeColor="text1"/>
                 <w:sz w:val="15"/>
               </w:rPr>
               <w:t>Student ID</w:t>
@@ -3826,10 +5801,16 @@
           <w:p>
             <w:pPr>
               <w:spacing w:after="0" w:line="240" w:lineRule="auto"/>
+              <w:rPr>
+                <w:rFonts w:ascii="Times New Roman" w:hAnsi="Times New Roman" w:cs="Times New Roman"/>
+                <w:color w:val="000000" w:themeColor="text1"/>
+              </w:rPr>
             </w:pPr>
             <w:r>
               <w:rPr>
+                <w:rFonts w:ascii="Times New Roman" w:hAnsi="Times New Roman" w:cs="Times New Roman"/>
                 <w:b/>
+                <w:color w:val="000000" w:themeColor="text1"/>
                 <w:sz w:val="15"/>
               </w:rPr>
               <w:t>Primary coding</w:t>
@@ -3851,10 +5832,16 @@
           <w:p>
             <w:pPr>
               <w:spacing w:after="0" w:line="240" w:lineRule="auto"/>
+              <w:rPr>
+                <w:rFonts w:ascii="Times New Roman" w:hAnsi="Times New Roman" w:cs="Times New Roman"/>
+                <w:color w:val="000000" w:themeColor="text1"/>
+              </w:rPr>
             </w:pPr>
             <w:r>
               <w:rPr>
+                <w:rFonts w:ascii="Times New Roman" w:hAnsi="Times New Roman" w:cs="Times New Roman"/>
                 <w:b/>
+                <w:color w:val="000000" w:themeColor="text1"/>
                 <w:sz w:val="15"/>
               </w:rPr>
               <w:t>Documentation</w:t>
@@ -3876,10 +5863,16 @@
           <w:p>
             <w:pPr>
               <w:spacing w:after="0" w:line="240" w:lineRule="auto"/>
+              <w:rPr>
+                <w:rFonts w:ascii="Times New Roman" w:hAnsi="Times New Roman" w:cs="Times New Roman"/>
+                <w:color w:val="000000" w:themeColor="text1"/>
+              </w:rPr>
             </w:pPr>
             <w:r>
               <w:rPr>
+                <w:rFonts w:ascii="Times New Roman" w:hAnsi="Times New Roman" w:cs="Times New Roman"/>
                 <w:b/>
+                <w:color w:val="000000" w:themeColor="text1"/>
                 <w:sz w:val="15"/>
               </w:rPr>
               <w:t>Defence role</w:t>
@@ -3905,9 +5898,15 @@
           <w:p>
             <w:pPr>
               <w:spacing w:after="0" w:line="240" w:lineRule="auto"/>
+              <w:rPr>
+                <w:rFonts w:ascii="Times New Roman" w:hAnsi="Times New Roman" w:cs="Times New Roman"/>
+                <w:color w:val="000000" w:themeColor="text1"/>
+              </w:rPr>
             </w:pPr>
             <w:r>
               <w:rPr>
+                <w:rFonts w:ascii="Times New Roman" w:hAnsi="Times New Roman" w:cs="Times New Roman"/>
+                <w:color w:val="000000" w:themeColor="text1"/>
                 <w:sz w:val="15"/>
               </w:rPr>
               <w:t>Mehdi Leghmizi</w:t>
@@ -3929,9 +5928,15 @@
             <w:pPr>
               <w:spacing w:after="0" w:line="240" w:lineRule="auto"/>
               <w:jc w:val="center"/>
+              <w:rPr>
+                <w:rFonts w:ascii="Times New Roman" w:hAnsi="Times New Roman" w:cs="Times New Roman"/>
+                <w:color w:val="000000" w:themeColor="text1"/>
+              </w:rPr>
             </w:pPr>
             <w:r>
               <w:rPr>
+                <w:rFonts w:ascii="Times New Roman" w:hAnsi="Times New Roman" w:cs="Times New Roman"/>
+                <w:color w:val="000000" w:themeColor="text1"/>
                 <w:sz w:val="15"/>
               </w:rPr>
               <w:t>8528834</w:t>
@@ -3952,9 +5957,15 @@
           <w:p>
             <w:pPr>
               <w:spacing w:after="0" w:line="240" w:lineRule="auto"/>
+              <w:rPr>
+                <w:rFonts w:ascii="Times New Roman" w:hAnsi="Times New Roman" w:cs="Times New Roman"/>
+                <w:color w:val="000000" w:themeColor="text1"/>
+              </w:rPr>
             </w:pPr>
             <w:r>
               <w:rPr>
+                <w:rFonts w:ascii="Times New Roman" w:hAnsi="Times New Roman" w:cs="Times New Roman"/>
+                <w:color w:val="000000" w:themeColor="text1"/>
                 <w:sz w:val="15"/>
               </w:rPr>
               <w:t>UI integration and input handling</w:t>
@@ -3975,9 +5986,15 @@
           <w:p>
             <w:pPr>
               <w:spacing w:after="0" w:line="240" w:lineRule="auto"/>
+              <w:rPr>
+                <w:rFonts w:ascii="Times New Roman" w:hAnsi="Times New Roman" w:cs="Times New Roman"/>
+                <w:color w:val="000000" w:themeColor="text1"/>
+              </w:rPr>
             </w:pPr>
             <w:r>
               <w:rPr>
+                <w:rFonts w:ascii="Times New Roman" w:hAnsi="Times New Roman" w:cs="Times New Roman"/>
+                <w:color w:val="000000" w:themeColor="text1"/>
                 <w:sz w:val="15"/>
               </w:rPr>
               <w:t>User story and requirements</w:t>
@@ -3998,9 +6015,15 @@
           <w:p>
             <w:pPr>
               <w:spacing w:after="0" w:line="240" w:lineRule="auto"/>
+              <w:rPr>
+                <w:rFonts w:ascii="Times New Roman" w:hAnsi="Times New Roman" w:cs="Times New Roman"/>
+                <w:color w:val="000000" w:themeColor="text1"/>
+              </w:rPr>
             </w:pPr>
             <w:r>
               <w:rPr>
+                <w:rFonts w:ascii="Times New Roman" w:hAnsi="Times New Roman" w:cs="Times New Roman"/>
+                <w:color w:val="000000" w:themeColor="text1"/>
                 <w:sz w:val="15"/>
               </w:rPr>
               <w:t>Opening and UI demo</w:t>
@@ -4026,9 +6049,15 @@
           <w:p>
             <w:pPr>
               <w:spacing w:after="0" w:line="240" w:lineRule="auto"/>
+              <w:rPr>
+                <w:rFonts w:ascii="Times New Roman" w:hAnsi="Times New Roman" w:cs="Times New Roman"/>
+                <w:color w:val="000000" w:themeColor="text1"/>
+              </w:rPr>
             </w:pPr>
             <w:r>
               <w:rPr>
+                <w:rFonts w:ascii="Times New Roman" w:hAnsi="Times New Roman" w:cs="Times New Roman"/>
+                <w:color w:val="000000" w:themeColor="text1"/>
                 <w:sz w:val="15"/>
               </w:rPr>
               <w:t>Neeraj Santosh</w:t>
@@ -4050,9 +6079,15 @@
             <w:pPr>
               <w:spacing w:after="0" w:line="240" w:lineRule="auto"/>
               <w:jc w:val="center"/>
+              <w:rPr>
+                <w:rFonts w:ascii="Times New Roman" w:hAnsi="Times New Roman" w:cs="Times New Roman"/>
+                <w:color w:val="000000" w:themeColor="text1"/>
+              </w:rPr>
             </w:pPr>
             <w:r>
               <w:rPr>
+                <w:rFonts w:ascii="Times New Roman" w:hAnsi="Times New Roman" w:cs="Times New Roman"/>
+                <w:color w:val="000000" w:themeColor="text1"/>
                 <w:sz w:val="15"/>
               </w:rPr>
               <w:t>8329345</w:t>
@@ -4073,9 +6108,15 @@
           <w:p>
             <w:pPr>
               <w:spacing w:after="0" w:line="240" w:lineRule="auto"/>
+              <w:rPr>
+                <w:rFonts w:ascii="Times New Roman" w:hAnsi="Times New Roman" w:cs="Times New Roman"/>
+                <w:color w:val="000000" w:themeColor="text1"/>
+              </w:rPr>
             </w:pPr>
             <w:r>
               <w:rPr>
+                <w:rFonts w:ascii="Times New Roman" w:hAnsi="Times New Roman" w:cs="Times New Roman"/>
+                <w:color w:val="000000" w:themeColor="text1"/>
                 <w:sz w:val="15"/>
               </w:rPr>
               <w:t>Custom dataset and model training</w:t>
@@ -4096,9 +6137,15 @@
           <w:p>
             <w:pPr>
               <w:spacing w:after="0" w:line="240" w:lineRule="auto"/>
+              <w:rPr>
+                <w:rFonts w:ascii="Times New Roman" w:hAnsi="Times New Roman" w:cs="Times New Roman"/>
+                <w:color w:val="000000" w:themeColor="text1"/>
+              </w:rPr>
             </w:pPr>
             <w:r>
               <w:rPr>
+                <w:rFonts w:ascii="Times New Roman" w:hAnsi="Times New Roman" w:cs="Times New Roman"/>
+                <w:color w:val="000000" w:themeColor="text1"/>
                 <w:sz w:val="15"/>
               </w:rPr>
               <w:t>Training methodology</w:t>
@@ -4119,9 +6166,15 @@
           <w:p>
             <w:pPr>
               <w:spacing w:after="0" w:line="240" w:lineRule="auto"/>
+              <w:rPr>
+                <w:rFonts w:ascii="Times New Roman" w:hAnsi="Times New Roman" w:cs="Times New Roman"/>
+                <w:color w:val="000000" w:themeColor="text1"/>
+              </w:rPr>
             </w:pPr>
             <w:r>
               <w:rPr>
+                <w:rFonts w:ascii="Times New Roman" w:hAnsi="Times New Roman" w:cs="Times New Roman"/>
+                <w:color w:val="000000" w:themeColor="text1"/>
                 <w:sz w:val="15"/>
               </w:rPr>
               <w:t>Model selection</w:t>
@@ -4147,9 +6200,15 @@
           <w:p>
             <w:pPr>
               <w:spacing w:after="0" w:line="240" w:lineRule="auto"/>
+              <w:rPr>
+                <w:rFonts w:ascii="Times New Roman" w:hAnsi="Times New Roman" w:cs="Times New Roman"/>
+                <w:color w:val="000000" w:themeColor="text1"/>
+              </w:rPr>
             </w:pPr>
             <w:r>
               <w:rPr>
+                <w:rFonts w:ascii="Times New Roman" w:hAnsi="Times New Roman" w:cs="Times New Roman"/>
+                <w:color w:val="000000" w:themeColor="text1"/>
                 <w:sz w:val="15"/>
               </w:rPr>
               <w:t>Muhammad Soban</w:t>
@@ -4171,9 +6230,15 @@
             <w:pPr>
               <w:spacing w:after="0" w:line="240" w:lineRule="auto"/>
               <w:jc w:val="center"/>
+              <w:rPr>
+                <w:rFonts w:ascii="Times New Roman" w:hAnsi="Times New Roman" w:cs="Times New Roman"/>
+                <w:color w:val="000000" w:themeColor="text1"/>
+              </w:rPr>
             </w:pPr>
             <w:r>
               <w:rPr>
+                <w:rFonts w:ascii="Times New Roman" w:hAnsi="Times New Roman" w:cs="Times New Roman"/>
+                <w:color w:val="000000" w:themeColor="text1"/>
                 <w:sz w:val="15"/>
               </w:rPr>
               <w:t>8555588</w:t>
@@ -4194,9 +6259,15 @@
           <w:p>
             <w:pPr>
               <w:spacing w:after="0" w:line="240" w:lineRule="auto"/>
+              <w:rPr>
+                <w:rFonts w:ascii="Times New Roman" w:hAnsi="Times New Roman" w:cs="Times New Roman"/>
+                <w:color w:val="000000" w:themeColor="text1"/>
+              </w:rPr>
             </w:pPr>
             <w:r>
               <w:rPr>
+                <w:rFonts w:ascii="Times New Roman" w:hAnsi="Times New Roman" w:cs="Times New Roman"/>
+                <w:color w:val="000000" w:themeColor="text1"/>
                 <w:sz w:val="15"/>
               </w:rPr>
               <w:t>Enhancement, edges and robustness tests</w:t>
@@ -4217,9 +6288,15 @@
           <w:p>
             <w:pPr>
               <w:spacing w:after="0" w:line="240" w:lineRule="auto"/>
+              <w:rPr>
+                <w:rFonts w:ascii="Times New Roman" w:hAnsi="Times New Roman" w:cs="Times New Roman"/>
+                <w:color w:val="000000" w:themeColor="text1"/>
+              </w:rPr>
             </w:pPr>
             <w:r>
               <w:rPr>
+                <w:rFonts w:ascii="Times New Roman" w:hAnsi="Times New Roman" w:cs="Times New Roman"/>
+                <w:color w:val="000000" w:themeColor="text1"/>
                 <w:sz w:val="15"/>
               </w:rPr>
               <w:t>Experiment methodology</w:t>
@@ -4240,9 +6317,15 @@
           <w:p>
             <w:pPr>
               <w:spacing w:after="0" w:line="240" w:lineRule="auto"/>
+              <w:rPr>
+                <w:rFonts w:ascii="Times New Roman" w:hAnsi="Times New Roman" w:cs="Times New Roman"/>
+                <w:color w:val="000000" w:themeColor="text1"/>
+              </w:rPr>
             </w:pPr>
             <w:r>
               <w:rPr>
+                <w:rFonts w:ascii="Times New Roman" w:hAnsi="Times New Roman" w:cs="Times New Roman"/>
+                <w:color w:val="000000" w:themeColor="text1"/>
                 <w:sz w:val="15"/>
               </w:rPr>
               <w:t>Image robustness</w:t>
@@ -4268,9 +6351,15 @@
           <w:p>
             <w:pPr>
               <w:spacing w:after="0" w:line="240" w:lineRule="auto"/>
+              <w:rPr>
+                <w:rFonts w:ascii="Times New Roman" w:hAnsi="Times New Roman" w:cs="Times New Roman"/>
+                <w:color w:val="000000" w:themeColor="text1"/>
+              </w:rPr>
             </w:pPr>
             <w:r>
               <w:rPr>
+                <w:rFonts w:ascii="Times New Roman" w:hAnsi="Times New Roman" w:cs="Times New Roman"/>
+                <w:color w:val="000000" w:themeColor="text1"/>
                 <w:sz w:val="15"/>
               </w:rPr>
               <w:t>Zachary Bracke</w:t>
@@ -4292,9 +6381,15 @@
             <w:pPr>
               <w:spacing w:after="0" w:line="240" w:lineRule="auto"/>
               <w:jc w:val="center"/>
+              <w:rPr>
+                <w:rFonts w:ascii="Times New Roman" w:hAnsi="Times New Roman" w:cs="Times New Roman"/>
+                <w:color w:val="000000" w:themeColor="text1"/>
+              </w:rPr>
             </w:pPr>
             <w:r>
               <w:rPr>
+                <w:rFonts w:ascii="Times New Roman" w:hAnsi="Times New Roman" w:cs="Times New Roman"/>
+                <w:color w:val="000000" w:themeColor="text1"/>
                 <w:sz w:val="15"/>
               </w:rPr>
               <w:t>8947405</w:t>
@@ -4315,9 +6410,15 @@
           <w:p>
             <w:pPr>
               <w:spacing w:after="0" w:line="240" w:lineRule="auto"/>
+              <w:rPr>
+                <w:rFonts w:ascii="Times New Roman" w:hAnsi="Times New Roman" w:cs="Times New Roman"/>
+                <w:color w:val="000000" w:themeColor="text1"/>
+              </w:rPr>
             </w:pPr>
             <w:r>
               <w:rPr>
+                <w:rFonts w:ascii="Times New Roman" w:hAnsi="Times New Roman" w:cs="Times New Roman"/>
+                <w:color w:val="000000" w:themeColor="text1"/>
                 <w:sz w:val="15"/>
               </w:rPr>
               <w:t>Motion, tracking and performance</w:t>
@@ -4338,9 +6439,15 @@
           <w:p>
             <w:pPr>
               <w:spacing w:after="0" w:line="240" w:lineRule="auto"/>
+              <w:rPr>
+                <w:rFonts w:ascii="Times New Roman" w:hAnsi="Times New Roman" w:cs="Times New Roman"/>
+                <w:color w:val="000000" w:themeColor="text1"/>
+              </w:rPr>
             </w:pPr>
             <w:r>
               <w:rPr>
+                <w:rFonts w:ascii="Times New Roman" w:hAnsi="Times New Roman" w:cs="Times New Roman"/>
+                <w:color w:val="000000" w:themeColor="text1"/>
                 <w:sz w:val="15"/>
               </w:rPr>
               <w:t>Results and critical analysis</w:t>
@@ -4361,9 +6468,15 @@
           <w:p>
             <w:pPr>
               <w:spacing w:after="0" w:line="240" w:lineRule="auto"/>
+              <w:rPr>
+                <w:rFonts w:ascii="Times New Roman" w:hAnsi="Times New Roman" w:cs="Times New Roman"/>
+                <w:color w:val="000000" w:themeColor="text1"/>
+              </w:rPr>
             </w:pPr>
             <w:r>
               <w:rPr>
+                <w:rFonts w:ascii="Times New Roman" w:hAnsi="Times New Roman" w:cs="Times New Roman"/>
+                <w:color w:val="000000" w:themeColor="text1"/>
                 <w:sz w:val="15"/>
               </w:rPr>
               <w:t>Video and performance</w:t>
@@ -4389,9 +6502,15 @@
           <w:p>
             <w:pPr>
               <w:spacing w:after="0" w:line="240" w:lineRule="auto"/>
+              <w:rPr>
+                <w:rFonts w:ascii="Times New Roman" w:hAnsi="Times New Roman" w:cs="Times New Roman"/>
+                <w:color w:val="000000" w:themeColor="text1"/>
+              </w:rPr>
             </w:pPr>
             <w:r>
               <w:rPr>
+                <w:rFonts w:ascii="Times New Roman" w:hAnsi="Times New Roman" w:cs="Times New Roman"/>
+                <w:color w:val="000000" w:themeColor="text1"/>
                 <w:sz w:val="15"/>
               </w:rPr>
               <w:t>Mostafa Shalash</w:t>
@@ -4413,9 +6532,15 @@
             <w:pPr>
               <w:spacing w:after="0" w:line="240" w:lineRule="auto"/>
               <w:jc w:val="center"/>
+              <w:rPr>
+                <w:rFonts w:ascii="Times New Roman" w:hAnsi="Times New Roman" w:cs="Times New Roman"/>
+                <w:color w:val="000000" w:themeColor="text1"/>
+              </w:rPr>
             </w:pPr>
             <w:r>
               <w:rPr>
+                <w:rFonts w:ascii="Times New Roman" w:hAnsi="Times New Roman" w:cs="Times New Roman"/>
+                <w:color w:val="000000" w:themeColor="text1"/>
                 <w:sz w:val="15"/>
               </w:rPr>
               <w:t>7391493</w:t>
@@ -4436,9 +6561,15 @@
           <w:p>
             <w:pPr>
               <w:spacing w:after="0" w:line="240" w:lineRule="auto"/>
+              <w:rPr>
+                <w:rFonts w:ascii="Times New Roman" w:hAnsi="Times New Roman" w:cs="Times New Roman"/>
+                <w:color w:val="000000" w:themeColor="text1"/>
+              </w:rPr>
             </w:pPr>
             <w:r>
               <w:rPr>
+                <w:rFonts w:ascii="Times New Roman" w:hAnsi="Times New Roman" w:cs="Times New Roman"/>
+                <w:color w:val="000000" w:themeColor="text1"/>
                 <w:sz w:val="15"/>
               </w:rPr>
               <w:t>System integration and QA</w:t>
@@ -4459,9 +6590,15 @@
           <w:p>
             <w:pPr>
               <w:spacing w:after="0" w:line="240" w:lineRule="auto"/>
+              <w:rPr>
+                <w:rFonts w:ascii="Times New Roman" w:hAnsi="Times New Roman" w:cs="Times New Roman"/>
+                <w:color w:val="000000" w:themeColor="text1"/>
+              </w:rPr>
             </w:pPr>
             <w:r>
               <w:rPr>
+                <w:rFonts w:ascii="Times New Roman" w:hAnsi="Times New Roman" w:cs="Times New Roman"/>
+                <w:color w:val="000000" w:themeColor="text1"/>
                 <w:sz w:val="15"/>
               </w:rPr>
               <w:t>Architecture, conclusion and references</w:t>
@@ -4483,11 +6620,15 @@
             <w:pPr>
               <w:spacing w:after="0" w:line="240" w:lineRule="auto"/>
               <w:rPr>
+                <w:rFonts w:ascii="Times New Roman" w:hAnsi="Times New Roman" w:cs="Times New Roman"/>
+                <w:color w:val="000000" w:themeColor="text1"/>
                 <w:sz w:val="15"/>
               </w:rPr>
             </w:pPr>
             <w:r>
               <w:rPr>
+                <w:rFonts w:ascii="Times New Roman" w:hAnsi="Times New Roman" w:cs="Times New Roman"/>
+                <w:color w:val="000000" w:themeColor="text1"/>
                 <w:sz w:val="15"/>
               </w:rPr>
               <w:t>Architecture and closing</w:t>
@@ -4514,12 +6655,16 @@
             <w:pPr>
               <w:spacing w:after="0" w:line="240" w:lineRule="auto"/>
               <w:rPr>
+                <w:rFonts w:ascii="Times New Roman" w:hAnsi="Times New Roman" w:cs="Times New Roman"/>
+                <w:color w:val="000000" w:themeColor="text1"/>
                 <w:sz w:val="15"/>
                 <w:lang w:val="en-AE"/>
               </w:rPr>
             </w:pPr>
             <w:r>
               <w:rPr>
+                <w:rFonts w:ascii="Times New Roman" w:hAnsi="Times New Roman" w:cs="Times New Roman"/>
+                <w:color w:val="000000" w:themeColor="text1"/>
                 <w:sz w:val="15"/>
               </w:rPr>
               <w:t>Luis Vargas</w:t>
@@ -4542,12 +6687,16 @@
               <w:spacing w:after="0" w:line="240" w:lineRule="auto"/>
               <w:jc w:val="center"/>
               <w:rPr>
+                <w:rFonts w:ascii="Times New Roman" w:hAnsi="Times New Roman" w:cs="Times New Roman"/>
+                <w:color w:val="000000" w:themeColor="text1"/>
                 <w:sz w:val="15"/>
                 <w:lang w:val="en-AE"/>
               </w:rPr>
             </w:pPr>
             <w:r>
               <w:rPr>
+                <w:rFonts w:ascii="Times New Roman" w:hAnsi="Times New Roman" w:cs="Times New Roman"/>
+                <w:color w:val="000000" w:themeColor="text1"/>
                 <w:sz w:val="15"/>
               </w:rPr>
               <w:t>7655538</w:t>
@@ -4569,12 +6718,16 @@
             <w:pPr>
               <w:spacing w:after="0" w:line="240" w:lineRule="auto"/>
               <w:rPr>
+                <w:rFonts w:ascii="Times New Roman" w:hAnsi="Times New Roman" w:cs="Times New Roman"/>
+                <w:color w:val="000000" w:themeColor="text1"/>
                 <w:sz w:val="15"/>
                 <w:lang w:val="en-AE"/>
               </w:rPr>
             </w:pPr>
             <w:r>
               <w:rPr>
+                <w:rFonts w:ascii="Times New Roman" w:hAnsi="Times New Roman" w:cs="Times New Roman"/>
+                <w:color w:val="000000" w:themeColor="text1"/>
                 <w:sz w:val="15"/>
               </w:rPr>
               <w:t xml:space="preserve"> Feature engineering &amp; viz</w:t>
@@ -4596,12 +6749,16 @@
             <w:pPr>
               <w:spacing w:after="0" w:line="240" w:lineRule="auto"/>
               <w:rPr>
+                <w:rFonts w:ascii="Times New Roman" w:hAnsi="Times New Roman" w:cs="Times New Roman"/>
+                <w:color w:val="000000" w:themeColor="text1"/>
                 <w:sz w:val="15"/>
                 <w:lang w:val="en-AE"/>
               </w:rPr>
             </w:pPr>
             <w:r>
               <w:rPr>
+                <w:rFonts w:ascii="Times New Roman" w:hAnsi="Times New Roman" w:cs="Times New Roman"/>
+                <w:color w:val="000000" w:themeColor="text1"/>
                 <w:sz w:val="15"/>
               </w:rPr>
               <w:t xml:space="preserve"> Reproduction guide &amp; appendix</w:t>
@@ -4623,11 +6780,15 @@
             <w:pPr>
               <w:spacing w:after="0" w:line="240" w:lineRule="auto"/>
               <w:rPr>
+                <w:rFonts w:ascii="Times New Roman" w:hAnsi="Times New Roman" w:cs="Times New Roman"/>
+                <w:color w:val="000000" w:themeColor="text1"/>
                 <w:sz w:val="15"/>
               </w:rPr>
             </w:pPr>
             <w:r>
               <w:rPr>
+                <w:rFonts w:ascii="Times New Roman" w:hAnsi="Times New Roman" w:cs="Times New Roman"/>
+                <w:color w:val="000000" w:themeColor="text1"/>
                 <w:sz w:val="15"/>
               </w:rPr>
               <w:t>Features &amp; evaluation</w:t>
@@ -4641,34 +6802,78 @@
         <w:pStyle w:val="Caption"/>
         <w:spacing w:before="80" w:after="160"/>
         <w:jc w:val="center"/>
-      </w:pPr>
-      <w:r>
+        <w:rPr>
+          <w:rFonts w:ascii="Times New Roman" w:hAnsi="Times New Roman" w:cs="Times New Roman"/>
+          <w:color w:val="000000" w:themeColor="text1"/>
+        </w:rPr>
+      </w:pPr>
+      <w:r>
+        <w:rPr>
+          <w:rFonts w:ascii="Times New Roman" w:hAnsi="Times New Roman" w:cs="Times New Roman"/>
+          <w:color w:val="000000" w:themeColor="text1"/>
+        </w:rPr>
         <w:t>Table 4. Group contribution record and defence responsibilities.</w:t>
       </w:r>
     </w:p>
     <w:p>
       <w:pPr>
         <w:pStyle w:val="Heading1"/>
-      </w:pPr>
-      <w:r>
+        <w:rPr>
+          <w:rFonts w:ascii="Times New Roman" w:hAnsi="Times New Roman" w:cs="Times New Roman"/>
+          <w:color w:val="000000" w:themeColor="text1"/>
+        </w:rPr>
+      </w:pPr>
+      <w:r>
+        <w:rPr>
+          <w:rFonts w:ascii="Times New Roman" w:hAnsi="Times New Roman" w:cs="Times New Roman"/>
+          <w:color w:val="000000" w:themeColor="text1"/>
+        </w:rPr>
         <w:t>Conclusion and future work</w:t>
       </w:r>
     </w:p>
     <w:p>
-      <w:r>
+      <w:pPr>
+        <w:rPr>
+          <w:rFonts w:ascii="Times New Roman" w:hAnsi="Times New Roman" w:cs="Times New Roman"/>
+          <w:color w:val="000000" w:themeColor="text1"/>
+        </w:rPr>
+      </w:pPr>
+      <w:r>
+        <w:rPr>
+          <w:rFonts w:ascii="Times New Roman" w:hAnsi="Times New Roman" w:cs="Times New Roman"/>
+          <w:color w:val="000000" w:themeColor="text1"/>
+        </w:rPr>
         <w:t>The project demonstrates a working integrated system rather than a collection of isolated scripts. Six permissible computer vision capabilities operate inside one image/video workflow and are exposed through a responsive local web interface. The custom SVM satisfies the training requirement, the end-to-end evaluation tests robustness rather than relying only on crop accuracy, and the measured performance is comfortably above the real-time threshold. The most important lesson was that complete-system evaluation can reveal failures hidden by excellent component metrics.</w:t>
       </w:r>
     </w:p>
     <w:p>
-      <w:r>
+      <w:pPr>
+        <w:rPr>
+          <w:rFonts w:ascii="Times New Roman" w:hAnsi="Times New Roman" w:cs="Times New Roman"/>
+          <w:color w:val="000000" w:themeColor="text1"/>
+        </w:rPr>
+      </w:pPr>
+      <w:r>
+        <w:rPr>
+          <w:rFonts w:ascii="Times New Roman" w:hAnsi="Times New Roman" w:cs="Times New Roman"/>
+          <w:color w:val="000000" w:themeColor="text1"/>
+        </w:rPr>
         <w:t>Future work should collect consented real images and videos, annotate objects with bounding boxes, compare a fine-tuned detector with the current proposal-plus-classifier approach, calibrate depth, quantify false negatives by hazard severity and test audio/haptic guidance with target users. A mobile deployment would also need model compression, battery profiling, offline inference and privacy-by-design review.</w:t>
       </w:r>
     </w:p>
     <w:p>
       <w:pPr>
         <w:pStyle w:val="Heading1"/>
-      </w:pPr>
-      <w:r>
+        <w:rPr>
+          <w:rFonts w:ascii="Times New Roman" w:hAnsi="Times New Roman" w:cs="Times New Roman"/>
+          <w:color w:val="000000" w:themeColor="text1"/>
+        </w:rPr>
+      </w:pPr>
+      <w:r>
+        <w:rPr>
+          <w:rFonts w:ascii="Times New Roman" w:hAnsi="Times New Roman" w:cs="Times New Roman"/>
+          <w:color w:val="000000" w:themeColor="text1"/>
+        </w:rPr>
         <w:t>References</w:t>
       </w:r>
     </w:p>
@@ -4676,8 +6881,16 @@
       <w:pPr>
         <w:keepLines/>
         <w:ind w:left="432" w:hanging="432"/>
-      </w:pPr>
-      <w:r>
+        <w:rPr>
+          <w:rFonts w:ascii="Times New Roman" w:hAnsi="Times New Roman" w:cs="Times New Roman"/>
+          <w:color w:val="000000" w:themeColor="text1"/>
+        </w:rPr>
+      </w:pPr>
+      <w:r>
+        <w:rPr>
+          <w:rFonts w:ascii="Times New Roman" w:hAnsi="Times New Roman" w:cs="Times New Roman"/>
+          <w:color w:val="000000" w:themeColor="text1"/>
+        </w:rPr>
         <w:t>Bradski, G. (2000). The OpenCV Library. Dr. Dobb's Journal of Software Tools.</w:t>
       </w:r>
     </w:p>
@@ -4685,8 +6898,16 @@
       <w:pPr>
         <w:keepLines/>
         <w:ind w:left="432" w:hanging="432"/>
-      </w:pPr>
-      <w:r>
+        <w:rPr>
+          <w:rFonts w:ascii="Times New Roman" w:hAnsi="Times New Roman" w:cs="Times New Roman"/>
+          <w:color w:val="000000" w:themeColor="text1"/>
+        </w:rPr>
+      </w:pPr>
+      <w:r>
+        <w:rPr>
+          <w:rFonts w:ascii="Times New Roman" w:hAnsi="Times New Roman" w:cs="Times New Roman"/>
+          <w:color w:val="000000" w:themeColor="text1"/>
+        </w:rPr>
         <w:t>Canny, J. (1986). A computational approach to edge detection. IEEE Transactions on Pattern Analysis and Machine Intelligence, 8(6), 679-698. https://doi.org/10.1109/TPAMI.1986.4767851</w:t>
       </w:r>
     </w:p>
@@ -4694,8 +6915,16 @@
       <w:pPr>
         <w:keepLines/>
         <w:ind w:left="432" w:hanging="432"/>
-      </w:pPr>
-      <w:r>
+        <w:rPr>
+          <w:rFonts w:ascii="Times New Roman" w:hAnsi="Times New Roman" w:cs="Times New Roman"/>
+          <w:color w:val="000000" w:themeColor="text1"/>
+        </w:rPr>
+      </w:pPr>
+      <w:r>
+        <w:rPr>
+          <w:rFonts w:ascii="Times New Roman" w:hAnsi="Times New Roman" w:cs="Times New Roman"/>
+          <w:color w:val="000000" w:themeColor="text1"/>
+        </w:rPr>
         <w:t>Cortes, C., &amp; Vapnik, V. (1995). Support-vector networks. Machine Learning, 20, 273-297. https://doi.org/10.1007/BF00994018</w:t>
       </w:r>
     </w:p>
@@ -4703,8 +6932,16 @@
       <w:pPr>
         <w:keepLines/>
         <w:ind w:left="432" w:hanging="432"/>
-      </w:pPr>
-      <w:r>
+        <w:rPr>
+          <w:rFonts w:ascii="Times New Roman" w:hAnsi="Times New Roman" w:cs="Times New Roman"/>
+          <w:color w:val="000000" w:themeColor="text1"/>
+        </w:rPr>
+      </w:pPr>
+      <w:r>
+        <w:rPr>
+          <w:rFonts w:ascii="Times New Roman" w:hAnsi="Times New Roman" w:cs="Times New Roman"/>
+          <w:color w:val="000000" w:themeColor="text1"/>
+        </w:rPr>
         <w:t>Dalal, N., &amp; Triggs, B. (2005). Histograms of oriented gradients for human detection. Proceedings of CVPR, 886-893. https://doi.org/10.1109/CVPR.2005.177</w:t>
       </w:r>
     </w:p>
@@ -4712,8 +6949,16 @@
       <w:pPr>
         <w:keepLines/>
         <w:ind w:left="432" w:hanging="432"/>
-      </w:pPr>
-      <w:r>
+        <w:rPr>
+          <w:rFonts w:ascii="Times New Roman" w:hAnsi="Times New Roman" w:cs="Times New Roman"/>
+          <w:color w:val="000000" w:themeColor="text1"/>
+        </w:rPr>
+      </w:pPr>
+      <w:r>
+        <w:rPr>
+          <w:rFonts w:ascii="Times New Roman" w:hAnsi="Times New Roman" w:cs="Times New Roman"/>
+          <w:color w:val="000000" w:themeColor="text1"/>
+        </w:rPr>
         <w:lastRenderedPageBreak/>
         <w:t>Pedregosa, F., et al. (2011). Scikit-learn: Machine learning in Python. Journal of Machine Learning Research, 12, 2825-2830.</w:t>
       </w:r>
@@ -4722,8 +6967,16 @@
       <w:pPr>
         <w:keepLines/>
         <w:ind w:left="432" w:hanging="432"/>
-      </w:pPr>
-      <w:r>
+        <w:rPr>
+          <w:rFonts w:ascii="Times New Roman" w:hAnsi="Times New Roman" w:cs="Times New Roman"/>
+          <w:color w:val="000000" w:themeColor="text1"/>
+        </w:rPr>
+      </w:pPr>
+      <w:r>
+        <w:rPr>
+          <w:rFonts w:ascii="Times New Roman" w:hAnsi="Times New Roman" w:cs="Times New Roman"/>
+          <w:color w:val="000000" w:themeColor="text1"/>
+        </w:rPr>
         <w:t>Zivkovic, Z. (2004). Improved adaptive Gaussian mixture model for background subtraction. Proceedings of ICPR, 28-31. https://doi.org/10.1109/ICPR.2004.1333992</w:t>
       </w:r>
     </w:p>
@@ -4731,8 +6984,16 @@
       <w:pPr>
         <w:keepLines/>
         <w:ind w:left="432" w:hanging="432"/>
-      </w:pPr>
-      <w:r>
+        <w:rPr>
+          <w:rFonts w:ascii="Times New Roman" w:hAnsi="Times New Roman" w:cs="Times New Roman"/>
+          <w:color w:val="000000" w:themeColor="text1"/>
+        </w:rPr>
+      </w:pPr>
+      <w:r>
+        <w:rPr>
+          <w:rFonts w:ascii="Times New Roman" w:hAnsi="Times New Roman" w:cs="Times New Roman"/>
+          <w:color w:val="000000" w:themeColor="text1"/>
+        </w:rPr>
         <w:t>OpenCV. (2026). OpenCV documentation. https://docs.opencv.org/4.x/</w:t>
       </w:r>
     </w:p>
@@ -4740,8 +7001,16 @@
       <w:pPr>
         <w:keepLines/>
         <w:ind w:left="432" w:hanging="432"/>
-      </w:pPr>
-      <w:r>
+        <w:rPr>
+          <w:rFonts w:ascii="Times New Roman" w:hAnsi="Times New Roman" w:cs="Times New Roman"/>
+          <w:color w:val="000000" w:themeColor="text1"/>
+        </w:rPr>
+      </w:pPr>
+      <w:r>
+        <w:rPr>
+          <w:rFonts w:ascii="Times New Roman" w:hAnsi="Times New Roman" w:cs="Times New Roman"/>
+          <w:color w:val="000000" w:themeColor="text1"/>
+        </w:rPr>
         <w:t>Scikit-learn developers. (2026). SVC documentation. https://scikit-learn.org/stable/modules/generated/sklearn.svm.SVC.html</w:t>
       </w:r>
     </w:p>
@@ -4749,8 +7018,16 @@
       <w:pPr>
         <w:keepLines/>
         <w:ind w:left="432" w:hanging="432"/>
-      </w:pPr>
-      <w:r>
+        <w:rPr>
+          <w:rFonts w:ascii="Times New Roman" w:hAnsi="Times New Roman" w:cs="Times New Roman"/>
+          <w:color w:val="000000" w:themeColor="text1"/>
+        </w:rPr>
+      </w:pPr>
+      <w:r>
+        <w:rPr>
+          <w:rFonts w:ascii="Times New Roman" w:hAnsi="Times New Roman" w:cs="Times New Roman"/>
+          <w:color w:val="000000" w:themeColor="text1"/>
+        </w:rPr>
         <w:t>Gradio. (2026). Gradio documentation. https://www.gradio.app/docs</w:t>
       </w:r>
     </w:p>
@@ -4758,21 +7035,47 @@
       <w:pPr>
         <w:keepLines/>
         <w:ind w:left="432" w:hanging="432"/>
-      </w:pPr>
-      <w:r>
+        <w:rPr>
+          <w:rFonts w:ascii="Times New Roman" w:hAnsi="Times New Roman" w:cs="Times New Roman"/>
+          <w:color w:val="000000" w:themeColor="text1"/>
+        </w:rPr>
+      </w:pPr>
+      <w:r>
+        <w:rPr>
+          <w:rFonts w:ascii="Times New Roman" w:hAnsi="Times New Roman" w:cs="Times New Roman"/>
+          <w:color w:val="000000" w:themeColor="text1"/>
+        </w:rPr>
         <w:t>University of Wollongong in Dubai. (2026). CSCI435 project description, Spring 2026.</w:t>
       </w:r>
     </w:p>
     <w:p>
-      <w:r>
+      <w:pPr>
+        <w:rPr>
+          <w:rFonts w:ascii="Times New Roman" w:hAnsi="Times New Roman" w:cs="Times New Roman"/>
+          <w:color w:val="000000" w:themeColor="text1"/>
+        </w:rPr>
+      </w:pPr>
+      <w:r>
+        <w:rPr>
+          <w:rFonts w:ascii="Times New Roman" w:hAnsi="Times New Roman" w:cs="Times New Roman"/>
+          <w:color w:val="000000" w:themeColor="text1"/>
+        </w:rPr>
         <w:br w:type="page"/>
       </w:r>
     </w:p>
     <w:p>
       <w:pPr>
         <w:pStyle w:val="Heading1"/>
-      </w:pPr>
-      <w:r>
+        <w:rPr>
+          <w:rFonts w:ascii="Times New Roman" w:hAnsi="Times New Roman" w:cs="Times New Roman"/>
+          <w:color w:val="000000" w:themeColor="text1"/>
+        </w:rPr>
+      </w:pPr>
+      <w:r>
+        <w:rPr>
+          <w:rFonts w:ascii="Times New Roman" w:hAnsi="Times New Roman" w:cs="Times New Roman"/>
+          <w:color w:val="000000" w:themeColor="text1"/>
+        </w:rPr>
         <w:lastRenderedPageBreak/>
         <w:t>Appendix A - Rubric traceability</w:t>
       </w:r>
@@ -4810,10 +7113,16 @@
           <w:p>
             <w:pPr>
               <w:spacing w:after="0" w:line="240" w:lineRule="auto"/>
+              <w:rPr>
+                <w:rFonts w:ascii="Times New Roman" w:hAnsi="Times New Roman" w:cs="Times New Roman"/>
+                <w:color w:val="000000" w:themeColor="text1"/>
+              </w:rPr>
             </w:pPr>
             <w:r>
               <w:rPr>
+                <w:rFonts w:ascii="Times New Roman" w:hAnsi="Times New Roman" w:cs="Times New Roman"/>
                 <w:b/>
+                <w:color w:val="000000" w:themeColor="text1"/>
                 <w:sz w:val="16"/>
               </w:rPr>
               <w:t>Criterion</w:t>
@@ -4836,10 +7145,16 @@
             <w:pPr>
               <w:spacing w:after="0" w:line="240" w:lineRule="auto"/>
               <w:jc w:val="center"/>
+              <w:rPr>
+                <w:rFonts w:ascii="Times New Roman" w:hAnsi="Times New Roman" w:cs="Times New Roman"/>
+                <w:color w:val="000000" w:themeColor="text1"/>
+              </w:rPr>
             </w:pPr>
             <w:r>
               <w:rPr>
+                <w:rFonts w:ascii="Times New Roman" w:hAnsi="Times New Roman" w:cs="Times New Roman"/>
                 <w:b/>
+                <w:color w:val="000000" w:themeColor="text1"/>
                 <w:sz w:val="16"/>
               </w:rPr>
               <w:t>Marks</w:t>
@@ -4861,10 +7176,16 @@
           <w:p>
             <w:pPr>
               <w:spacing w:after="0" w:line="240" w:lineRule="auto"/>
+              <w:rPr>
+                <w:rFonts w:ascii="Times New Roman" w:hAnsi="Times New Roman" w:cs="Times New Roman"/>
+                <w:color w:val="000000" w:themeColor="text1"/>
+              </w:rPr>
             </w:pPr>
             <w:r>
               <w:rPr>
+                <w:rFonts w:ascii="Times New Roman" w:hAnsi="Times New Roman" w:cs="Times New Roman"/>
                 <w:b/>
+                <w:color w:val="000000" w:themeColor="text1"/>
                 <w:sz w:val="16"/>
               </w:rPr>
               <w:t>Evidence</w:t>
@@ -4890,9 +7211,15 @@
           <w:p>
             <w:pPr>
               <w:spacing w:after="0" w:line="240" w:lineRule="auto"/>
+              <w:rPr>
+                <w:rFonts w:ascii="Times New Roman" w:hAnsi="Times New Roman" w:cs="Times New Roman"/>
+                <w:color w:val="000000" w:themeColor="text1"/>
+              </w:rPr>
             </w:pPr>
             <w:r>
               <w:rPr>
+                <w:rFonts w:ascii="Times New Roman" w:hAnsi="Times New Roman" w:cs="Times New Roman"/>
+                <w:color w:val="000000" w:themeColor="text1"/>
                 <w:sz w:val="16"/>
               </w:rPr>
               <w:t>Four or more tasks</w:t>
@@ -4914,9 +7241,15 @@
             <w:pPr>
               <w:spacing w:after="0" w:line="240" w:lineRule="auto"/>
               <w:jc w:val="center"/>
+              <w:rPr>
+                <w:rFonts w:ascii="Times New Roman" w:hAnsi="Times New Roman" w:cs="Times New Roman"/>
+                <w:color w:val="000000" w:themeColor="text1"/>
+              </w:rPr>
             </w:pPr>
             <w:r>
               <w:rPr>
+                <w:rFonts w:ascii="Times New Roman" w:hAnsi="Times New Roman" w:cs="Times New Roman"/>
+                <w:color w:val="000000" w:themeColor="text1"/>
                 <w:sz w:val="16"/>
               </w:rPr>
               <w:t>15</w:t>
@@ -4937,9 +7270,15 @@
           <w:p>
             <w:pPr>
               <w:spacing w:after="0" w:line="240" w:lineRule="auto"/>
+              <w:rPr>
+                <w:rFonts w:ascii="Times New Roman" w:hAnsi="Times New Roman" w:cs="Times New Roman"/>
+                <w:color w:val="000000" w:themeColor="text1"/>
+              </w:rPr>
             </w:pPr>
             <w:r>
               <w:rPr>
+                <w:rFonts w:ascii="Times New Roman" w:hAnsi="Times New Roman" w:cs="Times New Roman"/>
+                <w:color w:val="000000" w:themeColor="text1"/>
                 <w:sz w:val="16"/>
               </w:rPr>
               <w:t>Six integrated capabilities in VisionSystem; Figures 1 and 6.</w:t>
@@ -4965,9 +7304,15 @@
           <w:p>
             <w:pPr>
               <w:spacing w:after="0" w:line="240" w:lineRule="auto"/>
+              <w:rPr>
+                <w:rFonts w:ascii="Times New Roman" w:hAnsi="Times New Roman" w:cs="Times New Roman"/>
+                <w:color w:val="000000" w:themeColor="text1"/>
+              </w:rPr>
             </w:pPr>
             <w:r>
               <w:rPr>
+                <w:rFonts w:ascii="Times New Roman" w:hAnsi="Times New Roman" w:cs="Times New Roman"/>
+                <w:color w:val="000000" w:themeColor="text1"/>
                 <w:sz w:val="16"/>
               </w:rPr>
               <w:t>Correctness and robustness</w:t>
@@ -4989,9 +7334,15 @@
             <w:pPr>
               <w:spacing w:after="0" w:line="240" w:lineRule="auto"/>
               <w:jc w:val="center"/>
+              <w:rPr>
+                <w:rFonts w:ascii="Times New Roman" w:hAnsi="Times New Roman" w:cs="Times New Roman"/>
+                <w:color w:val="000000" w:themeColor="text1"/>
+              </w:rPr>
             </w:pPr>
             <w:r>
               <w:rPr>
+                <w:rFonts w:ascii="Times New Roman" w:hAnsi="Times New Roman" w:cs="Times New Roman"/>
+                <w:color w:val="000000" w:themeColor="text1"/>
                 <w:sz w:val="16"/>
               </w:rPr>
               <w:t>15</w:t>
@@ -5012,9 +7363,15 @@
           <w:p>
             <w:pPr>
               <w:spacing w:after="0" w:line="240" w:lineRule="auto"/>
+              <w:rPr>
+                <w:rFonts w:ascii="Times New Roman" w:hAnsi="Times New Roman" w:cs="Times New Roman"/>
+                <w:color w:val="000000" w:themeColor="text1"/>
+              </w:rPr>
             </w:pPr>
             <w:r>
               <w:rPr>
+                <w:rFonts w:ascii="Times New Roman" w:hAnsi="Times New Roman" w:cs="Times New Roman"/>
+                <w:color w:val="000000" w:themeColor="text1"/>
                 <w:sz w:val="16"/>
               </w:rPr>
               <w:t>Seven conditions, edge-case assertions and class-aware IoU evaluation; Table 2.</w:t>
@@ -5040,9 +7397,15 @@
           <w:p>
             <w:pPr>
               <w:spacing w:after="0" w:line="240" w:lineRule="auto"/>
+              <w:rPr>
+                <w:rFonts w:ascii="Times New Roman" w:hAnsi="Times New Roman" w:cs="Times New Roman"/>
+                <w:color w:val="000000" w:themeColor="text1"/>
+              </w:rPr>
             </w:pPr>
             <w:r>
               <w:rPr>
+                <w:rFonts w:ascii="Times New Roman" w:hAnsi="Times New Roman" w:cs="Times New Roman"/>
+                <w:color w:val="000000" w:themeColor="text1"/>
                 <w:sz w:val="16"/>
               </w:rPr>
               <w:t>UI and UX</w:t>
@@ -5064,9 +7427,15 @@
             <w:pPr>
               <w:spacing w:after="0" w:line="240" w:lineRule="auto"/>
               <w:jc w:val="center"/>
+              <w:rPr>
+                <w:rFonts w:ascii="Times New Roman" w:hAnsi="Times New Roman" w:cs="Times New Roman"/>
+                <w:color w:val="000000" w:themeColor="text1"/>
+              </w:rPr>
             </w:pPr>
             <w:r>
               <w:rPr>
+                <w:rFonts w:ascii="Times New Roman" w:hAnsi="Times New Roman" w:cs="Times New Roman"/>
+                <w:color w:val="000000" w:themeColor="text1"/>
                 <w:sz w:val="16"/>
               </w:rPr>
               <w:t>10</w:t>
@@ -5087,9 +7456,15 @@
           <w:p>
             <w:pPr>
               <w:spacing w:after="0" w:line="240" w:lineRule="auto"/>
+              <w:rPr>
+                <w:rFonts w:ascii="Times New Roman" w:hAnsi="Times New Roman" w:cs="Times New Roman"/>
+                <w:color w:val="000000" w:themeColor="text1"/>
+              </w:rPr>
             </w:pPr>
             <w:r>
               <w:rPr>
+                <w:rFonts w:ascii="Times New Roman" w:hAnsi="Times New Roman" w:cs="Times New Roman"/>
+                <w:color w:val="000000" w:themeColor="text1"/>
                 <w:sz w:val="16"/>
               </w:rPr>
               <w:t>Verified Gradio image/webcam and video tabs; Figure 2.</w:t>
@@ -5115,9 +7490,15 @@
           <w:p>
             <w:pPr>
               <w:spacing w:after="0" w:line="240" w:lineRule="auto"/>
+              <w:rPr>
+                <w:rFonts w:ascii="Times New Roman" w:hAnsi="Times New Roman" w:cs="Times New Roman"/>
+                <w:color w:val="000000" w:themeColor="text1"/>
+              </w:rPr>
             </w:pPr>
             <w:r>
               <w:rPr>
+                <w:rFonts w:ascii="Times New Roman" w:hAnsi="Times New Roman" w:cs="Times New Roman"/>
+                <w:color w:val="000000" w:themeColor="text1"/>
                 <w:sz w:val="16"/>
               </w:rPr>
               <w:t>Model selection and training</w:t>
@@ -5139,9 +7520,15 @@
             <w:pPr>
               <w:spacing w:after="0" w:line="240" w:lineRule="auto"/>
               <w:jc w:val="center"/>
+              <w:rPr>
+                <w:rFonts w:ascii="Times New Roman" w:hAnsi="Times New Roman" w:cs="Times New Roman"/>
+                <w:color w:val="000000" w:themeColor="text1"/>
+              </w:rPr>
             </w:pPr>
             <w:r>
               <w:rPr>
+                <w:rFonts w:ascii="Times New Roman" w:hAnsi="Times New Roman" w:cs="Times New Roman"/>
+                <w:color w:val="000000" w:themeColor="text1"/>
                 <w:sz w:val="16"/>
               </w:rPr>
               <w:t>10</w:t>
@@ -5162,9 +7549,15 @@
           <w:p>
             <w:pPr>
               <w:spacing w:after="0" w:line="240" w:lineRule="auto"/>
+              <w:rPr>
+                <w:rFonts w:ascii="Times New Roman" w:hAnsi="Times New Roman" w:cs="Times New Roman"/>
+                <w:color w:val="000000" w:themeColor="text1"/>
+              </w:rPr>
             </w:pPr>
             <w:r>
               <w:rPr>
+                <w:rFonts w:ascii="Times New Roman" w:hAnsi="Times New Roman" w:cs="Times New Roman"/>
+                <w:color w:val="000000" w:themeColor="text1"/>
                 <w:sz w:val="16"/>
               </w:rPr>
               <w:t>560 custom images, three-model comparison and saved SVM; Table 1.</w:t>
@@ -5190,9 +7583,15 @@
           <w:p>
             <w:pPr>
               <w:spacing w:after="0" w:line="240" w:lineRule="auto"/>
+              <w:rPr>
+                <w:rFonts w:ascii="Times New Roman" w:hAnsi="Times New Roman" w:cs="Times New Roman"/>
+                <w:color w:val="000000" w:themeColor="text1"/>
+              </w:rPr>
             </w:pPr>
             <w:r>
               <w:rPr>
+                <w:rFonts w:ascii="Times New Roman" w:hAnsi="Times New Roman" w:cs="Times New Roman"/>
+                <w:color w:val="000000" w:themeColor="text1"/>
                 <w:sz w:val="16"/>
               </w:rPr>
               <w:t>Architecture and code quality</w:t>
@@ -5214,9 +7613,15 @@
             <w:pPr>
               <w:spacing w:after="0" w:line="240" w:lineRule="auto"/>
               <w:jc w:val="center"/>
+              <w:rPr>
+                <w:rFonts w:ascii="Times New Roman" w:hAnsi="Times New Roman" w:cs="Times New Roman"/>
+                <w:color w:val="000000" w:themeColor="text1"/>
+              </w:rPr>
             </w:pPr>
             <w:r>
               <w:rPr>
+                <w:rFonts w:ascii="Times New Roman" w:hAnsi="Times New Roman" w:cs="Times New Roman"/>
+                <w:color w:val="000000" w:themeColor="text1"/>
                 <w:sz w:val="16"/>
               </w:rPr>
               <w:t>10</w:t>
@@ -5237,9 +7642,15 @@
           <w:p>
             <w:pPr>
               <w:spacing w:after="0" w:line="240" w:lineRule="auto"/>
+              <w:rPr>
+                <w:rFonts w:ascii="Times New Roman" w:hAnsi="Times New Roman" w:cs="Times New Roman"/>
+                <w:color w:val="000000" w:themeColor="text1"/>
+              </w:rPr>
             </w:pPr>
             <w:r>
               <w:rPr>
+                <w:rFonts w:ascii="Times New Roman" w:hAnsi="Times New Roman" w:cs="Times New Roman"/>
+                <w:color w:val="000000" w:themeColor="text1"/>
                 <w:sz w:val="16"/>
               </w:rPr>
               <w:t>Typed functions/classes, unified notebook, README and architecture diagram.</w:t>
@@ -5265,9 +7676,15 @@
           <w:p>
             <w:pPr>
               <w:spacing w:after="0" w:line="240" w:lineRule="auto"/>
+              <w:rPr>
+                <w:rFonts w:ascii="Times New Roman" w:hAnsi="Times New Roman" w:cs="Times New Roman"/>
+                <w:color w:val="000000" w:themeColor="text1"/>
+              </w:rPr>
             </w:pPr>
             <w:r>
               <w:rPr>
+                <w:rFonts w:ascii="Times New Roman" w:hAnsi="Times New Roman" w:cs="Times New Roman"/>
+                <w:color w:val="000000" w:themeColor="text1"/>
                 <w:sz w:val="16"/>
               </w:rPr>
               <w:t>Performance</w:t>
@@ -5289,9 +7706,15 @@
             <w:pPr>
               <w:spacing w:after="0" w:line="240" w:lineRule="auto"/>
               <w:jc w:val="center"/>
+              <w:rPr>
+                <w:rFonts w:ascii="Times New Roman" w:hAnsi="Times New Roman" w:cs="Times New Roman"/>
+                <w:color w:val="000000" w:themeColor="text1"/>
+              </w:rPr>
             </w:pPr>
             <w:r>
               <w:rPr>
+                <w:rFonts w:ascii="Times New Roman" w:hAnsi="Times New Roman" w:cs="Times New Roman"/>
+                <w:color w:val="000000" w:themeColor="text1"/>
                 <w:sz w:val="16"/>
               </w:rPr>
               <w:t>5</w:t>
@@ -5312,9 +7735,15 @@
           <w:p>
             <w:pPr>
               <w:spacing w:after="0" w:line="240" w:lineRule="auto"/>
+              <w:rPr>
+                <w:rFonts w:ascii="Times New Roman" w:hAnsi="Times New Roman" w:cs="Times New Roman"/>
+                <w:color w:val="000000" w:themeColor="text1"/>
+              </w:rPr>
             </w:pPr>
             <w:r>
               <w:rPr>
+                <w:rFonts w:ascii="Times New Roman" w:hAnsi="Times New Roman" w:cs="Times New Roman"/>
+                <w:color w:val="000000" w:themeColor="text1"/>
                 <w:sz w:val="16"/>
               </w:rPr>
               <w:t>50.1 FPS measured versus 10 FPS requirement; Table 3.</w:t>
@@ -5340,9 +7769,15 @@
           <w:p>
             <w:pPr>
               <w:spacing w:after="0" w:line="240" w:lineRule="auto"/>
+              <w:rPr>
+                <w:rFonts w:ascii="Times New Roman" w:hAnsi="Times New Roman" w:cs="Times New Roman"/>
+                <w:color w:val="000000" w:themeColor="text1"/>
+              </w:rPr>
             </w:pPr>
             <w:r>
               <w:rPr>
+                <w:rFonts w:ascii="Times New Roman" w:hAnsi="Times New Roman" w:cs="Times New Roman"/>
+                <w:color w:val="000000" w:themeColor="text1"/>
                 <w:sz w:val="16"/>
               </w:rPr>
               <w:t>Report quality</w:t>
@@ -5364,9 +7799,15 @@
             <w:pPr>
               <w:spacing w:after="0" w:line="240" w:lineRule="auto"/>
               <w:jc w:val="center"/>
+              <w:rPr>
+                <w:rFonts w:ascii="Times New Roman" w:hAnsi="Times New Roman" w:cs="Times New Roman"/>
+                <w:color w:val="000000" w:themeColor="text1"/>
+              </w:rPr>
             </w:pPr>
             <w:r>
               <w:rPr>
+                <w:rFonts w:ascii="Times New Roman" w:hAnsi="Times New Roman" w:cs="Times New Roman"/>
+                <w:color w:val="000000" w:themeColor="text1"/>
                 <w:sz w:val="16"/>
               </w:rPr>
               <w:t>15</w:t>
@@ -5387,9 +7828,15 @@
           <w:p>
             <w:pPr>
               <w:spacing w:after="0" w:line="240" w:lineRule="auto"/>
+              <w:rPr>
+                <w:rFonts w:ascii="Times New Roman" w:hAnsi="Times New Roman" w:cs="Times New Roman"/>
+                <w:color w:val="000000" w:themeColor="text1"/>
+              </w:rPr>
             </w:pPr>
             <w:r>
               <w:rPr>
+                <w:rFonts w:ascii="Times New Roman" w:hAnsi="Times New Roman" w:cs="Times New Roman"/>
+                <w:color w:val="000000" w:themeColor="text1"/>
                 <w:sz w:val="16"/>
               </w:rPr>
               <w:t>Required sections, diagrams, quantitative results, qualitative examples and critical analysis.</w:t>
@@ -5415,9 +7862,15 @@
           <w:p>
             <w:pPr>
               <w:spacing w:after="0" w:line="240" w:lineRule="auto"/>
+              <w:rPr>
+                <w:rFonts w:ascii="Times New Roman" w:hAnsi="Times New Roman" w:cs="Times New Roman"/>
+                <w:color w:val="000000" w:themeColor="text1"/>
+              </w:rPr>
             </w:pPr>
             <w:r>
               <w:rPr>
+                <w:rFonts w:ascii="Times New Roman" w:hAnsi="Times New Roman" w:cs="Times New Roman"/>
+                <w:color w:val="000000" w:themeColor="text1"/>
                 <w:sz w:val="16"/>
               </w:rPr>
               <w:t>Live demonstration</w:t>
@@ -5439,9 +7892,15 @@
             <w:pPr>
               <w:spacing w:after="0" w:line="240" w:lineRule="auto"/>
               <w:jc w:val="center"/>
+              <w:rPr>
+                <w:rFonts w:ascii="Times New Roman" w:hAnsi="Times New Roman" w:cs="Times New Roman"/>
+                <w:color w:val="000000" w:themeColor="text1"/>
+              </w:rPr>
             </w:pPr>
             <w:r>
               <w:rPr>
+                <w:rFonts w:ascii="Times New Roman" w:hAnsi="Times New Roman" w:cs="Times New Roman"/>
+                <w:color w:val="000000" w:themeColor="text1"/>
                 <w:sz w:val="16"/>
               </w:rPr>
               <w:t>15</w:t>
@@ -5462,9 +7921,15 @@
           <w:p>
             <w:pPr>
               <w:spacing w:after="0" w:line="240" w:lineRule="auto"/>
+              <w:rPr>
+                <w:rFonts w:ascii="Times New Roman" w:hAnsi="Times New Roman" w:cs="Times New Roman"/>
+                <w:color w:val="000000" w:themeColor="text1"/>
+              </w:rPr>
             </w:pPr>
             <w:r>
               <w:rPr>
+                <w:rFonts w:ascii="Times New Roman" w:hAnsi="Times New Roman" w:cs="Times New Roman"/>
+                <w:color w:val="000000" w:themeColor="text1"/>
                 <w:sz w:val="16"/>
               </w:rPr>
               <w:t>Local interface, stable generated examples, 2:05 backup video and defence guide.</w:t>
@@ -5490,9 +7955,15 @@
           <w:p>
             <w:pPr>
               <w:spacing w:after="0" w:line="240" w:lineRule="auto"/>
+              <w:rPr>
+                <w:rFonts w:ascii="Times New Roman" w:hAnsi="Times New Roman" w:cs="Times New Roman"/>
+                <w:color w:val="000000" w:themeColor="text1"/>
+              </w:rPr>
             </w:pPr>
             <w:r>
               <w:rPr>
+                <w:rFonts w:ascii="Times New Roman" w:hAnsi="Times New Roman" w:cs="Times New Roman"/>
+                <w:color w:val="000000" w:themeColor="text1"/>
                 <w:sz w:val="16"/>
               </w:rPr>
               <w:t>Teamwork</w:t>
@@ -5514,9 +7985,15 @@
             <w:pPr>
               <w:spacing w:after="0" w:line="240" w:lineRule="auto"/>
               <w:jc w:val="center"/>
+              <w:rPr>
+                <w:rFonts w:ascii="Times New Roman" w:hAnsi="Times New Roman" w:cs="Times New Roman"/>
+                <w:color w:val="000000" w:themeColor="text1"/>
+              </w:rPr>
             </w:pPr>
             <w:r>
               <w:rPr>
+                <w:rFonts w:ascii="Times New Roman" w:hAnsi="Times New Roman" w:cs="Times New Roman"/>
+                <w:color w:val="000000" w:themeColor="text1"/>
                 <w:sz w:val="16"/>
               </w:rPr>
               <w:t>5</w:t>
@@ -5537,9 +8014,15 @@
           <w:p>
             <w:pPr>
               <w:spacing w:after="0" w:line="240" w:lineRule="auto"/>
+              <w:rPr>
+                <w:rFonts w:ascii="Times New Roman" w:hAnsi="Times New Roman" w:cs="Times New Roman"/>
+                <w:color w:val="000000" w:themeColor="text1"/>
+              </w:rPr>
             </w:pPr>
             <w:r>
               <w:rPr>
+                <w:rFonts w:ascii="Times New Roman" w:hAnsi="Times New Roman" w:cs="Times New Roman"/>
+                <w:color w:val="000000" w:themeColor="text1"/>
                 <w:sz w:val="16"/>
               </w:rPr>
               <w:t>Named coding, documentation and defence responsibilities; Table 4.</w:t>
@@ -5551,8 +8034,16 @@
     <w:p>
       <w:pPr>
         <w:pStyle w:val="Heading1"/>
-      </w:pPr>
-      <w:r>
+        <w:rPr>
+          <w:rFonts w:ascii="Times New Roman" w:hAnsi="Times New Roman" w:cs="Times New Roman"/>
+          <w:color w:val="000000" w:themeColor="text1"/>
+        </w:rPr>
+      </w:pPr>
+      <w:r>
+        <w:rPr>
+          <w:rFonts w:ascii="Times New Roman" w:hAnsi="Times New Roman" w:cs="Times New Roman"/>
+          <w:color w:val="000000" w:themeColor="text1"/>
+        </w:rPr>
         <w:t>Appendix B - Reproduction and defence checklist</w:t>
       </w:r>
     </w:p>
@@ -5560,8 +8051,16 @@
       <w:pPr>
         <w:pStyle w:val="ListBullet"/>
         <w:keepLines/>
-      </w:pPr>
-      <w:r>
+        <w:rPr>
+          <w:rFonts w:ascii="Times New Roman" w:hAnsi="Times New Roman" w:cs="Times New Roman"/>
+          <w:color w:val="000000" w:themeColor="text1"/>
+        </w:rPr>
+      </w:pPr>
+      <w:r>
+        <w:rPr>
+          <w:rFonts w:ascii="Times New Roman" w:hAnsi="Times New Roman" w:cs="Times New Roman"/>
+          <w:color w:val="000000" w:themeColor="text1"/>
+        </w:rPr>
         <w:t>Create a Python 3.12 virtual environment and install requirements.txt.</w:t>
       </w:r>
     </w:p>
@@ -5569,8 +8068,16 @@
       <w:pPr>
         <w:pStyle w:val="ListBullet"/>
         <w:keepLines/>
-      </w:pPr>
-      <w:r>
+        <w:rPr>
+          <w:rFonts w:ascii="Times New Roman" w:hAnsi="Times New Roman" w:cs="Times New Roman"/>
+          <w:color w:val="000000" w:themeColor="text1"/>
+        </w:rPr>
+      </w:pPr>
+      <w:r>
+        <w:rPr>
+          <w:rFonts w:ascii="Times New Roman" w:hAnsi="Times New Roman" w:cs="Times New Roman"/>
+          <w:color w:val="000000" w:themeColor="text1"/>
+        </w:rPr>
         <w:t>Open CSCI435_Project.ipynb and run all cells from top to bottom.</w:t>
       </w:r>
     </w:p>
@@ -5578,8 +8085,16 @@
       <w:pPr>
         <w:pStyle w:val="ListBullet"/>
         <w:keepLines/>
-      </w:pPr>
-      <w:r>
+        <w:rPr>
+          <w:rFonts w:ascii="Times New Roman" w:hAnsi="Times New Roman" w:cs="Times New Roman"/>
+          <w:color w:val="000000" w:themeColor="text1"/>
+        </w:rPr>
+      </w:pPr>
+      <w:r>
+        <w:rPr>
+          <w:rFonts w:ascii="Times New Roman" w:hAnsi="Times New Roman" w:cs="Times New Roman"/>
+          <w:color w:val="000000" w:themeColor="text1"/>
+        </w:rPr>
         <w:t>Confirm that the model comparison, confusion matrix, robustness table and performance assertion appear.</w:t>
       </w:r>
     </w:p>
@@ -5587,8 +8102,16 @@
       <w:pPr>
         <w:pStyle w:val="ListBullet"/>
         <w:keepLines/>
-      </w:pPr>
-      <w:r>
+        <w:rPr>
+          <w:rFonts w:ascii="Times New Roman" w:hAnsi="Times New Roman" w:cs="Times New Roman"/>
+          <w:color w:val="000000" w:themeColor="text1"/>
+        </w:rPr>
+      </w:pPr>
+      <w:r>
+        <w:rPr>
+          <w:rFonts w:ascii="Times New Roman" w:hAnsi="Times New Roman" w:cs="Times New Roman"/>
+          <w:color w:val="000000" w:themeColor="text1"/>
+        </w:rPr>
         <w:t>Open the printed local Gradio URL and process the generated defence image and sample video.</w:t>
       </w:r>
     </w:p>
@@ -5596,8 +8119,16 @@
       <w:pPr>
         <w:pStyle w:val="ListBullet"/>
         <w:keepLines/>
-      </w:pPr>
-      <w:r>
+        <w:rPr>
+          <w:rFonts w:ascii="Times New Roman" w:hAnsi="Times New Roman" w:cs="Times New Roman"/>
+          <w:color w:val="000000" w:themeColor="text1"/>
+        </w:rPr>
+      </w:pPr>
+      <w:r>
+        <w:rPr>
+          <w:rFonts w:ascii="Times New Roman" w:hAnsi="Times New Roman" w:cs="Times New Roman"/>
+          <w:color w:val="000000" w:themeColor="text1"/>
+        </w:rPr>
         <w:t>Show image enhancement, edge overlay, marker boxes, guidance, motion IDs and measured FPS.</w:t>
       </w:r>
     </w:p>
@@ -5605,8 +8136,16 @@
       <w:pPr>
         <w:pStyle w:val="ListBullet"/>
         <w:keepLines/>
-      </w:pPr>
-      <w:r>
+        <w:rPr>
+          <w:rFonts w:ascii="Times New Roman" w:hAnsi="Times New Roman" w:cs="Times New Roman"/>
+          <w:color w:val="000000" w:themeColor="text1"/>
+        </w:rPr>
+      </w:pPr>
+      <w:r>
+        <w:rPr>
+          <w:rFonts w:ascii="Times New Roman" w:hAnsi="Times New Roman" w:cs="Times New Roman"/>
+          <w:color w:val="000000" w:themeColor="text1"/>
+        </w:rPr>
         <w:t>Keep artifacts/CSCI435_Demonstration_Video.mp4 available as the required video and technical-failure backup.</w:t>
       </w:r>
     </w:p>
@@ -5614,8 +8153,16 @@
       <w:pPr>
         <w:pStyle w:val="ListBullet"/>
         <w:keepLines/>
-      </w:pPr>
-      <w:r>
+        <w:rPr>
+          <w:rFonts w:ascii="Times New Roman" w:hAnsi="Times New Roman" w:cs="Times New Roman"/>
+          <w:color w:val="000000" w:themeColor="text1"/>
+        </w:rPr>
+      </w:pPr>
+      <w:r>
+        <w:rPr>
+          <w:rFonts w:ascii="Times New Roman" w:hAnsi="Times New Roman" w:cs="Times New Roman"/>
+          <w:color w:val="000000" w:themeColor="text1"/>
+        </w:rPr>
         <w:t>Push the repository to GitHub or GitLab, grant the lecturer access and place the repository link in the Moodle submission.</w:t>
       </w:r>
     </w:p>
@@ -5942,6 +8489,345 @@
       </w:pPr>
       <w:rPr>
         <w:rFonts w:ascii="Symbol" w:hAnsi="Symbol" w:hint="default"/>
+      </w:rPr>
+    </w:lvl>
+  </w:abstractNum>
+  <w:abstractNum w:abstractNumId="9" w15:restartNumberingAfterBreak="0">
+    <w:nsid w:val="681E2671"/>
+    <w:multiLevelType w:val="hybridMultilevel"/>
+    <w:tmpl w:val="E098B11A"/>
+    <w:lvl w:ilvl="0" w:tplc="4C090001">
+      <w:start w:val="1"/>
+      <w:numFmt w:val="bullet"/>
+      <w:lvlText w:val=""/>
+      <w:lvlJc w:val="left"/>
+      <w:pPr>
+        <w:ind w:left="720" w:hanging="360"/>
+      </w:pPr>
+      <w:rPr>
+        <w:rFonts w:ascii="Symbol" w:hAnsi="Symbol" w:hint="default"/>
+      </w:rPr>
+    </w:lvl>
+    <w:lvl w:ilvl="1" w:tplc="4C090003" w:tentative="1">
+      <w:start w:val="1"/>
+      <w:numFmt w:val="bullet"/>
+      <w:lvlText w:val="o"/>
+      <w:lvlJc w:val="left"/>
+      <w:pPr>
+        <w:ind w:left="1440" w:hanging="360"/>
+      </w:pPr>
+      <w:rPr>
+        <w:rFonts w:ascii="Courier New" w:hAnsi="Courier New" w:cs="Courier New" w:hint="default"/>
+      </w:rPr>
+    </w:lvl>
+    <w:lvl w:ilvl="2" w:tplc="4C090005" w:tentative="1">
+      <w:start w:val="1"/>
+      <w:numFmt w:val="bullet"/>
+      <w:lvlText w:val=""/>
+      <w:lvlJc w:val="left"/>
+      <w:pPr>
+        <w:ind w:left="2160" w:hanging="360"/>
+      </w:pPr>
+      <w:rPr>
+        <w:rFonts w:ascii="Wingdings" w:hAnsi="Wingdings" w:hint="default"/>
+      </w:rPr>
+    </w:lvl>
+    <w:lvl w:ilvl="3" w:tplc="4C090001" w:tentative="1">
+      <w:start w:val="1"/>
+      <w:numFmt w:val="bullet"/>
+      <w:lvlText w:val=""/>
+      <w:lvlJc w:val="left"/>
+      <w:pPr>
+        <w:ind w:left="2880" w:hanging="360"/>
+      </w:pPr>
+      <w:rPr>
+        <w:rFonts w:ascii="Symbol" w:hAnsi="Symbol" w:hint="default"/>
+      </w:rPr>
+    </w:lvl>
+    <w:lvl w:ilvl="4" w:tplc="4C090003" w:tentative="1">
+      <w:start w:val="1"/>
+      <w:numFmt w:val="bullet"/>
+      <w:lvlText w:val="o"/>
+      <w:lvlJc w:val="left"/>
+      <w:pPr>
+        <w:ind w:left="3600" w:hanging="360"/>
+      </w:pPr>
+      <w:rPr>
+        <w:rFonts w:ascii="Courier New" w:hAnsi="Courier New" w:cs="Courier New" w:hint="default"/>
+      </w:rPr>
+    </w:lvl>
+    <w:lvl w:ilvl="5" w:tplc="4C090005" w:tentative="1">
+      <w:start w:val="1"/>
+      <w:numFmt w:val="bullet"/>
+      <w:lvlText w:val=""/>
+      <w:lvlJc w:val="left"/>
+      <w:pPr>
+        <w:ind w:left="4320" w:hanging="360"/>
+      </w:pPr>
+      <w:rPr>
+        <w:rFonts w:ascii="Wingdings" w:hAnsi="Wingdings" w:hint="default"/>
+      </w:rPr>
+    </w:lvl>
+    <w:lvl w:ilvl="6" w:tplc="4C090001" w:tentative="1">
+      <w:start w:val="1"/>
+      <w:numFmt w:val="bullet"/>
+      <w:lvlText w:val=""/>
+      <w:lvlJc w:val="left"/>
+      <w:pPr>
+        <w:ind w:left="5040" w:hanging="360"/>
+      </w:pPr>
+      <w:rPr>
+        <w:rFonts w:ascii="Symbol" w:hAnsi="Symbol" w:hint="default"/>
+      </w:rPr>
+    </w:lvl>
+    <w:lvl w:ilvl="7" w:tplc="4C090003" w:tentative="1">
+      <w:start w:val="1"/>
+      <w:numFmt w:val="bullet"/>
+      <w:lvlText w:val="o"/>
+      <w:lvlJc w:val="left"/>
+      <w:pPr>
+        <w:ind w:left="5760" w:hanging="360"/>
+      </w:pPr>
+      <w:rPr>
+        <w:rFonts w:ascii="Courier New" w:hAnsi="Courier New" w:cs="Courier New" w:hint="default"/>
+      </w:rPr>
+    </w:lvl>
+    <w:lvl w:ilvl="8" w:tplc="4C090005" w:tentative="1">
+      <w:start w:val="1"/>
+      <w:numFmt w:val="bullet"/>
+      <w:lvlText w:val=""/>
+      <w:lvlJc w:val="left"/>
+      <w:pPr>
+        <w:ind w:left="6480" w:hanging="360"/>
+      </w:pPr>
+      <w:rPr>
+        <w:rFonts w:ascii="Wingdings" w:hAnsi="Wingdings" w:hint="default"/>
+      </w:rPr>
+    </w:lvl>
+  </w:abstractNum>
+  <w:abstractNum w:abstractNumId="10" w15:restartNumberingAfterBreak="0">
+    <w:nsid w:val="6C8327FD"/>
+    <w:multiLevelType w:val="hybridMultilevel"/>
+    <w:tmpl w:val="B45E2720"/>
+    <w:lvl w:ilvl="0" w:tplc="4C090001">
+      <w:start w:val="1"/>
+      <w:numFmt w:val="bullet"/>
+      <w:lvlText w:val=""/>
+      <w:lvlJc w:val="left"/>
+      <w:pPr>
+        <w:ind w:left="360" w:hanging="360"/>
+      </w:pPr>
+      <w:rPr>
+        <w:rFonts w:ascii="Symbol" w:hAnsi="Symbol" w:hint="default"/>
+      </w:rPr>
+    </w:lvl>
+    <w:lvl w:ilvl="1" w:tplc="4C090003" w:tentative="1">
+      <w:start w:val="1"/>
+      <w:numFmt w:val="bullet"/>
+      <w:lvlText w:val="o"/>
+      <w:lvlJc w:val="left"/>
+      <w:pPr>
+        <w:ind w:left="1080" w:hanging="360"/>
+      </w:pPr>
+      <w:rPr>
+        <w:rFonts w:ascii="Courier New" w:hAnsi="Courier New" w:cs="Courier New" w:hint="default"/>
+      </w:rPr>
+    </w:lvl>
+    <w:lvl w:ilvl="2" w:tplc="4C090005" w:tentative="1">
+      <w:start w:val="1"/>
+      <w:numFmt w:val="bullet"/>
+      <w:lvlText w:val=""/>
+      <w:lvlJc w:val="left"/>
+      <w:pPr>
+        <w:ind w:left="1800" w:hanging="360"/>
+      </w:pPr>
+      <w:rPr>
+        <w:rFonts w:ascii="Wingdings" w:hAnsi="Wingdings" w:hint="default"/>
+      </w:rPr>
+    </w:lvl>
+    <w:lvl w:ilvl="3" w:tplc="4C090001" w:tentative="1">
+      <w:start w:val="1"/>
+      <w:numFmt w:val="bullet"/>
+      <w:lvlText w:val=""/>
+      <w:lvlJc w:val="left"/>
+      <w:pPr>
+        <w:ind w:left="2520" w:hanging="360"/>
+      </w:pPr>
+      <w:rPr>
+        <w:rFonts w:ascii="Symbol" w:hAnsi="Symbol" w:hint="default"/>
+      </w:rPr>
+    </w:lvl>
+    <w:lvl w:ilvl="4" w:tplc="4C090003" w:tentative="1">
+      <w:start w:val="1"/>
+      <w:numFmt w:val="bullet"/>
+      <w:lvlText w:val="o"/>
+      <w:lvlJc w:val="left"/>
+      <w:pPr>
+        <w:ind w:left="3240" w:hanging="360"/>
+      </w:pPr>
+      <w:rPr>
+        <w:rFonts w:ascii="Courier New" w:hAnsi="Courier New" w:cs="Courier New" w:hint="default"/>
+      </w:rPr>
+    </w:lvl>
+    <w:lvl w:ilvl="5" w:tplc="4C090005" w:tentative="1">
+      <w:start w:val="1"/>
+      <w:numFmt w:val="bullet"/>
+      <w:lvlText w:val=""/>
+      <w:lvlJc w:val="left"/>
+      <w:pPr>
+        <w:ind w:left="3960" w:hanging="360"/>
+      </w:pPr>
+      <w:rPr>
+        <w:rFonts w:ascii="Wingdings" w:hAnsi="Wingdings" w:hint="default"/>
+      </w:rPr>
+    </w:lvl>
+    <w:lvl w:ilvl="6" w:tplc="4C090001" w:tentative="1">
+      <w:start w:val="1"/>
+      <w:numFmt w:val="bullet"/>
+      <w:lvlText w:val=""/>
+      <w:lvlJc w:val="left"/>
+      <w:pPr>
+        <w:ind w:left="4680" w:hanging="360"/>
+      </w:pPr>
+      <w:rPr>
+        <w:rFonts w:ascii="Symbol" w:hAnsi="Symbol" w:hint="default"/>
+      </w:rPr>
+    </w:lvl>
+    <w:lvl w:ilvl="7" w:tplc="4C090003" w:tentative="1">
+      <w:start w:val="1"/>
+      <w:numFmt w:val="bullet"/>
+      <w:lvlText w:val="o"/>
+      <w:lvlJc w:val="left"/>
+      <w:pPr>
+        <w:ind w:left="5400" w:hanging="360"/>
+      </w:pPr>
+      <w:rPr>
+        <w:rFonts w:ascii="Courier New" w:hAnsi="Courier New" w:cs="Courier New" w:hint="default"/>
+      </w:rPr>
+    </w:lvl>
+    <w:lvl w:ilvl="8" w:tplc="4C090005" w:tentative="1">
+      <w:start w:val="1"/>
+      <w:numFmt w:val="bullet"/>
+      <w:lvlText w:val=""/>
+      <w:lvlJc w:val="left"/>
+      <w:pPr>
+        <w:ind w:left="6120" w:hanging="360"/>
+      </w:pPr>
+      <w:rPr>
+        <w:rFonts w:ascii="Wingdings" w:hAnsi="Wingdings" w:hint="default"/>
+      </w:rPr>
+    </w:lvl>
+  </w:abstractNum>
+  <w:abstractNum w:abstractNumId="11" w15:restartNumberingAfterBreak="0">
+    <w:nsid w:val="7389291B"/>
+    <w:multiLevelType w:val="hybridMultilevel"/>
+    <w:tmpl w:val="37F2CE42"/>
+    <w:lvl w:ilvl="0" w:tplc="4C090001">
+      <w:start w:val="1"/>
+      <w:numFmt w:val="bullet"/>
+      <w:lvlText w:val=""/>
+      <w:lvlJc w:val="left"/>
+      <w:pPr>
+        <w:ind w:left="720" w:hanging="360"/>
+      </w:pPr>
+      <w:rPr>
+        <w:rFonts w:ascii="Symbol" w:hAnsi="Symbol" w:hint="default"/>
+      </w:rPr>
+    </w:lvl>
+    <w:lvl w:ilvl="1" w:tplc="4C090003" w:tentative="1">
+      <w:start w:val="1"/>
+      <w:numFmt w:val="bullet"/>
+      <w:lvlText w:val="o"/>
+      <w:lvlJc w:val="left"/>
+      <w:pPr>
+        <w:ind w:left="1440" w:hanging="360"/>
+      </w:pPr>
+      <w:rPr>
+        <w:rFonts w:ascii="Courier New" w:hAnsi="Courier New" w:cs="Courier New" w:hint="default"/>
+      </w:rPr>
+    </w:lvl>
+    <w:lvl w:ilvl="2" w:tplc="4C090005" w:tentative="1">
+      <w:start w:val="1"/>
+      <w:numFmt w:val="bullet"/>
+      <w:lvlText w:val=""/>
+      <w:lvlJc w:val="left"/>
+      <w:pPr>
+        <w:ind w:left="2160" w:hanging="360"/>
+      </w:pPr>
+      <w:rPr>
+        <w:rFonts w:ascii="Wingdings" w:hAnsi="Wingdings" w:hint="default"/>
+      </w:rPr>
+    </w:lvl>
+    <w:lvl w:ilvl="3" w:tplc="4C090001" w:tentative="1">
+      <w:start w:val="1"/>
+      <w:numFmt w:val="bullet"/>
+      <w:lvlText w:val=""/>
+      <w:lvlJc w:val="left"/>
+      <w:pPr>
+        <w:ind w:left="2880" w:hanging="360"/>
+      </w:pPr>
+      <w:rPr>
+        <w:rFonts w:ascii="Symbol" w:hAnsi="Symbol" w:hint="default"/>
+      </w:rPr>
+    </w:lvl>
+    <w:lvl w:ilvl="4" w:tplc="4C090003" w:tentative="1">
+      <w:start w:val="1"/>
+      <w:numFmt w:val="bullet"/>
+      <w:lvlText w:val="o"/>
+      <w:lvlJc w:val="left"/>
+      <w:pPr>
+        <w:ind w:left="3600" w:hanging="360"/>
+      </w:pPr>
+      <w:rPr>
+        <w:rFonts w:ascii="Courier New" w:hAnsi="Courier New" w:cs="Courier New" w:hint="default"/>
+      </w:rPr>
+    </w:lvl>
+    <w:lvl w:ilvl="5" w:tplc="4C090005" w:tentative="1">
+      <w:start w:val="1"/>
+      <w:numFmt w:val="bullet"/>
+      <w:lvlText w:val=""/>
+      <w:lvlJc w:val="left"/>
+      <w:pPr>
+        <w:ind w:left="4320" w:hanging="360"/>
+      </w:pPr>
+      <w:rPr>
+        <w:rFonts w:ascii="Wingdings" w:hAnsi="Wingdings" w:hint="default"/>
+      </w:rPr>
+    </w:lvl>
+    <w:lvl w:ilvl="6" w:tplc="4C090001" w:tentative="1">
+      <w:start w:val="1"/>
+      <w:numFmt w:val="bullet"/>
+      <w:lvlText w:val=""/>
+      <w:lvlJc w:val="left"/>
+      <w:pPr>
+        <w:ind w:left="5040" w:hanging="360"/>
+      </w:pPr>
+      <w:rPr>
+        <w:rFonts w:ascii="Symbol" w:hAnsi="Symbol" w:hint="default"/>
+      </w:rPr>
+    </w:lvl>
+    <w:lvl w:ilvl="7" w:tplc="4C090003" w:tentative="1">
+      <w:start w:val="1"/>
+      <w:numFmt w:val="bullet"/>
+      <w:lvlText w:val="o"/>
+      <w:lvlJc w:val="left"/>
+      <w:pPr>
+        <w:ind w:left="5760" w:hanging="360"/>
+      </w:pPr>
+      <w:rPr>
+        <w:rFonts w:ascii="Courier New" w:hAnsi="Courier New" w:cs="Courier New" w:hint="default"/>
+      </w:rPr>
+    </w:lvl>
+    <w:lvl w:ilvl="8" w:tplc="4C090005" w:tentative="1">
+      <w:start w:val="1"/>
+      <w:numFmt w:val="bullet"/>
+      <w:lvlText w:val=""/>
+      <w:lvlJc w:val="left"/>
+      <w:pPr>
+        <w:ind w:left="6480" w:hanging="360"/>
+      </w:pPr>
+      <w:rPr>
+        <w:rFonts w:ascii="Wingdings" w:hAnsi="Wingdings" w:hint="default"/>
       </w:rPr>
     </w:lvl>
   </w:abstractNum>
@@ -5971,6 +8857,15 @@
   </w:num>
   <w:num w:numId="9" w16cid:durableId="858011501">
     <w:abstractNumId w:val="0"/>
+  </w:num>
+  <w:num w:numId="10" w16cid:durableId="1974403220">
+    <w:abstractNumId w:val="9"/>
+  </w:num>
+  <w:num w:numId="11" w16cid:durableId="719403931">
+    <w:abstractNumId w:val="11"/>
+  </w:num>
+  <w:num w:numId="12" w16cid:durableId="221403054">
+    <w:abstractNumId w:val="10"/>
   </w:num>
 </w:numbering>
 </file>
